--- a/Clinical Medicine and Surgery I Exam 4/cms-exam-4-clin-med-pro-guide.docx
+++ b/Clinical Medicine and Surgery I Exam 4/cms-exam-4-clin-med-pro-guide.docx
@@ -9553,7 +9553,7 @@
           <w:b w:val="0"/>
           <w:i w:val="0"/>
         </w:rPr>
-        <w:t xml:space="preserve"> Slide corrections from the lecture to be added. Dr. Carter said in class that some of these slides contain mistakes; facts the slides contradict are not keyed below until the lecture transcript settles them.</w:t>
+        <w:t xml:space="preserve"> Corrections from the lecture (25 September): Dr. Carter struck two slide errors in class. Slide 28: the aortic regurgitation murmur is a high-pitched blowing DIASTOLIC murmur, not holosystolic. Slide 29: echocardiography determines the cause of AORTIC regurgitation (aortic root dilation, dissection), not mitral regurgitation. Not keyed: which leaflet flutters on echo (slide 29; he changed mitral to aortic, against standard teaching), valve type by age (slide 74), the mitral stenosis maneuvers (slide 38 Valsalva), the overlapping mild and moderate mitral stenosis bands (slide 40), and pulmonic regurgitation "almost always congenital" (slide 64; he gave iatrogenic as the most common cause). Deck errors he did not mention: slide 44 labels the mitral regurgitation definition "Mitral Stenosis"; slide 52 lists aortic balloon valvuloplasty for children under mitral regurgitation; slide 53 says "MS" on the mitral regurgitation referral slide; slide 65 gives tricuspid inflow "from the LA" (it is right atrium to right ventricle, slide 66); slide 31 lists dobutamine as a vasodilator (it is an inotrope). He also said a tricuspid question is as likely on the test as an aortic one, grading is tested only for aortic and mitral stenosis (plus severe regurgitation = regurgitant fraction 50% or more), and the suffusion sign is not tested.</w:t>
       </w:r>
     </w:p>
     <w:p>
@@ -9568,217 +9568,11 @@
         <w:t>Aortic stenosis</w:t>
       </w:r>
       <w:r>
-        <w:br/>
-      </w:r>
-      <w:r>
-        <w:rPr>
-          <w:b w:val="0"/>
-          <w:i w:val="0"/>
-        </w:rPr>
-        <w:t>Name of Condition</w:t>
-      </w:r>
-      <w:r>
-        <w:rPr>
-          <w:b w:val="0"/>
-          <w:i w:val="0"/>
-        </w:rPr>
-        <w:t xml:space="preserve">Aortic stenosis (AS) </w:t>
-      </w:r>
-      <w:r>
-        <w:rPr>
-          <w:b w:val="0"/>
-          <w:i w:val="0"/>
-        </w:rPr>
-        <w:t>Slide 11</w:t>
-      </w:r>
-      <w:r>
-        <w:rPr>
-          <w:b w:val="0"/>
-          <w:i w:val="0"/>
-        </w:rPr>
-        <w:t>Definition</w:t>
-      </w:r>
-      <w:r>
-        <w:rPr>
-          <w:b w:val="0"/>
-          <w:i w:val="0"/>
-        </w:rPr>
-        <w:t xml:space="preserve">Obstruction of left ventricular outflow across the aortic valve; the most common valvular disease </w:t>
-      </w:r>
-      <w:r>
-        <w:rPr>
-          <w:b w:val="0"/>
-          <w:i w:val="0"/>
-        </w:rPr>
-        <w:t>Slide 11</w:t>
-      </w:r>
-      <w:r>
-        <w:rPr>
-          <w:b w:val="0"/>
-          <w:i w:val="0"/>
-        </w:rPr>
-        <w:t>Etiology (cause)</w:t>
-      </w:r>
-      <w:r>
-        <w:rPr>
-          <w:b w:val="0"/>
-          <w:i w:val="0"/>
-        </w:rPr>
-        <w:t xml:space="preserve">Degenerative (atherosclerosis: hyperlipidemia, diabetes, smoking): most common cause over age 70; congenital bicuspid aortic valve: most common cause under 70; acquired: rheumatic heart disease (autoimmune reaction to group A beta-hemolytic streptococci), endocarditis </w:t>
-      </w:r>
-      <w:r>
-        <w:rPr>
-          <w:b w:val="0"/>
-          <w:i w:val="0"/>
-        </w:rPr>
-        <w:t>Slide 12</w:t>
-      </w:r>
-      <w:r>
-        <w:rPr>
-          <w:b w:val="0"/>
-          <w:i w:val="0"/>
-        </w:rPr>
-        <w:t>Epidemiology (who)</w:t>
-      </w:r>
-      <w:r>
-        <w:rPr>
-          <w:b w:val="0"/>
-          <w:i w:val="0"/>
-        </w:rPr>
-        <w:t xml:space="preserve">80% of symptomatic AS patients are men; present in 25% of patients over 65 and 35% over 70; 10–20% progress to significant AS within 10–15 years </w:t>
-      </w:r>
-      <w:r>
-        <w:rPr>
-          <w:b w:val="0"/>
-          <w:i w:val="0"/>
-        </w:rPr>
-        <w:t>Slide 13</w:t>
-      </w:r>
-      <w:r>
-        <w:rPr>
-          <w:b w:val="0"/>
-          <w:i w:val="0"/>
-        </w:rPr>
-        <w:t>Risk Factors</w:t>
-      </w:r>
-      <w:r>
-        <w:rPr>
-          <w:b w:val="0"/>
-          <w:i w:val="0"/>
-        </w:rPr>
-        <w:t xml:space="preserve">Hypertension; hyperlipidemia; smoking </w:t>
-      </w:r>
-      <w:r>
-        <w:rPr>
-          <w:b w:val="0"/>
-          <w:i w:val="0"/>
-        </w:rPr>
-        <w:t>Slide 13</w:t>
-      </w:r>
-      <w:r>
-        <w:rPr>
-          <w:b w:val="0"/>
-          <w:i w:val="0"/>
-        </w:rPr>
-        <w:t>Pathology</w:t>
-      </w:r>
-      <w:r>
-        <w:rPr>
-          <w:b w:val="0"/>
-          <w:i w:val="0"/>
-        </w:rPr>
-        <w:t xml:space="preserve">LV (left ventricular) outflow obstruction → LV pressure overload → myocyte remodeling → concentric LVH (left ventricular hypertrophy) → diastolic HF (heart failure) with preserved ejection fraction </w:t>
-      </w:r>
-      <w:r>
-        <w:rPr>
-          <w:b w:val="0"/>
-          <w:i w:val="0"/>
-        </w:rPr>
-        <w:t>Slides 14, 15</w:t>
-      </w:r>
-      <w:r>
-        <w:rPr>
-          <w:b w:val="0"/>
-          <w:i w:val="0"/>
-        </w:rPr>
-        <w:t>Clinical Manifestation</w:t>
-      </w:r>
-      <w:r>
-        <w:rPr>
-          <w:b w:val="0"/>
-          <w:i w:val="0"/>
-        </w:rPr>
-        <w:t xml:space="preserve">Symptoms rare until orifice ~1 cm (normal 3–4 cm), age 60–80; insidious. Cardinal symptoms with survival: angina 5 y, syncope 3 y (both usually exertional), CHF (congestive heart failure)/exertional dyspnea 2 y (most common, worst prognosis). Harsh systolic ejection crescendo-decrescendo murmur at 2nd right ICS (intercostal space)/RUSB (right upper sternal border), radiates to carotids; decreased by Valsalva, standing, handgrip; increased by squatting, sitting forward. Forceful LV apex beat with delayed/weak carotid pulse suggests severe AS </w:t>
-      </w:r>
-      <w:r>
-        <w:rPr>
-          <w:b w:val="0"/>
-          <w:i w:val="0"/>
-        </w:rPr>
-        <w:t>Slides 16, 17, 22</w:t>
-      </w:r>
-      <w:r>
-        <w:rPr>
-          <w:b w:val="0"/>
-          <w:i w:val="0"/>
-        </w:rPr>
-        <w:t>Diagnosis</w:t>
-      </w:r>
-      <w:r>
-        <w:rPr>
-          <w:b w:val="0"/>
-          <w:i w:val="0"/>
-        </w:rPr>
-        <w:t xml:space="preserve">ECG (electrocardiogram): LVH in severe AS (low sensitivity); TTE (transthoracic echocardiogram): thickened, calcified leaflets, reduced systolic opening, LVH; TEE (transesophageal echocardiogram) useful for congenital; left heart catheterization definitive. Severe: area &lt;1.0 cm, mean gradient &gt;40 mmHg, jet velocity &gt;4.0 m/s; moderate area 1.0–1.5 cm, gradient 25–40 mmHg; mild area &gt;1.5 cm, gradient &lt;25 mmHg. Exertional chest pressure, shortness of breath or syncope → echo </w:t>
-      </w:r>
-      <w:r>
-        <w:rPr>
-          <w:b w:val="0"/>
-          <w:i w:val="0"/>
-        </w:rPr>
-        <w:t>Slides 18, 19, 22</w:t>
-      </w:r>
-      <w:r>
-        <w:rPr>
-          <w:b w:val="0"/>
-          <w:i w:val="0"/>
-        </w:rPr>
-        <w:t>Treatment/Therapy</w:t>
-      </w:r>
-      <w:r>
-        <w:rPr>
-          <w:b w:val="0"/>
-          <w:i w:val="0"/>
-        </w:rPr>
-        <w:t xml:space="preserve">Medical therapy not effective (mild/moderate only); preload dependent: avoid strenuous activity/competitive sports, dehydration, hypovolemia; if hypertension avoid beta blockers and calcium channel blockers; if angina avoid nitrates. Surgery if severe AS AND symptomatic LV systolic dysfunction, or bicuspid valve: TAVR (transcatheter aortic valve replacement); mechanical valve (lifelong anticoagulation) vs biological (none); children/young adults: PABV (percutaneous aortic balloon valvuloplasty). Refer all AS on echo to cardiology </w:t>
-      </w:r>
-      <w:r>
-        <w:rPr>
-          <w:b w:val="0"/>
-          <w:i w:val="0"/>
-        </w:rPr>
-        <w:t>Slides 20, 21, 22</w:t>
-      </w:r>
-      <w:r>
-        <w:rPr>
-          <w:b w:val="0"/>
-          <w:i w:val="0"/>
-        </w:rPr>
-        <w:t>Mortality ★</w:t>
-      </w:r>
-      <w:r>
-        <w:rPr>
-          <w:b w:val="0"/>
-          <w:i w:val="0"/>
-        </w:rPr>
-        <w:t xml:space="preserve">Symptomatic AS 3-year mortality 75%; prognosis severely worsens once symptomatic; survival after onset: angina 5 y, syncope 3 y, CHF 2 y; average age of death 63 (graph) </w:t>
-      </w:r>
-      <w:r>
-        <w:rPr>
-          <w:b w:val="0"/>
-          <w:i w:val="0"/>
-        </w:rPr>
-        <w:t>Slides 16, 22</w:t>
+        <w:rPr>
+          <w:b w:val="0"/>
+          <w:i w:val="0"/>
+        </w:rPr>
+        <w:t>★ Professor emphasized</w:t>
       </w:r>
     </w:p>
     <w:p>
@@ -9790,213 +9584,7 @@
           <w:b w:val="0"/>
           <w:i w:val="0"/>
         </w:rPr>
-        <w:t>Aortic regurgitation</w:t>
-      </w:r>
-      <w:r>
-        <w:rPr>
-          <w:b w:val="0"/>
-          <w:i w:val="0"/>
-        </w:rPr>
-        <w:t>2 not covered</w:t>
-      </w:r>
-      <w:r>
-        <w:br/>
-      </w:r>
-      <w:r>
-        <w:rPr>
-          <w:b w:val="0"/>
-          <w:i w:val="0"/>
-        </w:rPr>
-        <w:t>Name of Condition</w:t>
-      </w:r>
-      <w:r>
-        <w:rPr>
-          <w:b w:val="0"/>
-          <w:i w:val="0"/>
-        </w:rPr>
-        <w:t xml:space="preserve">Aortic regurgitation / insufficiency (AR) </w:t>
-      </w:r>
-      <w:r>
-        <w:rPr>
-          <w:b w:val="0"/>
-          <w:i w:val="0"/>
-        </w:rPr>
-        <w:t>Slide 23</w:t>
-      </w:r>
-      <w:r>
-        <w:rPr>
-          <w:b w:val="0"/>
-          <w:i w:val="0"/>
-        </w:rPr>
-        <w:t>Definition</w:t>
-      </w:r>
-      <w:r>
-        <w:rPr>
-          <w:b w:val="0"/>
-          <w:i w:val="0"/>
-        </w:rPr>
-        <w:t xml:space="preserve">Incomplete aortic valve closure causing blood to flow back into the LV (left ventricle) </w:t>
-      </w:r>
-      <w:r>
-        <w:rPr>
-          <w:b w:val="0"/>
-          <w:i w:val="0"/>
-        </w:rPr>
-        <w:t>Slide 23</w:t>
-      </w:r>
-      <w:r>
-        <w:rPr>
-          <w:b w:val="0"/>
-          <w:i w:val="0"/>
-        </w:rPr>
-        <w:t>Etiology (cause)</w:t>
-      </w:r>
-      <w:r>
-        <w:rPr>
-          <w:b w:val="0"/>
-          <w:i w:val="0"/>
-        </w:rPr>
-        <w:t xml:space="preserve">Valve disease, aortic root disease or both. Valvular: congenital bicuspid, endocarditis, rheumatic fever, myxomatous (collagen), trauma, syphilis, ankylosing spondylitis. Root: aortic dissection, cystic medial degeneration, Marfan syndrome, nonsyndromic familial aneurysm, aortitis, hypertension. Acute AR: myocardial infarction, endocarditis, aortic dissection, trauma </w:t>
-      </w:r>
-      <w:r>
-        <w:rPr>
-          <w:b w:val="0"/>
-          <w:i w:val="0"/>
-        </w:rPr>
-        <w:t>Slides 24, 26</w:t>
-      </w:r>
-      <w:r>
-        <w:rPr>
-          <w:b w:val="0"/>
-          <w:i w:val="0"/>
-        </w:rPr>
-        <w:t>Epidemiology (who)</w:t>
-      </w:r>
-      <w:r>
-        <w:rPr>
-          <w:b w:val="0"/>
-          <w:i w:val="0"/>
-        </w:rPr>
-        <w:t>Not covered in the lecture</w:t>
-      </w:r>
-      <w:r>
-        <w:rPr>
-          <w:b w:val="0"/>
-          <w:i w:val="0"/>
-        </w:rPr>
-        <w:t>Risk Factors</w:t>
-      </w:r>
-      <w:r>
-        <w:rPr>
-          <w:b w:val="0"/>
-          <w:i w:val="0"/>
-        </w:rPr>
-        <w:t>Not covered in the lecture</w:t>
-      </w:r>
-      <w:r>
-        <w:rPr>
-          <w:b w:val="0"/>
-          <w:i w:val="0"/>
-        </w:rPr>
-        <w:t>Pathology</w:t>
-      </w:r>
-      <w:r>
-        <w:rPr>
-          <w:b w:val="0"/>
-          <w:i w:val="0"/>
-        </w:rPr>
-        <w:t xml:space="preserve">Incomplete closure → diastolic backflow into LV → eccentric hypertrophy and dilation → LV dilation (systolic HF (heart failure)) → HF with reduced ejection fraction </w:t>
-      </w:r>
-      <w:r>
-        <w:rPr>
-          <w:b w:val="0"/>
-          <w:i w:val="0"/>
-        </w:rPr>
-        <w:t>Slide 25</w:t>
-      </w:r>
-      <w:r>
-        <w:rPr>
-          <w:b w:val="0"/>
-          <w:i w:val="0"/>
-        </w:rPr>
-        <w:t>Clinical Manifestation</w:t>
-      </w:r>
-      <w:r>
-        <w:rPr>
-          <w:b w:val="0"/>
-          <w:i w:val="0"/>
-        </w:rPr>
-        <w:t xml:space="preserve">Acute: cardiogenic shock, pulmonary edema. Chronic: asymptomatic 10–15 years until decompensation; CHF (congestive heart failure) symptoms (exertional sinus tachycardia, exertional dyspnea, orthopnea, PND (paroxysmal nocturnal dyspnea), diaphoresis, anginal pain). High-pitched blowing murmur at 3rd ICS (intercostal space)/LUSB (left upper sternal border), radiates to apex, severity proportional to duration, displaced PMI (point of maximal impulse); decreased by Valsalva, standing; increased by squatting, sitting forward, handgrip. de Musset sign (head bobbing); Corrigan pulse (water hammer or collapsing pulse: very rapid upstroke then rapid collapse); bounding pulses, wide pulse pressure, thrills </w:t>
-      </w:r>
-      <w:r>
-        <w:rPr>
-          <w:b w:val="0"/>
-          <w:i w:val="0"/>
-        </w:rPr>
-        <w:t>Slides 26, 27, 28</w:t>
-      </w:r>
-      <w:r>
-        <w:rPr>
-          <w:b w:val="0"/>
-          <w:i w:val="0"/>
-        </w:rPr>
-        <w:t>Diagnosis</w:t>
-      </w:r>
-      <w:r>
-        <w:rPr>
-          <w:b w:val="0"/>
-          <w:i w:val="0"/>
-        </w:rPr>
-        <w:t xml:space="preserve">ECG (electrocardiogram): LVH (left ventricular hypertrophy) in chronic AR, non-specific; echo: diastolic fluttering of the anterior mitral leaflet from the regurgitant jet; catheterization definitive but not necessary. Severity: mild &lt;0.1 cm² / &lt;30 mL per beat / &lt;30% regurgitant fraction; moderate 0.10–0.29 / 30–59 / 30–49%; severe &gt;0.30 / &gt;60 / &gt;50% </w:t>
-      </w:r>
-      <w:r>
-        <w:rPr>
-          <w:b w:val="0"/>
-          <w:i w:val="0"/>
-        </w:rPr>
-        <w:t>Slides 29, 30</w:t>
-      </w:r>
-      <w:r>
-        <w:rPr>
-          <w:b w:val="0"/>
-          <w:i w:val="0"/>
-        </w:rPr>
-        <w:t>Treatment/Therapy</w:t>
-      </w:r>
-      <w:r>
-        <w:rPr>
-          <w:b w:val="0"/>
-          <w:i w:val="0"/>
-        </w:rPr>
-        <w:t xml:space="preserve">AR with HF with preserved ejection fraction or asymptomatic: afterload reduction (ACE inhibitor (angiotensin-converting enzyme inhibitor)/ARB (angiotensin receptor blocker), dihydropyridine calcium channel blockers, hydralazine). Acute severe AR: emergency valve replacement/repair (ideally &lt;24 h); if delayed, ICU IV diuretics plus nitroprusside and dobutamine. Chronic AR with mildly reduced or reduced ejection fraction (symptomatic or not): surgical candidate. Refer any audible murmur; dilated aortic root monitored by cardiology </w:t>
-      </w:r>
-      <w:r>
-        <w:rPr>
-          <w:b w:val="0"/>
-          <w:i w:val="0"/>
-        </w:rPr>
-        <w:t>Slides 31, 32</w:t>
-      </w:r>
-      <w:r>
-        <w:rPr>
-          <w:b w:val="0"/>
-          <w:i w:val="0"/>
-        </w:rPr>
-        <w:t>Mortality ★</w:t>
-      </w:r>
-      <w:r>
-        <w:rPr>
-          <w:b w:val="0"/>
-          <w:i w:val="0"/>
-        </w:rPr>
-        <w:t xml:space="preserve">"Survival rate 2–3 yrs" stated for chronic AR with mildly reduced or reduced ejection fraction (context unclear) </w:t>
-      </w:r>
-      <w:r>
-        <w:rPr>
-          <w:b w:val="0"/>
-          <w:i w:val="0"/>
-        </w:rPr>
-        <w:t>Slide 31</w:t>
+        <w:t>★ Severe = area under 1.0, mean gradient over 40, jet over 4 ("4, 40 and 1"); angina 5 / syncope 3 / heart failure 2 years; preload dependent</w:t>
       </w:r>
     </w:p>
     <w:p>
@@ -10008,23 +9596,6 @@
           <w:b w:val="0"/>
           <w:i w:val="0"/>
         </w:rPr>
-        <w:t>Mitral stenosis</w:t>
-      </w:r>
-      <w:r>
-        <w:rPr>
-          <w:b w:val="0"/>
-          <w:i w:val="0"/>
-        </w:rPr>
-        <w:t>1 not covered</w:t>
-      </w:r>
-      <w:r>
-        <w:br/>
-      </w:r>
-      <w:r>
-        <w:rPr>
-          <w:b w:val="0"/>
-          <w:i w:val="0"/>
-        </w:rPr>
         <w:t>Name of Condition</w:t>
       </w:r>
       <w:r>
@@ -10032,14 +9603,14 @@
           <w:b w:val="0"/>
           <w:i w:val="0"/>
         </w:rPr>
-        <w:t xml:space="preserve">Mitral stenosis (MS) </w:t>
-      </w:r>
-      <w:r>
-        <w:rPr>
-          <w:b w:val="0"/>
-          <w:i w:val="0"/>
-        </w:rPr>
-        <w:t>Slide 33</w:t>
+        <w:t xml:space="preserve">Aortic stenosis (AS) </w:t>
+      </w:r>
+      <w:r>
+        <w:rPr>
+          <w:b w:val="0"/>
+          <w:i w:val="0"/>
+        </w:rPr>
+        <w:t>Slide 11</w:t>
       </w:r>
       <w:r>
         <w:rPr>
@@ -10053,14 +9624,14 @@
           <w:b w:val="0"/>
           <w:i w:val="0"/>
         </w:rPr>
-        <w:t xml:space="preserve">Obstruction of left atrial outflow across the mitral valve </w:t>
-      </w:r>
-      <w:r>
-        <w:rPr>
-          <w:b w:val="0"/>
-          <w:i w:val="0"/>
-        </w:rPr>
-        <w:t>Slide 33</w:t>
+        <w:t xml:space="preserve">Obstruction of left ventricular outflow across the aortic valve; the most common valvular disease </w:t>
+      </w:r>
+      <w:r>
+        <w:rPr>
+          <w:b w:val="0"/>
+          <w:i w:val="0"/>
+        </w:rPr>
+        <w:t>Slide 11</w:t>
       </w:r>
       <w:r>
         <w:rPr>
@@ -10074,14 +9645,14 @@
           <w:b w:val="0"/>
           <w:i w:val="0"/>
         </w:rPr>
-        <w:t xml:space="preserve">Rheumatic heart disease: most common cause </w:t>
-      </w:r>
-      <w:r>
-        <w:rPr>
-          <w:b w:val="0"/>
-          <w:i w:val="0"/>
-        </w:rPr>
-        <w:t>Slide 34</w:t>
+        <w:t xml:space="preserve">Degenerative (atherosclerosis: hyperlipidemia, diabetes, smoking): most common cause over age 70; congenital bicuspid aortic valve: most common cause under 70; acquired: rheumatic heart disease (autoimmune reaction to group A beta-hemolytic streptococci), endocarditis </w:t>
+      </w:r>
+      <w:r>
+        <w:rPr>
+          <w:b w:val="0"/>
+          <w:i w:val="0"/>
+        </w:rPr>
+        <w:t>Slide 12</w:t>
       </w:r>
       <w:r>
         <w:rPr>
@@ -10095,14 +9666,14 @@
           <w:b w:val="0"/>
           <w:i w:val="0"/>
         </w:rPr>
-        <w:t xml:space="preserve">80% of MS due to rheumatic fever are women; usually diagnosed ~20 years after rheumatic fever; rare in developed countries (less rheumatic fever) </w:t>
-      </w:r>
-      <w:r>
-        <w:rPr>
-          <w:b w:val="0"/>
-          <w:i w:val="0"/>
-        </w:rPr>
-        <w:t>Slide 34</w:t>
+        <w:t xml:space="preserve">80% of symptomatic AS patients are men; present in 25% of patients over 65 and 35% over 70; 10–20% progress to significant AS within 10–15 years </w:t>
+      </w:r>
+      <w:r>
+        <w:rPr>
+          <w:b w:val="0"/>
+          <w:i w:val="0"/>
+        </w:rPr>
+        <w:t>Slide 13</w:t>
       </w:r>
       <w:r>
         <w:rPr>
@@ -10116,14 +9687,14 @@
           <w:b w:val="0"/>
           <w:i w:val="0"/>
         </w:rPr>
-        <w:t xml:space="preserve">Rheumatic fever </w:t>
-      </w:r>
-      <w:r>
-        <w:rPr>
-          <w:b w:val="0"/>
-          <w:i w:val="0"/>
-        </w:rPr>
-        <w:t>Slide 34</w:t>
+        <w:t xml:space="preserve">Hypertension; hyperlipidemia; smoking </w:t>
+      </w:r>
+      <w:r>
+        <w:rPr>
+          <w:b w:val="0"/>
+          <w:i w:val="0"/>
+        </w:rPr>
+        <w:t>Slide 13</w:t>
       </w:r>
       <w:r>
         <w:rPr>
@@ -10137,14 +9708,14 @@
           <w:b w:val="0"/>
           <w:i w:val="0"/>
         </w:rPr>
-        <w:t xml:space="preserve">Thickened, immobile leaflets narrow the orifice → raised LA (left atrial) size/pressure → AF (atrial fibrillation; thromboembolism risk) → pulmonary vasoconstriction, raised pulmonary artery pressure, RV (right ventricular) pressure overload → right HF (heart failure); HF with preserved ejection fraction </w:t>
-      </w:r>
-      <w:r>
-        <w:rPr>
-          <w:b w:val="0"/>
-          <w:i w:val="0"/>
-        </w:rPr>
-        <w:t>Slides 35, 36</w:t>
+        <w:t xml:space="preserve">LV (left ventricular) outflow obstruction → LV pressure overload → myocyte remodeling → concentric LVH (left ventricular hypertrophy) → diastolic HF (heart failure) with preserved ejection fraction </w:t>
+      </w:r>
+      <w:r>
+        <w:rPr>
+          <w:b w:val="0"/>
+          <w:i w:val="0"/>
+        </w:rPr>
+        <w:t>Slides 14, 15</w:t>
       </w:r>
       <w:r>
         <w:rPr>
@@ -10158,14 +9729,14 @@
           <w:b w:val="0"/>
           <w:i w:val="0"/>
         </w:rPr>
-        <w:t xml:space="preserve">Symptoms rare until orifice ~1/3 normal; left-sided HF symptoms (dyspnea on exertion, cough, orthopnea, paroxysmal nocturnal dyspnea, fatigue); hemoptysis (high LA pressure ruptures bronchial vein anastomoses); hoarseness, Ortner syndrome (enlarged LA compressing the left recurrent laryngeal nerve); dysphagia (LA on esophagus). Low-pitched decrescendo-crescendo rumbling diastolic murmur at apex, starting with an opening snap (sound after S2 as the stiff valve opens); bell, left lateral decubitus; increased by exertion and squatting/handgrip (the slide's Valsalva effect is contested; awaiting the lecture correction) </w:t>
-      </w:r>
-      <w:r>
-        <w:rPr>
-          <w:b w:val="0"/>
-          <w:i w:val="0"/>
-        </w:rPr>
-        <w:t>Slides 37, 38</w:t>
+        <w:t xml:space="preserve">Symptoms rare until orifice ~1 cm (normal 3–4 cm), age 60–80; insidious. Cardinal symptoms with survival: angina 5 y, syncope 3 y (both usually exertional), CHF (congestive heart failure)/exertional dyspnea 2 y (most common, worst prognosis). Harsh systolic ejection crescendo-decrescendo murmur at 2nd right ICS (intercostal space)/RUSB (right upper sternal border), radiates to carotids; decreased by Valsalva, standing, handgrip; increased by squatting, sitting forward. Forceful LV apex beat with delayed/weak carotid pulse suggests severe AS </w:t>
+      </w:r>
+      <w:r>
+        <w:rPr>
+          <w:b w:val="0"/>
+          <w:i w:val="0"/>
+        </w:rPr>
+        <w:t>Slides 16, 17, 22</w:t>
       </w:r>
       <w:r>
         <w:rPr>
@@ -10179,14 +9750,14 @@
           <w:b w:val="0"/>
           <w:i w:val="0"/>
         </w:rPr>
-        <w:t xml:space="preserve">ECG (electrocardiogram): LA abnormality, AF common in severe MS, RVH (right ventricular hypertrophy) with pulmonary hypertension; TTE (transthoracic echocardiogram): large LA, stenotic mitral valve; catheterization not necessary. Severity: mild 1.5–2.5 cm / &lt;5 mmHg / 1.0–1.5 m/s / proximal flow absent; moderate 1.0–1.5 / 6–10 / 1.5–3.0 / usually present; severe &lt;1.0 / &gt;10 / &gt;3.0 / always present. Dyspnea on exertion or orthopnea → echo </w:t>
-      </w:r>
-      <w:r>
-        <w:rPr>
-          <w:b w:val="0"/>
-          <w:i w:val="0"/>
-        </w:rPr>
-        <w:t>Slides 39, 40, 43</w:t>
+        <w:t xml:space="preserve">ECG (electrocardiogram): LVH in severe AS (low sensitivity); TTE (transthoracic echocardiogram): thickened, calcified leaflets, reduced systolic opening, LVH; TEE (transesophageal echocardiogram) useful for congenital; left heart catheterization definitive. Severe: area &lt;1.0 cm², mean gradient &gt;40 mmHg, jet velocity &gt;4.0 m/s; moderate area 1.0–1.5, gradient 25–40 mmHg, jet 3.0–4.0; mild area &gt;1.5, gradient &lt;25 mmHg, jet &lt;3.0. Exertional chest pressure, shortness of breath or syncope → echo </w:t>
+      </w:r>
+      <w:r>
+        <w:rPr>
+          <w:b w:val="0"/>
+          <w:i w:val="0"/>
+        </w:rPr>
+        <w:t>Slides 18, 19, 22</w:t>
       </w:r>
       <w:r>
         <w:rPr>
@@ -10200,14 +9771,14 @@
           <w:b w:val="0"/>
           <w:i w:val="0"/>
         </w:rPr>
-        <w:t xml:space="preserve">Asymptomatic in sinus rhythm: no therapy; dyspnea/orthopnea: loop diuretics (furosemide, bumetanide). Surgery if severe MS AND symptomatic dyspnea or pulmonary hypertension: percutaneous balloon valvotomy; valve replacement (moderate symptoms or pulmonary hypertension). Refer everyone with MS on echo </w:t>
-      </w:r>
-      <w:r>
-        <w:rPr>
-          <w:b w:val="0"/>
-          <w:i w:val="0"/>
-        </w:rPr>
-        <w:t>Slides 41, 42, 43</w:t>
+        <w:t xml:space="preserve">Medical therapy not effective (mild/moderate only); preload dependent: avoid strenuous activity/competitive sports, dehydration, hypovolemia; if hypertension avoid beta blockers and calcium channel blockers; if angina avoid nitrates. Surgery if severe AS AND symptomatic LV systolic dysfunction, or bicuspid valve: TAVR (transcatheter aortic valve replacement); mechanical valve (lifelong anticoagulation) vs biological (none); children/young adults: PABV (percutaneous aortic balloon valvuloplasty). Refer all AS on echo to cardiology </w:t>
+      </w:r>
+      <w:r>
+        <w:rPr>
+          <w:b w:val="0"/>
+          <w:i w:val="0"/>
+        </w:rPr>
+        <w:t>Slides 20, 21, 22</w:t>
       </w:r>
       <w:r>
         <w:rPr>
@@ -10221,7 +9792,14 @@
           <w:b w:val="0"/>
           <w:i w:val="0"/>
         </w:rPr>
-        <w:t>Not covered in the lecture</w:t>
+        <w:t xml:space="preserve">Symptomatic AS 3-year mortality 75%; prognosis severely worsens once symptomatic; survival after onset: angina 5 y, syncope 3 y, CHF 2 y; average age of death 63 (graph) </w:t>
+      </w:r>
+      <w:r>
+        <w:rPr>
+          <w:b w:val="0"/>
+          <w:i w:val="0"/>
+        </w:rPr>
+        <w:t>Slides 16, 22</w:t>
       </w:r>
     </w:p>
     <w:p>
@@ -10233,206 +9811,21 @@
           <w:b w:val="0"/>
           <w:i w:val="0"/>
         </w:rPr>
-        <w:t>Mitral regurgitation</w:t>
-      </w:r>
-      <w:r>
-        <w:rPr>
-          <w:b w:val="0"/>
-          <w:i w:val="0"/>
-        </w:rPr>
-        <w:t>3 not covered</w:t>
-      </w:r>
-      <w:r>
-        <w:br/>
-      </w:r>
-      <w:r>
-        <w:rPr>
-          <w:b w:val="0"/>
-          <w:i w:val="0"/>
-        </w:rPr>
-        <w:t>Name of Condition</w:t>
-      </w:r>
-      <w:r>
-        <w:rPr>
-          <w:b w:val="0"/>
-          <w:i w:val="0"/>
-        </w:rPr>
-        <w:t xml:space="preserve">Mitral regurgitation / insufficiency (MR) </w:t>
-      </w:r>
-      <w:r>
-        <w:rPr>
-          <w:b w:val="0"/>
-          <w:i w:val="0"/>
-        </w:rPr>
-        <w:t>Slide 44</w:t>
-      </w:r>
-      <w:r>
-        <w:rPr>
-          <w:b w:val="0"/>
-          <w:i w:val="0"/>
-        </w:rPr>
-        <w:t>Definition</w:t>
-      </w:r>
-      <w:r>
-        <w:rPr>
-          <w:b w:val="0"/>
-          <w:i w:val="0"/>
-        </w:rPr>
-        <w:t xml:space="preserve">Backflow (regurgitation/insufficiency) through the mitral valve, the valve that regulates flow from the LA (left atrium) to the LV (left ventricle) </w:t>
-      </w:r>
-      <w:r>
-        <w:rPr>
-          <w:b w:val="0"/>
-          <w:i w:val="0"/>
-        </w:rPr>
-        <w:t>Slide 44</w:t>
-      </w:r>
-      <w:r>
-        <w:rPr>
-          <w:b w:val="0"/>
-          <w:i w:val="0"/>
-        </w:rPr>
-        <w:t>Etiology (cause)</w:t>
-      </w:r>
-      <w:r>
-        <w:rPr>
-          <w:b w:val="0"/>
-          <w:i w:val="0"/>
-        </w:rPr>
-        <w:t xml:space="preserve">Acute: MI (myocardial infarction) with papillary muscle rupture, infective endocarditis, rheumatic fever, chordae tendineae rupture, acute LV dilation (myocarditis/ischemia), prosthetic mitral valve failure. Chronic: MVP (mitral valve prolapse), infective endocarditis, rheumatic fever, HOCM (hypertrophic obstructive cardiomyopathy), dilated cardiomyopathy </w:t>
-      </w:r>
-      <w:r>
-        <w:rPr>
-          <w:b w:val="0"/>
-          <w:i w:val="0"/>
-        </w:rPr>
-        <w:t>Slide 45</w:t>
-      </w:r>
-      <w:r>
-        <w:rPr>
-          <w:b w:val="0"/>
-          <w:i w:val="0"/>
-        </w:rPr>
-        <w:t>Epidemiology (who)</w:t>
-      </w:r>
-      <w:r>
-        <w:rPr>
-          <w:b w:val="0"/>
-          <w:i w:val="0"/>
-        </w:rPr>
-        <w:t>Not covered in the lecture</w:t>
-      </w:r>
-      <w:r>
-        <w:rPr>
-          <w:b w:val="0"/>
-          <w:i w:val="0"/>
-        </w:rPr>
-        <w:t>Risk Factors</w:t>
-      </w:r>
-      <w:r>
-        <w:rPr>
-          <w:b w:val="0"/>
-          <w:i w:val="0"/>
-        </w:rPr>
-        <w:t>Not covered in the lecture</w:t>
-      </w:r>
-      <w:r>
-        <w:rPr>
-          <w:b w:val="0"/>
-          <w:i w:val="0"/>
-        </w:rPr>
-        <w:t>Pathology</w:t>
-      </w:r>
-      <w:r>
-        <w:rPr>
-          <w:b w:val="0"/>
-          <w:i w:val="0"/>
-        </w:rPr>
-        <w:t xml:space="preserve">Systolic backflow into LA → LA dilation with pressure/volume overload → LV dilation with eccentric hypertrophy (systolic HF (heart failure)). Acute MR: reduced LA/LV pressures avoid right HF; chronic → right HF → HF with reduced ejection fraction → combined right and left HF </w:t>
-      </w:r>
-      <w:r>
-        <w:rPr>
-          <w:b w:val="0"/>
-          <w:i w:val="0"/>
-        </w:rPr>
-        <w:t>Slides 46, 47</w:t>
-      </w:r>
-      <w:r>
-        <w:rPr>
-          <w:b w:val="0"/>
-          <w:i w:val="0"/>
-        </w:rPr>
-        <w:t>Clinical Manifestation</w:t>
-      </w:r>
-      <w:r>
-        <w:rPr>
-          <w:b w:val="0"/>
-          <w:i w:val="0"/>
-        </w:rPr>
-        <w:t xml:space="preserve">Mild–moderate isolated MR usually asymptomatic; palpitations; acute: left-HF symptoms (dyspnea, fatigue, orthopnea, paroxysmal nocturnal dyspnea, rales, elevated JVP (jugular venous pressure), leg edema); chronic → left HF → pulmonary hypertension → combined HF. Holosystolic blowing murmur at apex, best in left lateral decubitus, radiates to axilla, ± S3, ± thrill; increased by squatting, handgrip; decreased by standing, Valsalva </w:t>
-      </w:r>
-      <w:r>
-        <w:rPr>
-          <w:b w:val="0"/>
-          <w:i w:val="0"/>
-        </w:rPr>
-        <w:t>Slides 47, 48</w:t>
-      </w:r>
-      <w:r>
-        <w:rPr>
-          <w:b w:val="0"/>
-          <w:i w:val="0"/>
-        </w:rPr>
-        <w:t>Diagnosis</w:t>
-      </w:r>
-      <w:r>
-        <w:rPr>
-          <w:b w:val="0"/>
-          <w:i w:val="0"/>
-        </w:rPr>
-        <w:t xml:space="preserve">ECG (electrocardiogram): LA enlargement, LVH (left ventricular hypertrophy) in severe MR (low sensitivity); TTE (transthoracic echocardiogram): regurgitant flow, LVH, LA enlargement; left heart catheterization not required. Severity: mild &lt;0.20 cm² / &lt;30 mL / &lt;30% regurgitant fraction; moderate 0.20–0.39 / 30–59 / 30–49%; severe &gt;0.40 / &gt;60 / &gt;50% </w:t>
-      </w:r>
-      <w:r>
-        <w:rPr>
-          <w:b w:val="0"/>
-          <w:i w:val="0"/>
-        </w:rPr>
-        <w:t>Slides 49, 50</w:t>
-      </w:r>
-      <w:r>
-        <w:rPr>
-          <w:b w:val="0"/>
-          <w:i w:val="0"/>
-        </w:rPr>
-        <w:t>Treatment/Therapy</w:t>
-      </w:r>
-      <w:r>
-        <w:rPr>
-          <w:b w:val="0"/>
-          <w:i w:val="0"/>
-        </w:rPr>
-        <w:t xml:space="preserve">Medical: increase forward cardiac output while reducing regurgitant volume; treat comorbid AF (atrial fibrillation) and pulmonary hypertension. Surgery for severe MR, symptomatic LV systolic dysfunction, ejection fraction &lt;60%, LV end-systolic dimension &gt;40 mm: mitral valve clip, TMVR (transcatheter mitral valve replacement), mechanical valve (lifelong anticoagulation) vs biological (none) </w:t>
-      </w:r>
-      <w:r>
-        <w:rPr>
-          <w:b w:val="0"/>
-          <w:i w:val="0"/>
-        </w:rPr>
-        <w:t>Slides 51, 52</w:t>
-      </w:r>
-      <w:r>
-        <w:rPr>
-          <w:b w:val="0"/>
-          <w:i w:val="0"/>
-        </w:rPr>
-        <w:t>Mortality ★</w:t>
-      </w:r>
-      <w:r>
-        <w:rPr>
-          <w:b w:val="0"/>
-          <w:i w:val="0"/>
-        </w:rPr>
-        <w:t>Not covered in the lecture</w:t>
+        <w:t>Aortic regurgitation</w:t>
+      </w:r>
+      <w:r>
+        <w:rPr>
+          <w:b w:val="0"/>
+          <w:i w:val="0"/>
+        </w:rPr>
+        <w:t>★ Professor emphasized</w:t>
+      </w:r>
+      <w:r>
+        <w:rPr>
+          <w:b w:val="0"/>
+          <w:i w:val="0"/>
+        </w:rPr>
+        <w:t>2 not covered</w:t>
       </w:r>
     </w:p>
     <w:p>
@@ -10444,213 +9837,7 @@
           <w:b w:val="0"/>
           <w:i w:val="0"/>
         </w:rPr>
-        <w:t>Mitral valve prolapse</w:t>
-      </w:r>
-      <w:r>
-        <w:rPr>
-          <w:b w:val="0"/>
-          <w:i w:val="0"/>
-        </w:rPr>
-        <w:t>2 not covered</w:t>
-      </w:r>
-      <w:r>
-        <w:br/>
-      </w:r>
-      <w:r>
-        <w:rPr>
-          <w:b w:val="0"/>
-          <w:i w:val="0"/>
-        </w:rPr>
-        <w:t>Name of Condition</w:t>
-      </w:r>
-      <w:r>
-        <w:rPr>
-          <w:b w:val="0"/>
-          <w:i w:val="0"/>
-        </w:rPr>
-        <w:t xml:space="preserve">Mitral valve prolapse (MVP) </w:t>
-      </w:r>
-      <w:r>
-        <w:rPr>
-          <w:b w:val="0"/>
-          <w:i w:val="0"/>
-        </w:rPr>
-        <w:t>Slide 54</w:t>
-      </w:r>
-      <w:r>
-        <w:rPr>
-          <w:b w:val="0"/>
-          <w:i w:val="0"/>
-        </w:rPr>
-        <w:t>Definition</w:t>
-      </w:r>
-      <w:r>
-        <w:rPr>
-          <w:b w:val="0"/>
-          <w:i w:val="0"/>
-        </w:rPr>
-        <w:t xml:space="preserve">Flaring of the mitral valve leaflets into the left atrium during systole </w:t>
-      </w:r>
-      <w:r>
-        <w:rPr>
-          <w:b w:val="0"/>
-          <w:i w:val="0"/>
-        </w:rPr>
-        <w:t>Slide 54</w:t>
-      </w:r>
-      <w:r>
-        <w:rPr>
-          <w:b w:val="0"/>
-          <w:i w:val="0"/>
-        </w:rPr>
-        <w:t>Etiology (cause)</w:t>
-      </w:r>
-      <w:r>
-        <w:rPr>
-          <w:b w:val="0"/>
-          <w:i w:val="0"/>
-        </w:rPr>
-        <w:t xml:space="preserve">Myxomatous degeneration of the mitral valve </w:t>
-      </w:r>
-      <w:r>
-        <w:rPr>
-          <w:b w:val="0"/>
-          <w:i w:val="0"/>
-        </w:rPr>
-        <w:t>Slide 54</w:t>
-      </w:r>
-      <w:r>
-        <w:rPr>
-          <w:b w:val="0"/>
-          <w:i w:val="0"/>
-        </w:rPr>
-        <w:t>Epidemiology (who)</w:t>
-      </w:r>
-      <w:r>
-        <w:rPr>
-          <w:b w:val="0"/>
-          <w:i w:val="0"/>
-        </w:rPr>
-        <w:t xml:space="preserve">Usually healthy women 15–30 years old </w:t>
-      </w:r>
-      <w:r>
-        <w:rPr>
-          <w:b w:val="0"/>
-          <w:i w:val="0"/>
-        </w:rPr>
-        <w:t>Slide 54</w:t>
-      </w:r>
-      <w:r>
-        <w:rPr>
-          <w:b w:val="0"/>
-          <w:i w:val="0"/>
-        </w:rPr>
-        <w:t>Risk Factors</w:t>
-      </w:r>
-      <w:r>
-        <w:rPr>
-          <w:b w:val="0"/>
-          <w:i w:val="0"/>
-        </w:rPr>
-        <w:t>Not covered in the lecture</w:t>
-      </w:r>
-      <w:r>
-        <w:rPr>
-          <w:b w:val="0"/>
-          <w:i w:val="0"/>
-        </w:rPr>
-        <w:t>Pathology</w:t>
-      </w:r>
-      <w:r>
-        <w:rPr>
-          <w:b w:val="0"/>
-          <w:i w:val="0"/>
-        </w:rPr>
-        <w:t xml:space="preserve">Contested on the slides; awaiting the lecture correction </w:t>
-      </w:r>
-      <w:r>
-        <w:rPr>
-          <w:b w:val="0"/>
-          <w:i w:val="0"/>
-        </w:rPr>
-        <w:t>Slide 54</w:t>
-      </w:r>
-      <w:r>
-        <w:rPr>
-          <w:b w:val="0"/>
-          <w:i w:val="0"/>
-        </w:rPr>
-        <w:t>Clinical Manifestation</w:t>
-      </w:r>
-      <w:r>
-        <w:rPr>
-          <w:b w:val="0"/>
-          <w:i w:val="0"/>
-        </w:rPr>
-        <w:t xml:space="preserve">Usually benign and asymptomatic; mid-systolic click at the apex; may develop MR (mitral regurgitation) symptoms and signs </w:t>
-      </w:r>
-      <w:r>
-        <w:rPr>
-          <w:b w:val="0"/>
-          <w:i w:val="0"/>
-        </w:rPr>
-        <w:t>Slide 54</w:t>
-      </w:r>
-      <w:r>
-        <w:rPr>
-          <w:b w:val="0"/>
-          <w:i w:val="0"/>
-        </w:rPr>
-        <w:t>Diagnosis</w:t>
-      </w:r>
-      <w:r>
-        <w:rPr>
-          <w:b w:val="0"/>
-          <w:i w:val="0"/>
-        </w:rPr>
-        <w:t xml:space="preserve">Echocardiogram: thickened, redundant mitral leaflets (&gt;5 mm) </w:t>
-      </w:r>
-      <w:r>
-        <w:rPr>
-          <w:b w:val="0"/>
-          <w:i w:val="0"/>
-        </w:rPr>
-        <w:t>Slide 54</w:t>
-      </w:r>
-      <w:r>
-        <w:rPr>
-          <w:b w:val="0"/>
-          <w:i w:val="0"/>
-        </w:rPr>
-        <w:t>Treatment/Therapy</w:t>
-      </w:r>
-      <w:r>
-        <w:rPr>
-          <w:b w:val="0"/>
-          <w:i w:val="0"/>
-        </w:rPr>
-        <w:t xml:space="preserve">Usually none; if it progresses to MR: clip, TMVR (transcatheter mitral valve replacement), biological or mechanical replacement </w:t>
-      </w:r>
-      <w:r>
-        <w:rPr>
-          <w:b w:val="0"/>
-          <w:i w:val="0"/>
-        </w:rPr>
-        <w:t>Slide 54</w:t>
-      </w:r>
-      <w:r>
-        <w:rPr>
-          <w:b w:val="0"/>
-          <w:i w:val="0"/>
-        </w:rPr>
-        <w:t>Mortality ★</w:t>
-      </w:r>
-      <w:r>
-        <w:rPr>
-          <w:b w:val="0"/>
-          <w:i w:val="0"/>
-        </w:rPr>
-        <w:t>Not covered in the lecture</w:t>
+        <w:t>★ Corrigan pulse goes with aortic regurgitation; severe = regurgitant fraction 50% or more; the murmur is diastolic (slide 28 corrected in class)</w:t>
       </w:r>
     </w:p>
     <w:p>
@@ -10662,23 +9849,6 @@
           <w:b w:val="0"/>
           <w:i w:val="0"/>
         </w:rPr>
-        <w:t>Pulmonic stenosis</w:t>
-      </w:r>
-      <w:r>
-        <w:rPr>
-          <w:b w:val="0"/>
-          <w:i w:val="0"/>
-        </w:rPr>
-        <w:t>2 not covered</w:t>
-      </w:r>
-      <w:r>
-        <w:br/>
-      </w:r>
-      <w:r>
-        <w:rPr>
-          <w:b w:val="0"/>
-          <w:i w:val="0"/>
-        </w:rPr>
         <w:t>Name of Condition</w:t>
       </w:r>
       <w:r>
@@ -10686,14 +9856,14 @@
           <w:b w:val="0"/>
           <w:i w:val="0"/>
         </w:rPr>
-        <w:t xml:space="preserve">Pulmonic stenosis (PS) </w:t>
-      </w:r>
-      <w:r>
-        <w:rPr>
-          <w:b w:val="0"/>
-          <w:i w:val="0"/>
-        </w:rPr>
-        <w:t>Slide 55</w:t>
+        <w:t xml:space="preserve">Aortic regurgitation / insufficiency (AR) </w:t>
+      </w:r>
+      <w:r>
+        <w:rPr>
+          <w:b w:val="0"/>
+          <w:i w:val="0"/>
+        </w:rPr>
+        <w:t>Slide 23</w:t>
       </w:r>
       <w:r>
         <w:rPr>
@@ -10707,14 +9877,14 @@
           <w:b w:val="0"/>
           <w:i w:val="0"/>
         </w:rPr>
-        <w:t xml:space="preserve">Right ventricular outflow obstruction of blood to the lungs </w:t>
-      </w:r>
-      <w:r>
-        <w:rPr>
-          <w:b w:val="0"/>
-          <w:i w:val="0"/>
-        </w:rPr>
-        <w:t>Slide 55</w:t>
+        <w:t xml:space="preserve">Incomplete aortic valve closure causing blood to flow back into the LV (left ventricle) </w:t>
+      </w:r>
+      <w:r>
+        <w:rPr>
+          <w:b w:val="0"/>
+          <w:i w:val="0"/>
+        </w:rPr>
+        <w:t>Slide 23</w:t>
       </w:r>
       <w:r>
         <w:rPr>
@@ -10728,14 +9898,14 @@
           <w:b w:val="0"/>
           <w:i w:val="0"/>
         </w:rPr>
-        <w:t xml:space="preserve">Almost always congenital; carcinoid disease; commonly part of tetralogy of Fallot </w:t>
-      </w:r>
-      <w:r>
-        <w:rPr>
-          <w:b w:val="0"/>
-          <w:i w:val="0"/>
-        </w:rPr>
-        <w:t>Slide 55</w:t>
+        <w:t xml:space="preserve">Valve disease, aortic root disease or both. Valvular: congenital bicuspid, endocarditis, rheumatic fever, myxomatous (collagen), trauma, syphilis, ankylosing spondylitis. Root: aortic dissection, cystic medial degeneration, Marfan syndrome, nonsyndromic familial aneurysm, aortitis, hypertension. Acute AR: myocardial infarction, endocarditis, aortic dissection, trauma </w:t>
+      </w:r>
+      <w:r>
+        <w:rPr>
+          <w:b w:val="0"/>
+          <w:i w:val="0"/>
+        </w:rPr>
+        <w:t>Slides 24, 26</w:t>
       </w:r>
       <w:r>
         <w:rPr>
@@ -10777,14 +9947,14 @@
           <w:b w:val="0"/>
           <w:i w:val="0"/>
         </w:rPr>
-        <w:t xml:space="preserve">Increased RV (right ventricular) pressure → RV pressure overload → RVH (right ventricular hypertrophy; diastolic failure); RV volume overload → dilated right HF (heart failure; systolic failure) </w:t>
-      </w:r>
-      <w:r>
-        <w:rPr>
-          <w:b w:val="0"/>
-          <w:i w:val="0"/>
-        </w:rPr>
-        <w:t>Slide 56</w:t>
+        <w:t xml:space="preserve">Incomplete closure → diastolic backflow into LV → eccentric hypertrophy and dilation → LV dilation (systolic HF (heart failure)) → HF with reduced ejection fraction </w:t>
+      </w:r>
+      <w:r>
+        <w:rPr>
+          <w:b w:val="0"/>
+          <w:i w:val="0"/>
+        </w:rPr>
+        <w:t>Slide 25</w:t>
       </w:r>
       <w:r>
         <w:rPr>
@@ -10798,14 +9968,14 @@
           <w:b w:val="0"/>
           <w:i w:val="0"/>
         </w:rPr>
-        <w:t xml:space="preserve">Mild–moderate usually asymptomatic; severe: right-HF symptoms (exertional dyspnea, fatigue, angina, syncope). Harsh high-pitched crescendo-decrescendo mid-systolic ejection murmur at left 2nd–4th ICS (intercostal space)/LUSB (left upper sternal border), increases with inspiration; split S2. Late: right HF, hepatomegaly, ascites, edema </w:t>
-      </w:r>
-      <w:r>
-        <w:rPr>
-          <w:b w:val="0"/>
-          <w:i w:val="0"/>
-        </w:rPr>
-        <w:t>Slide 57</w:t>
+        <w:t xml:space="preserve">Acute: cardiogenic shock, pulmonary edema. Chronic: asymptomatic 10–15 years until decompensation; CHF (congestive heart failure) symptoms (exertional sinus tachycardia, exertional dyspnea, orthopnea, PND (paroxysmal nocturnal dyspnea), diaphoresis, anginal pain). High-pitched blowing DIASTOLIC murmur (slide 28's "Holosystolic" struck in class) at 3rd ICS (intercostal space)/LUSB (left upper sternal border), radiates to apex, severity proportional to duration, displaced PMI (point of maximal impulse); decreased by Valsalva, standing; increased by squatting, sitting forward, handgrip. de Musset sign (head bobbing); Corrigan pulse (water hammer or collapsing pulse: very rapid upstroke then rapid collapse); bounding pulses, wide pulse pressure, thrills </w:t>
+      </w:r>
+      <w:r>
+        <w:rPr>
+          <w:b w:val="0"/>
+          <w:i w:val="0"/>
+        </w:rPr>
+        <w:t>Slides 26, 27, 28</w:t>
       </w:r>
       <w:r>
         <w:rPr>
@@ -10819,14 +9989,14 @@
           <w:b w:val="0"/>
           <w:i w:val="0"/>
         </w:rPr>
-        <w:t xml:space="preserve">ECG (electrocardiogram): right axis deviation, RVH; echo: abnormal valve motion, increased peak jet on Doppler. Mild &lt;3 m/s and &lt;36 mmHg; moderate 3–4 m/s and 36–60; severe &gt;4 m/s and &gt;60 </w:t>
-      </w:r>
-      <w:r>
-        <w:rPr>
-          <w:b w:val="0"/>
-          <w:i w:val="0"/>
-        </w:rPr>
-        <w:t>Slide 58</w:t>
+        <w:t xml:space="preserve">ECG (electrocardiogram): LVH (left ventricular hypertrophy) in chronic AR, non-specific; echo: determines the cause of AR (aortic root dilation, aortic dissection; slide 29's "MR" corrected to AR in class); which leaflet flutters on echo is unsettled and not keyed; catheterization definitive but not necessary. Severity: severe = regurgitant fraction 50% or more (moderate 30–49%, mild &lt;30%) </w:t>
+      </w:r>
+      <w:r>
+        <w:rPr>
+          <w:b w:val="0"/>
+          <w:i w:val="0"/>
+        </w:rPr>
+        <w:t>Slides 29, 30</w:t>
       </w:r>
       <w:r>
         <w:rPr>
@@ -10840,14 +10010,14 @@
           <w:b w:val="0"/>
           <w:i w:val="0"/>
         </w:rPr>
-        <w:t xml:space="preserve">Mild–moderate: none. Severe with symptoms: diuretics for right-HF symptoms, pulmonic balloon valvuloplasty; severe congenital may need replacement. Refer to cardiology if seen on echo </w:t>
-      </w:r>
-      <w:r>
-        <w:rPr>
-          <w:b w:val="0"/>
-          <w:i w:val="0"/>
-        </w:rPr>
-        <w:t>Slide 59</w:t>
+        <w:t xml:space="preserve">AR with HF with preserved ejection fraction or asymptomatic: afterload reduction (ACE inhibitor (angiotensin-converting enzyme inhibitor)/ARB (angiotensin receptor blocker), dihydropyridine calcium channel blockers, hydralazine). Acute severe AR: emergency valve replacement/repair (ideally &lt;24 h); if delayed, ICU IV (intravenous) diuretics plus nitroprusside (the slide also lists dobutamine as a "vasodilator"; it is an inotrope). Chronic AR with mildly reduced or reduced ejection fraction (symptomatic or not): surgical candidate. Refer any audible murmur; dilated aortic root monitored by cardiology </w:t>
+      </w:r>
+      <w:r>
+        <w:rPr>
+          <w:b w:val="0"/>
+          <w:i w:val="0"/>
+        </w:rPr>
+        <w:t>Slides 31, 32</w:t>
       </w:r>
       <w:r>
         <w:rPr>
@@ -10861,14 +10031,14 @@
           <w:b w:val="0"/>
           <w:i w:val="0"/>
         </w:rPr>
-        <w:t xml:space="preserve">Mild–moderate: 94% 20-year survival </w:t>
-      </w:r>
-      <w:r>
-        <w:rPr>
-          <w:b w:val="0"/>
-          <w:i w:val="0"/>
-        </w:rPr>
-        <w:t>Slide 59</w:t>
+        <w:t xml:space="preserve">Untreated severe AR with mildly reduced or reduced ejection fraction: survival 2–3 years (clarified in the lecture) </w:t>
+      </w:r>
+      <w:r>
+        <w:rPr>
+          <w:b w:val="0"/>
+          <w:i w:val="0"/>
+        </w:rPr>
+        <w:t>Slide 31</w:t>
       </w:r>
     </w:p>
     <w:p>
@@ -10880,206 +10050,21 @@
           <w:b w:val="0"/>
           <w:i w:val="0"/>
         </w:rPr>
-        <w:t>Pulmonic regurgitation</w:t>
-      </w:r>
-      <w:r>
-        <w:rPr>
-          <w:b w:val="0"/>
-          <w:i w:val="0"/>
-        </w:rPr>
-        <w:t>3 not covered</w:t>
-      </w:r>
-      <w:r>
-        <w:br/>
-      </w:r>
-      <w:r>
-        <w:rPr>
-          <w:b w:val="0"/>
-          <w:i w:val="0"/>
-        </w:rPr>
-        <w:t>Name of Condition</w:t>
-      </w:r>
-      <w:r>
-        <w:rPr>
-          <w:b w:val="0"/>
-          <w:i w:val="0"/>
-        </w:rPr>
-        <w:t xml:space="preserve">Pulmonic regurgitation / insufficiency (PR) </w:t>
-      </w:r>
-      <w:r>
-        <w:rPr>
-          <w:b w:val="0"/>
-          <w:i w:val="0"/>
-        </w:rPr>
-        <w:t>Slide 60</w:t>
-      </w:r>
-      <w:r>
-        <w:rPr>
-          <w:b w:val="0"/>
-          <w:i w:val="0"/>
-        </w:rPr>
-        <w:t>Definition</w:t>
-      </w:r>
-      <w:r>
-        <w:rPr>
-          <w:b w:val="0"/>
-          <w:i w:val="0"/>
-        </w:rPr>
-        <w:t xml:space="preserve">Incomplete pulmonic valve closure causing blood to flow back into the RV (right ventricle) </w:t>
-      </w:r>
-      <w:r>
-        <w:rPr>
-          <w:b w:val="0"/>
-          <w:i w:val="0"/>
-        </w:rPr>
-        <w:t>Slide 60</w:t>
-      </w:r>
-      <w:r>
-        <w:rPr>
-          <w:b w:val="0"/>
-          <w:i w:val="0"/>
-        </w:rPr>
-        <w:t>Etiology (cause)</w:t>
-      </w:r>
-      <w:r>
-        <w:rPr>
-          <w:b w:val="0"/>
-          <w:i w:val="0"/>
-        </w:rPr>
-        <w:t xml:space="preserve">High-pressure cause: pulmonary hypertension. Low-pressure causes: congenital (bicuspid); carcinoid disease; iatrogenic (after surgical valvotomy/valvectomy/valvuloplasty for RV outflow obstruction). Which cause is most common is contested on the slides </w:t>
-      </w:r>
-      <w:r>
-        <w:rPr>
-          <w:b w:val="0"/>
-          <w:i w:val="0"/>
-        </w:rPr>
-        <w:t>Slide 61</w:t>
-      </w:r>
-      <w:r>
-        <w:rPr>
-          <w:b w:val="0"/>
-          <w:i w:val="0"/>
-        </w:rPr>
-        <w:t>Epidemiology (who)</w:t>
-      </w:r>
-      <w:r>
-        <w:rPr>
-          <w:b w:val="0"/>
-          <w:i w:val="0"/>
-        </w:rPr>
-        <w:t>Not covered in the lecture</w:t>
-      </w:r>
-      <w:r>
-        <w:rPr>
-          <w:b w:val="0"/>
-          <w:i w:val="0"/>
-        </w:rPr>
-        <w:t>Risk Factors</w:t>
-      </w:r>
-      <w:r>
-        <w:rPr>
-          <w:b w:val="0"/>
-          <w:i w:val="0"/>
-        </w:rPr>
-        <w:t>Not covered in the lecture</w:t>
-      </w:r>
-      <w:r>
-        <w:rPr>
-          <w:b w:val="0"/>
-          <w:i w:val="0"/>
-        </w:rPr>
-        <w:t>Pathology</w:t>
-      </w:r>
-      <w:r>
-        <w:rPr>
-          <w:b w:val="0"/>
-          <w:i w:val="0"/>
-        </w:rPr>
-        <w:t xml:space="preserve">Retrograde flow from the pulmonary artery → RV overload </w:t>
-      </w:r>
-      <w:r>
-        <w:rPr>
-          <w:b w:val="0"/>
-          <w:i w:val="0"/>
-        </w:rPr>
-        <w:t>Slide 62</w:t>
-      </w:r>
-      <w:r>
-        <w:rPr>
-          <w:b w:val="0"/>
-          <w:i w:val="0"/>
-        </w:rPr>
-        <w:t>Clinical Manifestation</w:t>
-      </w:r>
-      <w:r>
-        <w:rPr>
-          <w:b w:val="0"/>
-          <w:i w:val="0"/>
-        </w:rPr>
-        <w:t xml:space="preserve">Right-sided HF (heart failure): fatigue, peripheral edema, JVD (jugular venous distension), ascites. Brief high-pitched decrescendo early diastolic murmur at 2nd left ICS (intercostal space), radiating to mid right sternal border with full inspiration (Graham Steell murmur); louder with more venous return (inspiration, squatting, supine), softer with less (expiration, standing) </w:t>
-      </w:r>
-      <w:r>
-        <w:rPr>
-          <w:b w:val="0"/>
-          <w:i w:val="0"/>
-        </w:rPr>
-        <w:t>Slides 62, 63</w:t>
-      </w:r>
-      <w:r>
-        <w:rPr>
-          <w:b w:val="0"/>
-          <w:i w:val="0"/>
-        </w:rPr>
-        <w:t>Diagnosis</w:t>
-      </w:r>
-      <w:r>
-        <w:rPr>
-          <w:b w:val="0"/>
-          <w:i w:val="0"/>
-        </w:rPr>
-        <w:t xml:space="preserve">Usually an incidental finding on echocardiogram or physical exam </w:t>
-      </w:r>
-      <w:r>
-        <w:rPr>
-          <w:b w:val="0"/>
-          <w:i w:val="0"/>
-        </w:rPr>
-        <w:t>Slide 64</w:t>
-      </w:r>
-      <w:r>
-        <w:rPr>
-          <w:b w:val="0"/>
-          <w:i w:val="0"/>
-        </w:rPr>
-        <w:t>Treatment/Therapy</w:t>
-      </w:r>
-      <w:r>
-        <w:rPr>
-          <w:b w:val="0"/>
-          <w:i w:val="0"/>
-        </w:rPr>
-        <w:t xml:space="preserve">Treat the underlying condition; refer when seen on echo or with right-HF symptoms/signs </w:t>
-      </w:r>
-      <w:r>
-        <w:rPr>
-          <w:b w:val="0"/>
-          <w:i w:val="0"/>
-        </w:rPr>
-        <w:t>Slide 64</w:t>
-      </w:r>
-      <w:r>
-        <w:rPr>
-          <w:b w:val="0"/>
-          <w:i w:val="0"/>
-        </w:rPr>
-        <w:t>Mortality ★</w:t>
-      </w:r>
-      <w:r>
-        <w:rPr>
-          <w:b w:val="0"/>
-          <w:i w:val="0"/>
-        </w:rPr>
-        <w:t>Not covered in the lecture</w:t>
+        <w:t>Mitral stenosis</w:t>
+      </w:r>
+      <w:r>
+        <w:rPr>
+          <w:b w:val="0"/>
+          <w:i w:val="0"/>
+        </w:rPr>
+        <w:t>★ Professor emphasized</w:t>
+      </w:r>
+      <w:r>
+        <w:rPr>
+          <w:b w:val="0"/>
+          <w:i w:val="0"/>
+        </w:rPr>
+        <w:t>1 not covered</w:t>
       </w:r>
     </w:p>
     <w:p>
@@ -11091,213 +10076,7 @@
           <w:b w:val="0"/>
           <w:i w:val="0"/>
         </w:rPr>
-        <w:t>Tricuspid stenosis</w:t>
-      </w:r>
-      <w:r>
-        <w:rPr>
-          <w:b w:val="0"/>
-          <w:i w:val="0"/>
-        </w:rPr>
-        <w:t>2 not covered</w:t>
-      </w:r>
-      <w:r>
-        <w:br/>
-      </w:r>
-      <w:r>
-        <w:rPr>
-          <w:b w:val="0"/>
-          <w:i w:val="0"/>
-        </w:rPr>
-        <w:t>Name of Condition</w:t>
-      </w:r>
-      <w:r>
-        <w:rPr>
-          <w:b w:val="0"/>
-          <w:i w:val="0"/>
-        </w:rPr>
-        <w:t xml:space="preserve">Tricuspid stenosis (TS) </w:t>
-      </w:r>
-      <w:r>
-        <w:rPr>
-          <w:b w:val="0"/>
-          <w:i w:val="0"/>
-        </w:rPr>
-        <w:t>Slide 65</w:t>
-      </w:r>
-      <w:r>
-        <w:rPr>
-          <w:b w:val="0"/>
-          <w:i w:val="0"/>
-        </w:rPr>
-        <w:t>Definition</w:t>
-      </w:r>
-      <w:r>
-        <w:rPr>
-          <w:b w:val="0"/>
-          <w:i w:val="0"/>
-        </w:rPr>
-        <w:t xml:space="preserve">Right ventricular inflow obstruction; narrowed tricuspid valve (the valve between the RA (right atrium) and RV (right ventricle)) </w:t>
-      </w:r>
-      <w:r>
-        <w:rPr>
-          <w:b w:val="0"/>
-          <w:i w:val="0"/>
-        </w:rPr>
-        <w:t>Slides 65, 66</w:t>
-      </w:r>
-      <w:r>
-        <w:rPr>
-          <w:b w:val="0"/>
-          <w:i w:val="0"/>
-        </w:rPr>
-        <w:t>Etiology (cause)</w:t>
-      </w:r>
-      <w:r>
-        <w:rPr>
-          <w:b w:val="0"/>
-          <w:i w:val="0"/>
-        </w:rPr>
-        <w:t xml:space="preserve">Most commonly rheumatic fever worldwide; in the US almost always congenital; carcinoid disease </w:t>
-      </w:r>
-      <w:r>
-        <w:rPr>
-          <w:b w:val="0"/>
-          <w:i w:val="0"/>
-        </w:rPr>
-        <w:t>Slide 65</w:t>
-      </w:r>
-      <w:r>
-        <w:rPr>
-          <w:b w:val="0"/>
-          <w:i w:val="0"/>
-        </w:rPr>
-        <w:t>Epidemiology (who)</w:t>
-      </w:r>
-      <w:r>
-        <w:rPr>
-          <w:b w:val="0"/>
-          <w:i w:val="0"/>
-        </w:rPr>
-        <w:t xml:space="preserve">Most common in women </w:t>
-      </w:r>
-      <w:r>
-        <w:rPr>
-          <w:b w:val="0"/>
-          <w:i w:val="0"/>
-        </w:rPr>
-        <w:t>Slide 65</w:t>
-      </w:r>
-      <w:r>
-        <w:rPr>
-          <w:b w:val="0"/>
-          <w:i w:val="0"/>
-        </w:rPr>
-        <w:t>Risk Factors</w:t>
-      </w:r>
-      <w:r>
-        <w:rPr>
-          <w:b w:val="0"/>
-          <w:i w:val="0"/>
-        </w:rPr>
-        <w:t>Not covered in the lecture</w:t>
-      </w:r>
-      <w:r>
-        <w:rPr>
-          <w:b w:val="0"/>
-          <w:i w:val="0"/>
-        </w:rPr>
-        <w:t>Pathology</w:t>
-      </w:r>
-      <w:r>
-        <w:rPr>
-          <w:b w:val="0"/>
-          <w:i w:val="0"/>
-        </w:rPr>
-        <w:t xml:space="preserve">Narrowed tricuspid valve → obstructed RA-to-RV inflow → RA dilation and hypertrophy, low cardiac output, portal congestion → right HF (heart failure) without RV dysfunction </w:t>
-      </w:r>
-      <w:r>
-        <w:rPr>
-          <w:b w:val="0"/>
-          <w:i w:val="0"/>
-        </w:rPr>
-        <w:t>Slide 66</w:t>
-      </w:r>
-      <w:r>
-        <w:rPr>
-          <w:b w:val="0"/>
-          <w:i w:val="0"/>
-        </w:rPr>
-        <w:t>Clinical Manifestation</w:t>
-      </w:r>
-      <w:r>
-        <w:rPr>
-          <w:b w:val="0"/>
-          <w:i w:val="0"/>
-        </w:rPr>
-        <w:t xml:space="preserve">Mild–moderate usually asymptomatic; severe: fluttering discomfort in the neck, cold skin (low cardiac output), RUQ (right upper quadrant) pain (enlarged liver). Soft opening snap and mid-diastolic rumble at left lower sternal border near the xiphoid, increases with inspiration; JVD (jugular venous distension); suffusion sign (dusky face with dilated scalp veins when supine) </w:t>
-      </w:r>
-      <w:r>
-        <w:rPr>
-          <w:b w:val="0"/>
-          <w:i w:val="0"/>
-        </w:rPr>
-        <w:t>Slide 67</w:t>
-      </w:r>
-      <w:r>
-        <w:rPr>
-          <w:b w:val="0"/>
-          <w:i w:val="0"/>
-        </w:rPr>
-        <w:t>Diagnosis</w:t>
-      </w:r>
-      <w:r>
-        <w:rPr>
-          <w:b w:val="0"/>
-          <w:i w:val="0"/>
-        </w:rPr>
-        <w:t xml:space="preserve">ECG (electrocardiogram): RA enlargement out of proportion to RVH (right ventricular hypertrophy); echo: abnormal valve motion, increased peak jet. Mild &lt;3 m/s and &lt;36 mmHg; moderate 3–4 and 36–64; severe &gt;4 and &gt;64 </w:t>
-      </w:r>
-      <w:r>
-        <w:rPr>
-          <w:b w:val="0"/>
-          <w:i w:val="0"/>
-        </w:rPr>
-        <w:t>Slide 68</w:t>
-      </w:r>
-      <w:r>
-        <w:rPr>
-          <w:b w:val="0"/>
-          <w:i w:val="0"/>
-        </w:rPr>
-        <w:t>Treatment/Therapy</w:t>
-      </w:r>
-      <w:r>
-        <w:rPr>
-          <w:b w:val="0"/>
-          <w:i w:val="0"/>
-        </w:rPr>
-        <w:t xml:space="preserve">Severe with symptoms: low salt, diuretics, aldosterone antagonist; bioprosthetic valve replacement preferred; balloon valvotomy and repair reserved for hepatic congestion that may lead to cirrhosis or severe systemic venous congestion. Refer if seen on echo or HF symptoms </w:t>
-      </w:r>
-      <w:r>
-        <w:rPr>
-          <w:b w:val="0"/>
-          <w:i w:val="0"/>
-        </w:rPr>
-        <w:t>Slide 69</w:t>
-      </w:r>
-      <w:r>
-        <w:rPr>
-          <w:b w:val="0"/>
-          <w:i w:val="0"/>
-        </w:rPr>
-        <w:t>Mortality ★</w:t>
-      </w:r>
-      <w:r>
-        <w:rPr>
-          <w:b w:val="0"/>
-          <w:i w:val="0"/>
-        </w:rPr>
-        <w:t>Not covered in the lecture</w:t>
+        <w:t>★ Left atrial enlargement → atrial fibrillation (most patients with an affected left atrium); rheumatic heart disease most common cause</w:t>
       </w:r>
     </w:p>
     <w:p>
@@ -11309,23 +10088,6 @@
           <w:b w:val="0"/>
           <w:i w:val="0"/>
         </w:rPr>
-        <w:t>Tricuspid regurgitation</w:t>
-      </w:r>
-      <w:r>
-        <w:rPr>
-          <w:b w:val="0"/>
-          <w:i w:val="0"/>
-        </w:rPr>
-        <w:t>2 not covered</w:t>
-      </w:r>
-      <w:r>
-        <w:br/>
-      </w:r>
-      <w:r>
-        <w:rPr>
-          <w:b w:val="0"/>
-          <w:i w:val="0"/>
-        </w:rPr>
         <w:t>Name of Condition</w:t>
       </w:r>
       <w:r>
@@ -11333,14 +10095,14 @@
           <w:b w:val="0"/>
           <w:i w:val="0"/>
         </w:rPr>
-        <w:t xml:space="preserve">Tricuspid regurgitation / insufficiency (TR) </w:t>
-      </w:r>
-      <w:r>
-        <w:rPr>
-          <w:b w:val="0"/>
-          <w:i w:val="0"/>
-        </w:rPr>
-        <w:t>Slide 70</w:t>
+        <w:t xml:space="preserve">Mitral stenosis (MS) </w:t>
+      </w:r>
+      <w:r>
+        <w:rPr>
+          <w:b w:val="0"/>
+          <w:i w:val="0"/>
+        </w:rPr>
+        <w:t>Slide 33</w:t>
       </w:r>
       <w:r>
         <w:rPr>
@@ -11354,14 +10116,14 @@
           <w:b w:val="0"/>
           <w:i w:val="0"/>
         </w:rPr>
-        <w:t xml:space="preserve">Incomplete closure causing blood to flow from the RV (right ventricle) back into the RA (right atrium) </w:t>
-      </w:r>
-      <w:r>
-        <w:rPr>
-          <w:b w:val="0"/>
-          <w:i w:val="0"/>
-        </w:rPr>
-        <w:t>Slide 70</w:t>
+        <w:t xml:space="preserve">Obstruction of left atrial outflow across the mitral valve </w:t>
+      </w:r>
+      <w:r>
+        <w:rPr>
+          <w:b w:val="0"/>
+          <w:i w:val="0"/>
+        </w:rPr>
+        <w:t>Slide 33</w:t>
       </w:r>
       <w:r>
         <w:rPr>
@@ -11375,14 +10137,14 @@
           <w:b w:val="0"/>
           <w:i w:val="0"/>
         </w:rPr>
-        <w:t xml:space="preserve">Most commonly tricuspid annulus dilation from RV dilation in pulmonary hypertension; primary: infective endocarditis in IV (intravenous) drug users </w:t>
-      </w:r>
-      <w:r>
-        <w:rPr>
-          <w:b w:val="0"/>
-          <w:i w:val="0"/>
-        </w:rPr>
-        <w:t>Slide 70</w:t>
+        <w:t xml:space="preserve">Rheumatic heart disease: most common cause </w:t>
+      </w:r>
+      <w:r>
+        <w:rPr>
+          <w:b w:val="0"/>
+          <w:i w:val="0"/>
+        </w:rPr>
+        <w:t>Slide 34</w:t>
       </w:r>
       <w:r>
         <w:rPr>
@@ -11396,14 +10158,14 @@
           <w:b w:val="0"/>
           <w:i w:val="0"/>
         </w:rPr>
-        <w:t xml:space="preserve">IV drug users (primary TR from endocarditis) </w:t>
-      </w:r>
-      <w:r>
-        <w:rPr>
-          <w:b w:val="0"/>
-          <w:i w:val="0"/>
-        </w:rPr>
-        <w:t>Slide 70</w:t>
+        <w:t xml:space="preserve">80% of MS due to rheumatic fever are women; usually diagnosed ~20 years after rheumatic fever; rare in developed countries (less rheumatic fever) </w:t>
+      </w:r>
+      <w:r>
+        <w:rPr>
+          <w:b w:val="0"/>
+          <w:i w:val="0"/>
+        </w:rPr>
+        <w:t>Slide 34</w:t>
       </w:r>
       <w:r>
         <w:rPr>
@@ -11417,14 +10179,14 @@
           <w:b w:val="0"/>
           <w:i w:val="0"/>
         </w:rPr>
-        <w:t xml:space="preserve">Pulmonary hypertension; IV drug use </w:t>
-      </w:r>
-      <w:r>
-        <w:rPr>
-          <w:b w:val="0"/>
-          <w:i w:val="0"/>
-        </w:rPr>
-        <w:t>Slide 70</w:t>
+        <w:t xml:space="preserve">Rheumatic fever </w:t>
+      </w:r>
+      <w:r>
+        <w:rPr>
+          <w:b w:val="0"/>
+          <w:i w:val="0"/>
+        </w:rPr>
+        <w:t>Slide 34</w:t>
       </w:r>
       <w:r>
         <w:rPr>
@@ -11438,7 +10200,14 @@
           <w:b w:val="0"/>
           <w:i w:val="0"/>
         </w:rPr>
-        <w:t>Not covered in the lecture</w:t>
+        <w:t xml:space="preserve">Thickened, immobile leaflets narrow the orifice → raised LA (left atrial) size/pressure → AF (atrial fibrillation; thromboembolism risk) → pulmonary vasoconstriction, raised pulmonary artery pressure, RV (right ventricular) pressure overload → right HF (heart failure); HF with preserved ejection fraction </w:t>
+      </w:r>
+      <w:r>
+        <w:rPr>
+          <w:b w:val="0"/>
+          <w:i w:val="0"/>
+        </w:rPr>
+        <w:t>Slides 35, 36</w:t>
       </w:r>
       <w:r>
         <w:rPr>
@@ -11452,14 +10221,14 @@
           <w:b w:val="0"/>
           <w:i w:val="0"/>
         </w:rPr>
-        <w:t xml:space="preserve">Mild–moderate usually asymptomatic; severe: pedal edema, ascites. Holosystolic murmur at left mid/lower sternal border near the epigastrium; increases with inspiration (Carvallo sign: inspiratory increase in a right-sided murmur), which distinguishes it from MR (mitral regurgitation); elevated JVP (jugular venous pressure) with neck pulsations; venous thrill on the right jugular vein </w:t>
-      </w:r>
-      <w:r>
-        <w:rPr>
-          <w:b w:val="0"/>
-          <w:i w:val="0"/>
-        </w:rPr>
-        <w:t>Slides 71, 9</w:t>
+        <w:t xml:space="preserve">Symptoms rare until orifice ~1/3 normal; left-sided HF symptoms (dyspnea on exertion, cough, orthopnea, paroxysmal nocturnal dyspnea, fatigue); hemoptysis (high LA pressure ruptures bronchial vein anastomoses); hoarseness, Ortner syndrome (enlarged LA compressing the left recurrent laryngeal nerve); dysphagia (LA on esophagus). Low-pitched decrescendo-crescendo rumbling diastolic murmur at apex, starting with an opening snap (sound after S2 as the stiff valve opens); bell, left lateral decubitus; maneuver effects not keyed (slide 38's Valsalva line is contested and was not addressed in the lecture) </w:t>
+      </w:r>
+      <w:r>
+        <w:rPr>
+          <w:b w:val="0"/>
+          <w:i w:val="0"/>
+        </w:rPr>
+        <w:t>Slides 37, 38</w:t>
       </w:r>
       <w:r>
         <w:rPr>
@@ -11473,14 +10242,14 @@
           <w:b w:val="0"/>
           <w:i w:val="0"/>
         </w:rPr>
-        <w:t xml:space="preserve">Echocardiogram Doppler: regurgitation; prolapsed, scarred or displaced leaflets </w:t>
-      </w:r>
-      <w:r>
-        <w:rPr>
-          <w:b w:val="0"/>
-          <w:i w:val="0"/>
-        </w:rPr>
-        <w:t>Slide 72</w:t>
+        <w:t xml:space="preserve">ECG (electrocardiogram): LA abnormality, AF common in severe MS, RVH (right ventricular hypertrophy) with pulmonary hypertension; TTE (transthoracic echocardiogram): large LA, stenotic mitral valve; catheterization not necessary. Severe: area &lt;1.0 cm², mean gradient &gt;10 mmHg, peak velocity &gt;3.0 m/s, proximal flow always present (the slide's mild and moderate bands overlap at 1.5 and are not keyed). Dyspnea on exertion or orthopnea → echo </w:t>
+      </w:r>
+      <w:r>
+        <w:rPr>
+          <w:b w:val="0"/>
+          <w:i w:val="0"/>
+        </w:rPr>
+        <w:t>Slides 39, 40, 43</w:t>
       </w:r>
       <w:r>
         <w:rPr>
@@ -11494,14 +10263,14 @@
           <w:b w:val="0"/>
           <w:i w:val="0"/>
         </w:rPr>
-        <w:t xml:space="preserve">Treat the underlying condition; annuloplasty if due to annular dilation; valve repair or replacement if primary cause. Refer when identified on echo or with right heart failure symptoms </w:t>
-      </w:r>
-      <w:r>
-        <w:rPr>
-          <w:b w:val="0"/>
-          <w:i w:val="0"/>
-        </w:rPr>
-        <w:t>Slide 72</w:t>
+        <w:t xml:space="preserve">Asymptomatic in sinus rhythm: no therapy; dyspnea/orthopnea: loop diuretics (furosemide, bumetanide). Surgery if severe MS AND symptomatic dyspnea or pulmonary hypertension: percutaneous balloon valvotomy; valve replacement (moderate symptoms or pulmonary hypertension). Refer everyone with MS on echo </w:t>
+      </w:r>
+      <w:r>
+        <w:rPr>
+          <w:b w:val="0"/>
+          <w:i w:val="0"/>
+        </w:rPr>
+        <w:t>Slides 41, 42, 43</w:t>
       </w:r>
       <w:r>
         <w:rPr>
@@ -11527,6 +10296,1342 @@
           <w:b w:val="0"/>
           <w:i w:val="0"/>
         </w:rPr>
+        <w:t>Mitral regurgitation</w:t>
+      </w:r>
+      <w:r>
+        <w:rPr>
+          <w:b w:val="0"/>
+          <w:i w:val="0"/>
+        </w:rPr>
+        <w:t>3 not covered</w:t>
+      </w:r>
+      <w:r>
+        <w:br/>
+      </w:r>
+      <w:r>
+        <w:rPr>
+          <w:b w:val="0"/>
+          <w:i w:val="0"/>
+        </w:rPr>
+        <w:t>Name of Condition</w:t>
+      </w:r>
+      <w:r>
+        <w:rPr>
+          <w:b w:val="0"/>
+          <w:i w:val="0"/>
+        </w:rPr>
+        <w:t xml:space="preserve">Mitral regurgitation / insufficiency (MR) </w:t>
+      </w:r>
+      <w:r>
+        <w:rPr>
+          <w:b w:val="0"/>
+          <w:i w:val="0"/>
+        </w:rPr>
+        <w:t>Slide 44</w:t>
+      </w:r>
+      <w:r>
+        <w:rPr>
+          <w:b w:val="0"/>
+          <w:i w:val="0"/>
+        </w:rPr>
+        <w:t>Definition</w:t>
+      </w:r>
+      <w:r>
+        <w:rPr>
+          <w:b w:val="0"/>
+          <w:i w:val="0"/>
+        </w:rPr>
+        <w:t xml:space="preserve">Incomplete mitral valve closure causing blood to flow back into the LA (left atrium) during systole (slide 44 mislabels this line "Mitral Stenosis") </w:t>
+      </w:r>
+      <w:r>
+        <w:rPr>
+          <w:b w:val="0"/>
+          <w:i w:val="0"/>
+        </w:rPr>
+        <w:t>Slide 44</w:t>
+      </w:r>
+      <w:r>
+        <w:rPr>
+          <w:b w:val="0"/>
+          <w:i w:val="0"/>
+        </w:rPr>
+        <w:t>Etiology (cause)</w:t>
+      </w:r>
+      <w:r>
+        <w:rPr>
+          <w:b w:val="0"/>
+          <w:i w:val="0"/>
+        </w:rPr>
+        <w:t xml:space="preserve">Acute: MI (myocardial infarction) with papillary muscle rupture, infective endocarditis, rheumatic fever, chordae tendineae rupture, acute LV dilation (myocarditis/ischemia), prosthetic mitral valve failure. Chronic: MVP (mitral valve prolapse), infective endocarditis, rheumatic fever, HOCM (hypertrophic obstructive cardiomyopathy), dilated cardiomyopathy </w:t>
+      </w:r>
+      <w:r>
+        <w:rPr>
+          <w:b w:val="0"/>
+          <w:i w:val="0"/>
+        </w:rPr>
+        <w:t>Slide 45</w:t>
+      </w:r>
+      <w:r>
+        <w:rPr>
+          <w:b w:val="0"/>
+          <w:i w:val="0"/>
+        </w:rPr>
+        <w:t>Epidemiology (who)</w:t>
+      </w:r>
+      <w:r>
+        <w:rPr>
+          <w:b w:val="0"/>
+          <w:i w:val="0"/>
+        </w:rPr>
+        <w:t>Not covered in the lecture</w:t>
+      </w:r>
+      <w:r>
+        <w:rPr>
+          <w:b w:val="0"/>
+          <w:i w:val="0"/>
+        </w:rPr>
+        <w:t>Risk Factors</w:t>
+      </w:r>
+      <w:r>
+        <w:rPr>
+          <w:b w:val="0"/>
+          <w:i w:val="0"/>
+        </w:rPr>
+        <w:t>Not covered in the lecture</w:t>
+      </w:r>
+      <w:r>
+        <w:rPr>
+          <w:b w:val="0"/>
+          <w:i w:val="0"/>
+        </w:rPr>
+        <w:t>Pathology</w:t>
+      </w:r>
+      <w:r>
+        <w:rPr>
+          <w:b w:val="0"/>
+          <w:i w:val="0"/>
+        </w:rPr>
+        <w:t xml:space="preserve">Systolic backflow into LA → LA dilation with pressure/volume overload → LV dilation with eccentric hypertrophy (systolic HF (heart failure)). Acute MR: reduced LA/LV pressures avoid right HF; chronic → right HF → HF with reduced ejection fraction → combined right and left HF </w:t>
+      </w:r>
+      <w:r>
+        <w:rPr>
+          <w:b w:val="0"/>
+          <w:i w:val="0"/>
+        </w:rPr>
+        <w:t>Slides 46, 47</w:t>
+      </w:r>
+      <w:r>
+        <w:rPr>
+          <w:b w:val="0"/>
+          <w:i w:val="0"/>
+        </w:rPr>
+        <w:t>Clinical Manifestation</w:t>
+      </w:r>
+      <w:r>
+        <w:rPr>
+          <w:b w:val="0"/>
+          <w:i w:val="0"/>
+        </w:rPr>
+        <w:t xml:space="preserve">Mild–moderate isolated MR usually asymptomatic; palpitations; acute: left-HF symptoms (dyspnea, fatigue, orthopnea, paroxysmal nocturnal dyspnea, rales, elevated JVP (jugular venous pressure), leg edema); chronic → left HF → pulmonary hypertension → combined HF. Holosystolic blowing murmur at apex, best in left lateral decubitus, radiates to axilla, ± S3, ± thrill; increased by squatting, handgrip; decreased by standing, Valsalva </w:t>
+      </w:r>
+      <w:r>
+        <w:rPr>
+          <w:b w:val="0"/>
+          <w:i w:val="0"/>
+        </w:rPr>
+        <w:t>Slides 47, 48</w:t>
+      </w:r>
+      <w:r>
+        <w:rPr>
+          <w:b w:val="0"/>
+          <w:i w:val="0"/>
+        </w:rPr>
+        <w:t>Diagnosis</w:t>
+      </w:r>
+      <w:r>
+        <w:rPr>
+          <w:b w:val="0"/>
+          <w:i w:val="0"/>
+        </w:rPr>
+        <w:t xml:space="preserve">ECG (electrocardiogram): LA enlargement, LVH (left ventricular hypertrophy) in severe MR (low sensitivity); TTE (transthoracic echocardiogram): regurgitant flow, LVH, LA enlargement; left heart catheterization not required. Severity: severe = regurgitant fraction 50% or more (moderate 30–49%, mild &lt;30%) </w:t>
+      </w:r>
+      <w:r>
+        <w:rPr>
+          <w:b w:val="0"/>
+          <w:i w:val="0"/>
+        </w:rPr>
+        <w:t>Slides 49, 50</w:t>
+      </w:r>
+      <w:r>
+        <w:rPr>
+          <w:b w:val="0"/>
+          <w:i w:val="0"/>
+        </w:rPr>
+        <w:t>Treatment/Therapy</w:t>
+      </w:r>
+      <w:r>
+        <w:rPr>
+          <w:b w:val="0"/>
+          <w:i w:val="0"/>
+        </w:rPr>
+        <w:t xml:space="preserve">Medical: increase forward cardiac output while reducing regurgitant volume; treat comorbid AF (atrial fibrillation) and pulmonary hypertension. Surgery for severe MR, symptomatic LV systolic dysfunction, ejection fraction &lt;60%, LV end-systolic dimension &gt;40 mm: mitral valve clip, TMVR (transcatheter mitral valve replacement), mechanical valve (lifelong anticoagulation) vs biological (none) </w:t>
+      </w:r>
+      <w:r>
+        <w:rPr>
+          <w:b w:val="0"/>
+          <w:i w:val="0"/>
+        </w:rPr>
+        <w:t>Slides 51, 52</w:t>
+      </w:r>
+      <w:r>
+        <w:rPr>
+          <w:b w:val="0"/>
+          <w:i w:val="0"/>
+        </w:rPr>
+        <w:t>Mortality ★</w:t>
+      </w:r>
+      <w:r>
+        <w:rPr>
+          <w:b w:val="0"/>
+          <w:i w:val="0"/>
+        </w:rPr>
+        <w:t>Not covered in the lecture</w:t>
+      </w:r>
+    </w:p>
+    <w:p>
+      <w:pPr>
+        <w:spacing w:after="120"/>
+      </w:pPr>
+      <w:r>
+        <w:rPr>
+          <w:b w:val="0"/>
+          <w:i w:val="0"/>
+        </w:rPr>
+        <w:t>Mitral valve prolapse</w:t>
+      </w:r>
+      <w:r>
+        <w:rPr>
+          <w:b w:val="0"/>
+          <w:i w:val="0"/>
+        </w:rPr>
+        <w:t>2 not covered</w:t>
+      </w:r>
+      <w:r>
+        <w:br/>
+      </w:r>
+      <w:r>
+        <w:rPr>
+          <w:b w:val="0"/>
+          <w:i w:val="0"/>
+        </w:rPr>
+        <w:t>Name of Condition</w:t>
+      </w:r>
+      <w:r>
+        <w:rPr>
+          <w:b w:val="0"/>
+          <w:i w:val="0"/>
+        </w:rPr>
+        <w:t xml:space="preserve">Mitral valve prolapse (MVP) </w:t>
+      </w:r>
+      <w:r>
+        <w:rPr>
+          <w:b w:val="0"/>
+          <w:i w:val="0"/>
+        </w:rPr>
+        <w:t>Slide 54</w:t>
+      </w:r>
+      <w:r>
+        <w:rPr>
+          <w:b w:val="0"/>
+          <w:i w:val="0"/>
+        </w:rPr>
+        <w:t>Definition</w:t>
+      </w:r>
+      <w:r>
+        <w:rPr>
+          <w:b w:val="0"/>
+          <w:i w:val="0"/>
+        </w:rPr>
+        <w:t xml:space="preserve">Flaring of the mitral valve leaflets into the left atrium during systole </w:t>
+      </w:r>
+      <w:r>
+        <w:rPr>
+          <w:b w:val="0"/>
+          <w:i w:val="0"/>
+        </w:rPr>
+        <w:t>Slide 54</w:t>
+      </w:r>
+      <w:r>
+        <w:rPr>
+          <w:b w:val="0"/>
+          <w:i w:val="0"/>
+        </w:rPr>
+        <w:t>Etiology (cause)</w:t>
+      </w:r>
+      <w:r>
+        <w:rPr>
+          <w:b w:val="0"/>
+          <w:i w:val="0"/>
+        </w:rPr>
+        <w:t xml:space="preserve">Myxomatous degeneration of the mitral valve </w:t>
+      </w:r>
+      <w:r>
+        <w:rPr>
+          <w:b w:val="0"/>
+          <w:i w:val="0"/>
+        </w:rPr>
+        <w:t>Slide 54</w:t>
+      </w:r>
+      <w:r>
+        <w:rPr>
+          <w:b w:val="0"/>
+          <w:i w:val="0"/>
+        </w:rPr>
+        <w:t>Epidemiology (who)</w:t>
+      </w:r>
+      <w:r>
+        <w:rPr>
+          <w:b w:val="0"/>
+          <w:i w:val="0"/>
+        </w:rPr>
+        <w:t xml:space="preserve">Usually healthy women 15–30 years old </w:t>
+      </w:r>
+      <w:r>
+        <w:rPr>
+          <w:b w:val="0"/>
+          <w:i w:val="0"/>
+        </w:rPr>
+        <w:t>Slide 54</w:t>
+      </w:r>
+      <w:r>
+        <w:rPr>
+          <w:b w:val="0"/>
+          <w:i w:val="0"/>
+        </w:rPr>
+        <w:t>Risk Factors</w:t>
+      </w:r>
+      <w:r>
+        <w:rPr>
+          <w:b w:val="0"/>
+          <w:i w:val="0"/>
+        </w:rPr>
+        <w:t>Not covered in the lecture</w:t>
+      </w:r>
+      <w:r>
+        <w:rPr>
+          <w:b w:val="0"/>
+          <w:i w:val="0"/>
+        </w:rPr>
+        <w:t>Pathology</w:t>
+      </w:r>
+      <w:r>
+        <w:rPr>
+          <w:b w:val="0"/>
+          <w:i w:val="0"/>
+        </w:rPr>
+        <w:t xml:space="preserve">Congenital condition (slide 54; endorsed in the lecture: "because you were born that way") </w:t>
+      </w:r>
+      <w:r>
+        <w:rPr>
+          <w:b w:val="0"/>
+          <w:i w:val="0"/>
+        </w:rPr>
+        <w:t>Slide 54</w:t>
+      </w:r>
+      <w:r>
+        <w:rPr>
+          <w:b w:val="0"/>
+          <w:i w:val="0"/>
+        </w:rPr>
+        <w:t>Clinical Manifestation</w:t>
+      </w:r>
+      <w:r>
+        <w:rPr>
+          <w:b w:val="0"/>
+          <w:i w:val="0"/>
+        </w:rPr>
+        <w:t xml:space="preserve">Usually benign and asymptomatic; mid-systolic click at the apex; may develop MR (mitral regurgitation) symptoms and signs </w:t>
+      </w:r>
+      <w:r>
+        <w:rPr>
+          <w:b w:val="0"/>
+          <w:i w:val="0"/>
+        </w:rPr>
+        <w:t>Slide 54</w:t>
+      </w:r>
+      <w:r>
+        <w:rPr>
+          <w:b w:val="0"/>
+          <w:i w:val="0"/>
+        </w:rPr>
+        <w:t>Diagnosis</w:t>
+      </w:r>
+      <w:r>
+        <w:rPr>
+          <w:b w:val="0"/>
+          <w:i w:val="0"/>
+        </w:rPr>
+        <w:t xml:space="preserve">Echocardiogram: thickened, redundant mitral leaflets (&gt;5 mm) </w:t>
+      </w:r>
+      <w:r>
+        <w:rPr>
+          <w:b w:val="0"/>
+          <w:i w:val="0"/>
+        </w:rPr>
+        <w:t>Slide 54</w:t>
+      </w:r>
+      <w:r>
+        <w:rPr>
+          <w:b w:val="0"/>
+          <w:i w:val="0"/>
+        </w:rPr>
+        <w:t>Treatment/Therapy</w:t>
+      </w:r>
+      <w:r>
+        <w:rPr>
+          <w:b w:val="0"/>
+          <w:i w:val="0"/>
+        </w:rPr>
+        <w:t xml:space="preserve">Usually none; if it progresses to MR: clip, TMVR (transcatheter mitral valve replacement), biological or mechanical replacement </w:t>
+      </w:r>
+      <w:r>
+        <w:rPr>
+          <w:b w:val="0"/>
+          <w:i w:val="0"/>
+        </w:rPr>
+        <w:t>Slide 54</w:t>
+      </w:r>
+      <w:r>
+        <w:rPr>
+          <w:b w:val="0"/>
+          <w:i w:val="0"/>
+        </w:rPr>
+        <w:t>Mortality ★</w:t>
+      </w:r>
+      <w:r>
+        <w:rPr>
+          <w:b w:val="0"/>
+          <w:i w:val="0"/>
+        </w:rPr>
+        <w:t>Not covered in the lecture</w:t>
+      </w:r>
+    </w:p>
+    <w:p>
+      <w:pPr>
+        <w:spacing w:after="120"/>
+      </w:pPr>
+      <w:r>
+        <w:rPr>
+          <w:b w:val="0"/>
+          <w:i w:val="0"/>
+        </w:rPr>
+        <w:t>Pulmonic stenosis</w:t>
+      </w:r>
+      <w:r>
+        <w:rPr>
+          <w:b w:val="0"/>
+          <w:i w:val="0"/>
+        </w:rPr>
+        <w:t>2 not covered</w:t>
+      </w:r>
+      <w:r>
+        <w:br/>
+      </w:r>
+      <w:r>
+        <w:rPr>
+          <w:b w:val="0"/>
+          <w:i w:val="0"/>
+        </w:rPr>
+        <w:t>Name of Condition</w:t>
+      </w:r>
+      <w:r>
+        <w:rPr>
+          <w:b w:val="0"/>
+          <w:i w:val="0"/>
+        </w:rPr>
+        <w:t xml:space="preserve">Pulmonic stenosis (PS) </w:t>
+      </w:r>
+      <w:r>
+        <w:rPr>
+          <w:b w:val="0"/>
+          <w:i w:val="0"/>
+        </w:rPr>
+        <w:t>Slide 55</w:t>
+      </w:r>
+      <w:r>
+        <w:rPr>
+          <w:b w:val="0"/>
+          <w:i w:val="0"/>
+        </w:rPr>
+        <w:t>Definition</w:t>
+      </w:r>
+      <w:r>
+        <w:rPr>
+          <w:b w:val="0"/>
+          <w:i w:val="0"/>
+        </w:rPr>
+        <w:t xml:space="preserve">Right ventricular outflow obstruction of blood to the lungs </w:t>
+      </w:r>
+      <w:r>
+        <w:rPr>
+          <w:b w:val="0"/>
+          <w:i w:val="0"/>
+        </w:rPr>
+        <w:t>Slide 55</w:t>
+      </w:r>
+      <w:r>
+        <w:rPr>
+          <w:b w:val="0"/>
+          <w:i w:val="0"/>
+        </w:rPr>
+        <w:t>Etiology (cause)</w:t>
+      </w:r>
+      <w:r>
+        <w:rPr>
+          <w:b w:val="0"/>
+          <w:i w:val="0"/>
+        </w:rPr>
+        <w:t xml:space="preserve">Almost always congenital; carcinoid disease; commonly part of tetralogy of Fallot </w:t>
+      </w:r>
+      <w:r>
+        <w:rPr>
+          <w:b w:val="0"/>
+          <w:i w:val="0"/>
+        </w:rPr>
+        <w:t>Slide 55</w:t>
+      </w:r>
+      <w:r>
+        <w:rPr>
+          <w:b w:val="0"/>
+          <w:i w:val="0"/>
+        </w:rPr>
+        <w:t>Epidemiology (who)</w:t>
+      </w:r>
+      <w:r>
+        <w:rPr>
+          <w:b w:val="0"/>
+          <w:i w:val="0"/>
+        </w:rPr>
+        <w:t>Not covered in the lecture</w:t>
+      </w:r>
+      <w:r>
+        <w:rPr>
+          <w:b w:val="0"/>
+          <w:i w:val="0"/>
+        </w:rPr>
+        <w:t>Risk Factors</w:t>
+      </w:r>
+      <w:r>
+        <w:rPr>
+          <w:b w:val="0"/>
+          <w:i w:val="0"/>
+        </w:rPr>
+        <w:t>Not covered in the lecture</w:t>
+      </w:r>
+      <w:r>
+        <w:rPr>
+          <w:b w:val="0"/>
+          <w:i w:val="0"/>
+        </w:rPr>
+        <w:t>Pathology</w:t>
+      </w:r>
+      <w:r>
+        <w:rPr>
+          <w:b w:val="0"/>
+          <w:i w:val="0"/>
+        </w:rPr>
+        <w:t xml:space="preserve">Increased RV (right ventricular) pressure → RV pressure overload → RVH (right ventricular hypertrophy; diastolic failure); RV volume overload → dilated right HF (heart failure; systolic failure) </w:t>
+      </w:r>
+      <w:r>
+        <w:rPr>
+          <w:b w:val="0"/>
+          <w:i w:val="0"/>
+        </w:rPr>
+        <w:t>Slide 56</w:t>
+      </w:r>
+      <w:r>
+        <w:rPr>
+          <w:b w:val="0"/>
+          <w:i w:val="0"/>
+        </w:rPr>
+        <w:t>Clinical Manifestation</w:t>
+      </w:r>
+      <w:r>
+        <w:rPr>
+          <w:b w:val="0"/>
+          <w:i w:val="0"/>
+        </w:rPr>
+        <w:t xml:space="preserve">Mild–moderate usually asymptomatic; severe: right-HF symptoms (exertional dyspnea, fatigue, angina, syncope). Harsh high-pitched crescendo-decrescendo mid-systolic ejection murmur at left 2nd–4th ICS (intercostal space)/LUSB (left upper sternal border), increases with inspiration; split S2. Late: right HF, hepatomegaly, ascites, edema </w:t>
+      </w:r>
+      <w:r>
+        <w:rPr>
+          <w:b w:val="0"/>
+          <w:i w:val="0"/>
+        </w:rPr>
+        <w:t>Slide 57</w:t>
+      </w:r>
+      <w:r>
+        <w:rPr>
+          <w:b w:val="0"/>
+          <w:i w:val="0"/>
+        </w:rPr>
+        <w:t>Diagnosis</w:t>
+      </w:r>
+      <w:r>
+        <w:rPr>
+          <w:b w:val="0"/>
+          <w:i w:val="0"/>
+        </w:rPr>
+        <w:t xml:space="preserve">ECG (electrocardiogram): right axis deviation, RVH (right ventricular hypertrophy); echo: abnormal valve motion, increased peak jet on Doppler (the grading table is not tested: "not the lesser valves") </w:t>
+      </w:r>
+      <w:r>
+        <w:rPr>
+          <w:b w:val="0"/>
+          <w:i w:val="0"/>
+        </w:rPr>
+        <w:t>Slide 58</w:t>
+      </w:r>
+      <w:r>
+        <w:rPr>
+          <w:b w:val="0"/>
+          <w:i w:val="0"/>
+        </w:rPr>
+        <w:t>Treatment/Therapy</w:t>
+      </w:r>
+      <w:r>
+        <w:rPr>
+          <w:b w:val="0"/>
+          <w:i w:val="0"/>
+        </w:rPr>
+        <w:t xml:space="preserve">Mild–moderate: none. Severe with symptoms: diuretics for right-HF symptoms, pulmonic balloon valvuloplasty; severe congenital may need replacement. Refer to cardiology if seen on echo </w:t>
+      </w:r>
+      <w:r>
+        <w:rPr>
+          <w:b w:val="0"/>
+          <w:i w:val="0"/>
+        </w:rPr>
+        <w:t>Slide 59</w:t>
+      </w:r>
+      <w:r>
+        <w:rPr>
+          <w:b w:val="0"/>
+          <w:i w:val="0"/>
+        </w:rPr>
+        <w:t>Mortality ★</w:t>
+      </w:r>
+      <w:r>
+        <w:rPr>
+          <w:b w:val="0"/>
+          <w:i w:val="0"/>
+        </w:rPr>
+        <w:t xml:space="preserve">Mild–moderate: 94% 20-year survival </w:t>
+      </w:r>
+      <w:r>
+        <w:rPr>
+          <w:b w:val="0"/>
+          <w:i w:val="0"/>
+        </w:rPr>
+        <w:t>Slide 59</w:t>
+      </w:r>
+    </w:p>
+    <w:p>
+      <w:pPr>
+        <w:spacing w:after="120"/>
+      </w:pPr>
+      <w:r>
+        <w:rPr>
+          <w:b w:val="0"/>
+          <w:i w:val="0"/>
+        </w:rPr>
+        <w:t>Pulmonic regurgitation</w:t>
+      </w:r>
+      <w:r>
+        <w:rPr>
+          <w:b w:val="0"/>
+          <w:i w:val="0"/>
+        </w:rPr>
+        <w:t>★ Professor emphasized</w:t>
+      </w:r>
+      <w:r>
+        <w:rPr>
+          <w:b w:val="0"/>
+          <w:i w:val="0"/>
+        </w:rPr>
+        <w:t>3 not covered</w:t>
+      </w:r>
+    </w:p>
+    <w:p>
+      <w:pPr>
+        <w:spacing w:after="120"/>
+      </w:pPr>
+      <w:r>
+        <w:rPr>
+          <w:b w:val="0"/>
+          <w:i w:val="0"/>
+        </w:rPr>
+        <w:t>★ Iatrogenic is the most common cause overall (said three times)</w:t>
+      </w:r>
+    </w:p>
+    <w:p>
+      <w:pPr>
+        <w:spacing w:after="120"/>
+      </w:pPr>
+      <w:r>
+        <w:rPr>
+          <w:b w:val="0"/>
+          <w:i w:val="0"/>
+        </w:rPr>
+        <w:t>Name of Condition</w:t>
+      </w:r>
+      <w:r>
+        <w:rPr>
+          <w:b w:val="0"/>
+          <w:i w:val="0"/>
+        </w:rPr>
+        <w:t xml:space="preserve">Pulmonic regurgitation / insufficiency (PR) </w:t>
+      </w:r>
+      <w:r>
+        <w:rPr>
+          <w:b w:val="0"/>
+          <w:i w:val="0"/>
+        </w:rPr>
+        <w:t>Slide 60</w:t>
+      </w:r>
+      <w:r>
+        <w:rPr>
+          <w:b w:val="0"/>
+          <w:i w:val="0"/>
+        </w:rPr>
+        <w:t>Definition</w:t>
+      </w:r>
+      <w:r>
+        <w:rPr>
+          <w:b w:val="0"/>
+          <w:i w:val="0"/>
+        </w:rPr>
+        <w:t xml:space="preserve">Incomplete pulmonic valve closure causing blood to flow back into the RV (right ventricle) </w:t>
+      </w:r>
+      <w:r>
+        <w:rPr>
+          <w:b w:val="0"/>
+          <w:i w:val="0"/>
+        </w:rPr>
+        <w:t>Slide 60</w:t>
+      </w:r>
+      <w:r>
+        <w:rPr>
+          <w:b w:val="0"/>
+          <w:i w:val="0"/>
+        </w:rPr>
+        <w:t>Etiology (cause)</w:t>
+      </w:r>
+      <w:r>
+        <w:rPr>
+          <w:b w:val="0"/>
+          <w:i w:val="0"/>
+        </w:rPr>
+        <w:t xml:space="preserve">High-pressure cause: pulmonary hypertension. Low-pressure causes: congenital (bicuspid); carcinoid disease; iatrogenic (after surgical valvotomy/valvectomy/valvuloplasty for RV (right ventricular) outflow obstruction) = MOST COMMON cause (slide 61, confirmed in the lecture) </w:t>
+      </w:r>
+      <w:r>
+        <w:rPr>
+          <w:b w:val="0"/>
+          <w:i w:val="0"/>
+        </w:rPr>
+        <w:t>Slide 61</w:t>
+      </w:r>
+      <w:r>
+        <w:rPr>
+          <w:b w:val="0"/>
+          <w:i w:val="0"/>
+        </w:rPr>
+        <w:t>Epidemiology (who)</w:t>
+      </w:r>
+      <w:r>
+        <w:rPr>
+          <w:b w:val="0"/>
+          <w:i w:val="0"/>
+        </w:rPr>
+        <w:t>Not covered in the lecture</w:t>
+      </w:r>
+      <w:r>
+        <w:rPr>
+          <w:b w:val="0"/>
+          <w:i w:val="0"/>
+        </w:rPr>
+        <w:t>Risk Factors</w:t>
+      </w:r>
+      <w:r>
+        <w:rPr>
+          <w:b w:val="0"/>
+          <w:i w:val="0"/>
+        </w:rPr>
+        <w:t>Not covered in the lecture</w:t>
+      </w:r>
+      <w:r>
+        <w:rPr>
+          <w:b w:val="0"/>
+          <w:i w:val="0"/>
+        </w:rPr>
+        <w:t>Pathology</w:t>
+      </w:r>
+      <w:r>
+        <w:rPr>
+          <w:b w:val="0"/>
+          <w:i w:val="0"/>
+        </w:rPr>
+        <w:t xml:space="preserve">Retrograde flow from the pulmonary artery → RV overload </w:t>
+      </w:r>
+      <w:r>
+        <w:rPr>
+          <w:b w:val="0"/>
+          <w:i w:val="0"/>
+        </w:rPr>
+        <w:t>Slide 62</w:t>
+      </w:r>
+      <w:r>
+        <w:rPr>
+          <w:b w:val="0"/>
+          <w:i w:val="0"/>
+        </w:rPr>
+        <w:t>Clinical Manifestation</w:t>
+      </w:r>
+      <w:r>
+        <w:rPr>
+          <w:b w:val="0"/>
+          <w:i w:val="0"/>
+        </w:rPr>
+        <w:t xml:space="preserve">Right-sided HF (heart failure): fatigue, peripheral edema, JVD (jugular venous distension), ascites. Brief high-pitched decrescendo early diastolic murmur at 2nd left ICS (intercostal space), radiating to mid right sternal border with full inspiration (Graham Steell murmur); louder with more venous return (inspiration, squatting, supine), softer with less (expiration, standing) </w:t>
+      </w:r>
+      <w:r>
+        <w:rPr>
+          <w:b w:val="0"/>
+          <w:i w:val="0"/>
+        </w:rPr>
+        <w:t>Slides 62, 63</w:t>
+      </w:r>
+      <w:r>
+        <w:rPr>
+          <w:b w:val="0"/>
+          <w:i w:val="0"/>
+        </w:rPr>
+        <w:t>Diagnosis</w:t>
+      </w:r>
+      <w:r>
+        <w:rPr>
+          <w:b w:val="0"/>
+          <w:i w:val="0"/>
+        </w:rPr>
+        <w:t xml:space="preserve">Usually an incidental finding on echocardiogram or physical exam </w:t>
+      </w:r>
+      <w:r>
+        <w:rPr>
+          <w:b w:val="0"/>
+          <w:i w:val="0"/>
+        </w:rPr>
+        <w:t>Slide 64</w:t>
+      </w:r>
+      <w:r>
+        <w:rPr>
+          <w:b w:val="0"/>
+          <w:i w:val="0"/>
+        </w:rPr>
+        <w:t>Treatment/Therapy</w:t>
+      </w:r>
+      <w:r>
+        <w:rPr>
+          <w:b w:val="0"/>
+          <w:i w:val="0"/>
+        </w:rPr>
+        <w:t xml:space="preserve">Treat the underlying condition; refer when seen on echo or with right-HF symptoms/signs (slide 64's "almost always congenital, no treatment required" conflicts with slide 61 and is not keyed) </w:t>
+      </w:r>
+      <w:r>
+        <w:rPr>
+          <w:b w:val="0"/>
+          <w:i w:val="0"/>
+        </w:rPr>
+        <w:t>Slide 64</w:t>
+      </w:r>
+      <w:r>
+        <w:rPr>
+          <w:b w:val="0"/>
+          <w:i w:val="0"/>
+        </w:rPr>
+        <w:t>Mortality ★</w:t>
+      </w:r>
+      <w:r>
+        <w:rPr>
+          <w:b w:val="0"/>
+          <w:i w:val="0"/>
+        </w:rPr>
+        <w:t>Not covered in the lecture</w:t>
+      </w:r>
+    </w:p>
+    <w:p>
+      <w:pPr>
+        <w:spacing w:after="120"/>
+      </w:pPr>
+      <w:r>
+        <w:rPr>
+          <w:b w:val="0"/>
+          <w:i w:val="0"/>
+        </w:rPr>
+        <w:t>Tricuspid stenosis</w:t>
+      </w:r>
+      <w:r>
+        <w:rPr>
+          <w:b w:val="0"/>
+          <w:i w:val="0"/>
+        </w:rPr>
+        <w:t>2 not covered</w:t>
+      </w:r>
+      <w:r>
+        <w:br/>
+      </w:r>
+      <w:r>
+        <w:rPr>
+          <w:b w:val="0"/>
+          <w:i w:val="0"/>
+        </w:rPr>
+        <w:t>Name of Condition</w:t>
+      </w:r>
+      <w:r>
+        <w:rPr>
+          <w:b w:val="0"/>
+          <w:i w:val="0"/>
+        </w:rPr>
+        <w:t xml:space="preserve">Tricuspid stenosis (TS) </w:t>
+      </w:r>
+      <w:r>
+        <w:rPr>
+          <w:b w:val="0"/>
+          <w:i w:val="0"/>
+        </w:rPr>
+        <w:t>Slide 65</w:t>
+      </w:r>
+      <w:r>
+        <w:rPr>
+          <w:b w:val="0"/>
+          <w:i w:val="0"/>
+        </w:rPr>
+        <w:t>Definition</w:t>
+      </w:r>
+      <w:r>
+        <w:rPr>
+          <w:b w:val="0"/>
+          <w:i w:val="0"/>
+        </w:rPr>
+        <w:t xml:space="preserve">Obstruction of inflow from the RA (right atrium) to the RV (right ventricle) across a narrowed tricuspid valve (slide 66; slide 65's "from the LA" is a deck error) </w:t>
+      </w:r>
+      <w:r>
+        <w:rPr>
+          <w:b w:val="0"/>
+          <w:i w:val="0"/>
+        </w:rPr>
+        <w:t>Slides 65, 66</w:t>
+      </w:r>
+      <w:r>
+        <w:rPr>
+          <w:b w:val="0"/>
+          <w:i w:val="0"/>
+        </w:rPr>
+        <w:t>Etiology (cause)</w:t>
+      </w:r>
+      <w:r>
+        <w:rPr>
+          <w:b w:val="0"/>
+          <w:i w:val="0"/>
+        </w:rPr>
+        <w:t xml:space="preserve">Most commonly rheumatic fever worldwide; in the US almost always congenital; carcinoid disease </w:t>
+      </w:r>
+      <w:r>
+        <w:rPr>
+          <w:b w:val="0"/>
+          <w:i w:val="0"/>
+        </w:rPr>
+        <w:t>Slide 65</w:t>
+      </w:r>
+      <w:r>
+        <w:rPr>
+          <w:b w:val="0"/>
+          <w:i w:val="0"/>
+        </w:rPr>
+        <w:t>Epidemiology (who)</w:t>
+      </w:r>
+      <w:r>
+        <w:rPr>
+          <w:b w:val="0"/>
+          <w:i w:val="0"/>
+        </w:rPr>
+        <w:t xml:space="preserve">Most common in women </w:t>
+      </w:r>
+      <w:r>
+        <w:rPr>
+          <w:b w:val="0"/>
+          <w:i w:val="0"/>
+        </w:rPr>
+        <w:t>Slide 65</w:t>
+      </w:r>
+      <w:r>
+        <w:rPr>
+          <w:b w:val="0"/>
+          <w:i w:val="0"/>
+        </w:rPr>
+        <w:t>Risk Factors</w:t>
+      </w:r>
+      <w:r>
+        <w:rPr>
+          <w:b w:val="0"/>
+          <w:i w:val="0"/>
+        </w:rPr>
+        <w:t>Not covered in the lecture</w:t>
+      </w:r>
+      <w:r>
+        <w:rPr>
+          <w:b w:val="0"/>
+          <w:i w:val="0"/>
+        </w:rPr>
+        <w:t>Pathology</w:t>
+      </w:r>
+      <w:r>
+        <w:rPr>
+          <w:b w:val="0"/>
+          <w:i w:val="0"/>
+        </w:rPr>
+        <w:t xml:space="preserve">Narrowed tricuspid valve → obstructed RA-to-RV inflow → RA dilation and hypertrophy, low cardiac output, portal congestion → right HF (heart failure) without RV dysfunction </w:t>
+      </w:r>
+      <w:r>
+        <w:rPr>
+          <w:b w:val="0"/>
+          <w:i w:val="0"/>
+        </w:rPr>
+        <w:t>Slide 66</w:t>
+      </w:r>
+      <w:r>
+        <w:rPr>
+          <w:b w:val="0"/>
+          <w:i w:val="0"/>
+        </w:rPr>
+        <w:t>Clinical Manifestation</w:t>
+      </w:r>
+      <w:r>
+        <w:rPr>
+          <w:b w:val="0"/>
+          <w:i w:val="0"/>
+        </w:rPr>
+        <w:t xml:space="preserve">Mild–moderate usually asymptomatic; severe: fluttering discomfort in the neck, cold skin (low cardiac output), RUQ (right upper quadrant) pain (enlarged liver). Soft opening snap and mid-diastolic rumble at left lower sternal border near the xiphoid, increases with inspiration; JVD (jugular venous distension); suffusion sign (dusky face with dilated scalp veins when supine; not tested, per the lecture) </w:t>
+      </w:r>
+      <w:r>
+        <w:rPr>
+          <w:b w:val="0"/>
+          <w:i w:val="0"/>
+        </w:rPr>
+        <w:t>Slide 67</w:t>
+      </w:r>
+      <w:r>
+        <w:rPr>
+          <w:b w:val="0"/>
+          <w:i w:val="0"/>
+        </w:rPr>
+        <w:t>Diagnosis</w:t>
+      </w:r>
+      <w:r>
+        <w:rPr>
+          <w:b w:val="0"/>
+          <w:i w:val="0"/>
+        </w:rPr>
+        <w:t xml:space="preserve">ECG (electrocardiogram): RA enlargement out of proportion to RVH (right ventricular hypertrophy); echo: abnormal valve motion, increased peak jet (the grading table is not tested: "not the lesser valves") </w:t>
+      </w:r>
+      <w:r>
+        <w:rPr>
+          <w:b w:val="0"/>
+          <w:i w:val="0"/>
+        </w:rPr>
+        <w:t>Slide 68</w:t>
+      </w:r>
+      <w:r>
+        <w:rPr>
+          <w:b w:val="0"/>
+          <w:i w:val="0"/>
+        </w:rPr>
+        <w:t>Treatment/Therapy</w:t>
+      </w:r>
+      <w:r>
+        <w:rPr>
+          <w:b w:val="0"/>
+          <w:i w:val="0"/>
+        </w:rPr>
+        <w:t xml:space="preserve">Severe with symptoms: low salt, diuretics, aldosterone antagonist; bioprosthetic valve replacement preferred; balloon valvotomy and repair reserved for hepatic congestion that may lead to cirrhosis or severe systemic venous congestion. Refer if seen on echo or HF symptoms </w:t>
+      </w:r>
+      <w:r>
+        <w:rPr>
+          <w:b w:val="0"/>
+          <w:i w:val="0"/>
+        </w:rPr>
+        <w:t>Slide 69</w:t>
+      </w:r>
+      <w:r>
+        <w:rPr>
+          <w:b w:val="0"/>
+          <w:i w:val="0"/>
+        </w:rPr>
+        <w:t>Mortality ★</w:t>
+      </w:r>
+      <w:r>
+        <w:rPr>
+          <w:b w:val="0"/>
+          <w:i w:val="0"/>
+        </w:rPr>
+        <w:t>Not covered in the lecture</w:t>
+      </w:r>
+    </w:p>
+    <w:p>
+      <w:pPr>
+        <w:spacing w:after="120"/>
+      </w:pPr>
+      <w:r>
+        <w:rPr>
+          <w:b w:val="0"/>
+          <w:i w:val="0"/>
+        </w:rPr>
+        <w:t>Tricuspid regurgitation</w:t>
+      </w:r>
+      <w:r>
+        <w:rPr>
+          <w:b w:val="0"/>
+          <w:i w:val="0"/>
+        </w:rPr>
+        <w:t>★ Professor emphasized</w:t>
+      </w:r>
+      <w:r>
+        <w:rPr>
+          <w:b w:val="0"/>
+          <w:i w:val="0"/>
+        </w:rPr>
+        <w:t>2 not covered</w:t>
+      </w:r>
+    </w:p>
+    <w:p>
+      <w:pPr>
+        <w:spacing w:after="120"/>
+      </w:pPr>
+      <w:r>
+        <w:rPr>
+          <w:b w:val="0"/>
+          <w:i w:val="0"/>
+        </w:rPr>
+        <w:t>★ Tricuspid endocarditis is usually intravenous drug use; Carvallo sign separates it from mitral regurgitation</w:t>
+      </w:r>
+    </w:p>
+    <w:p>
+      <w:pPr>
+        <w:spacing w:after="120"/>
+      </w:pPr>
+      <w:r>
+        <w:rPr>
+          <w:b w:val="0"/>
+          <w:i w:val="0"/>
+        </w:rPr>
+        <w:t>Name of Condition</w:t>
+      </w:r>
+      <w:r>
+        <w:rPr>
+          <w:b w:val="0"/>
+          <w:i w:val="0"/>
+        </w:rPr>
+        <w:t xml:space="preserve">Tricuspid regurgitation / insufficiency (TR) </w:t>
+      </w:r>
+      <w:r>
+        <w:rPr>
+          <w:b w:val="0"/>
+          <w:i w:val="0"/>
+        </w:rPr>
+        <w:t>Slide 70</w:t>
+      </w:r>
+      <w:r>
+        <w:rPr>
+          <w:b w:val="0"/>
+          <w:i w:val="0"/>
+        </w:rPr>
+        <w:t>Definition</w:t>
+      </w:r>
+      <w:r>
+        <w:rPr>
+          <w:b w:val="0"/>
+          <w:i w:val="0"/>
+        </w:rPr>
+        <w:t xml:space="preserve">Incomplete closure causing blood to flow from the RV (right ventricle) back into the RA (right atrium) </w:t>
+      </w:r>
+      <w:r>
+        <w:rPr>
+          <w:b w:val="0"/>
+          <w:i w:val="0"/>
+        </w:rPr>
+        <w:t>Slide 70</w:t>
+      </w:r>
+      <w:r>
+        <w:rPr>
+          <w:b w:val="0"/>
+          <w:i w:val="0"/>
+        </w:rPr>
+        <w:t>Etiology (cause)</w:t>
+      </w:r>
+      <w:r>
+        <w:rPr>
+          <w:b w:val="0"/>
+          <w:i w:val="0"/>
+        </w:rPr>
+        <w:t xml:space="preserve">Most commonly tricuspid annulus dilation from RV dilation in pulmonary hypertension; primary: infective endocarditis in IV (intravenous) drug users </w:t>
+      </w:r>
+      <w:r>
+        <w:rPr>
+          <w:b w:val="0"/>
+          <w:i w:val="0"/>
+        </w:rPr>
+        <w:t>Slide 70</w:t>
+      </w:r>
+      <w:r>
+        <w:rPr>
+          <w:b w:val="0"/>
+          <w:i w:val="0"/>
+        </w:rPr>
+        <w:t>Epidemiology (who)</w:t>
+      </w:r>
+      <w:r>
+        <w:rPr>
+          <w:b w:val="0"/>
+          <w:i w:val="0"/>
+        </w:rPr>
+        <w:t xml:space="preserve">IV drug users (primary TR from endocarditis) </w:t>
+      </w:r>
+      <w:r>
+        <w:rPr>
+          <w:b w:val="0"/>
+          <w:i w:val="0"/>
+        </w:rPr>
+        <w:t>Slide 70</w:t>
+      </w:r>
+      <w:r>
+        <w:rPr>
+          <w:b w:val="0"/>
+          <w:i w:val="0"/>
+        </w:rPr>
+        <w:t>Risk Factors</w:t>
+      </w:r>
+      <w:r>
+        <w:rPr>
+          <w:b w:val="0"/>
+          <w:i w:val="0"/>
+        </w:rPr>
+        <w:t xml:space="preserve">Pulmonary hypertension; IV drug use </w:t>
+      </w:r>
+      <w:r>
+        <w:rPr>
+          <w:b w:val="0"/>
+          <w:i w:val="0"/>
+        </w:rPr>
+        <w:t>Slide 70</w:t>
+      </w:r>
+      <w:r>
+        <w:rPr>
+          <w:b w:val="0"/>
+          <w:i w:val="0"/>
+        </w:rPr>
+        <w:t>Pathology</w:t>
+      </w:r>
+      <w:r>
+        <w:rPr>
+          <w:b w:val="0"/>
+          <w:i w:val="0"/>
+        </w:rPr>
+        <w:t>Not covered in the lecture</w:t>
+      </w:r>
+      <w:r>
+        <w:rPr>
+          <w:b w:val="0"/>
+          <w:i w:val="0"/>
+        </w:rPr>
+        <w:t>Clinical Manifestation</w:t>
+      </w:r>
+      <w:r>
+        <w:rPr>
+          <w:b w:val="0"/>
+          <w:i w:val="0"/>
+        </w:rPr>
+        <w:t xml:space="preserve">Mild–moderate usually asymptomatic; severe: pedal edema, ascites. Holosystolic murmur at left mid/lower sternal border near the epigastrium; increases with inspiration (Carvallo sign: inspiratory increase in a right-sided murmur), which distinguishes it from MR (mitral regurgitation); elevated JVP (jugular venous pressure) with neck pulsations; venous thrill on the right jugular vein </w:t>
+      </w:r>
+      <w:r>
+        <w:rPr>
+          <w:b w:val="0"/>
+          <w:i w:val="0"/>
+        </w:rPr>
+        <w:t>Slides 71, 9</w:t>
+      </w:r>
+      <w:r>
+        <w:rPr>
+          <w:b w:val="0"/>
+          <w:i w:val="0"/>
+        </w:rPr>
+        <w:t>Diagnosis</w:t>
+      </w:r>
+      <w:r>
+        <w:rPr>
+          <w:b w:val="0"/>
+          <w:i w:val="0"/>
+        </w:rPr>
+        <w:t xml:space="preserve">Echocardiogram Doppler: regurgitation; prolapsed, scarred or displaced leaflets </w:t>
+      </w:r>
+      <w:r>
+        <w:rPr>
+          <w:b w:val="0"/>
+          <w:i w:val="0"/>
+        </w:rPr>
+        <w:t>Slide 72</w:t>
+      </w:r>
+      <w:r>
+        <w:rPr>
+          <w:b w:val="0"/>
+          <w:i w:val="0"/>
+        </w:rPr>
+        <w:t>Treatment/Therapy</w:t>
+      </w:r>
+      <w:r>
+        <w:rPr>
+          <w:b w:val="0"/>
+          <w:i w:val="0"/>
+        </w:rPr>
+        <w:t xml:space="preserve">Treat the underlying condition; annuloplasty if due to annular dilation; valve repair or replacement if primary cause. Refer when identified on echo or with right heart failure symptoms </w:t>
+      </w:r>
+      <w:r>
+        <w:rPr>
+          <w:b w:val="0"/>
+          <w:i w:val="0"/>
+        </w:rPr>
+        <w:t>Slide 72</w:t>
+      </w:r>
+      <w:r>
+        <w:rPr>
+          <w:b w:val="0"/>
+          <w:i w:val="0"/>
+        </w:rPr>
+        <w:t>Mortality ★</w:t>
+      </w:r>
+      <w:r>
+        <w:rPr>
+          <w:b w:val="0"/>
+          <w:i w:val="0"/>
+        </w:rPr>
+        <w:t>Not covered in the lecture</w:t>
+      </w:r>
+    </w:p>
+    <w:p>
+      <w:pPr>
+        <w:spacing w:after="120"/>
+      </w:pPr>
+      <w:r>
+        <w:rPr>
+          <w:b w:val="0"/>
+          <w:i w:val="0"/>
+        </w:rPr>
         <w:t>Prosthetic heart valves and anticoagulation</w:t>
       </w:r>
       <w:r>
@@ -11534,11 +11639,32 @@
           <w:b w:val="0"/>
           <w:i w:val="0"/>
         </w:rPr>
+        <w:t>★ Professor emphasized</w:t>
+      </w:r>
+      <w:r>
+        <w:rPr>
+          <w:b w:val="0"/>
+          <w:i w:val="0"/>
+        </w:rPr>
         <w:t>6 not covered</w:t>
       </w:r>
-      <w:r>
-        <w:br/>
-      </w:r>
+    </w:p>
+    <w:p>
+      <w:pPr>
+        <w:spacing w:after="120"/>
+      </w:pPr>
+      <w:r>
+        <w:rPr>
+          <w:b w:val="0"/>
+          <w:i w:val="0"/>
+        </w:rPr>
+        <w:t>★ Mechanical valve: vitamin K antagonist (warfarin) only; stick with the higher target when both valves are mechanical; bridge with heparin</w:t>
+      </w:r>
+    </w:p>
+    <w:p>
+      <w:pPr>
+        <w:spacing w:after="120"/>
+      </w:pPr>
       <w:r>
         <w:rPr>
           <w:b w:val="0"/>
@@ -11607,7 +11733,7 @@
           <w:b w:val="0"/>
           <w:i w:val="0"/>
         </w:rPr>
-        <w:t xml:space="preserve">As written on the slide: TAVR/TMVR (transcatheter aortic/mitral valve replacement) "used in patients &lt;55 years old, younger patients with a life expectancy of &gt;10 years"; mechanical valves used in patients &lt;70; bioprosthetic preferred if life expectancy is shorter than the valve's expected longevity or anticoagulation is contraindicated </w:t>
+        <w:t xml:space="preserve">Valve type by age (slide 74: TAVR/TMVR "&lt;55", mechanical "&lt;70") conflicts with the lecture's spoken teaching and is not keyed; bioprosthetic preferred if life expectancy is shorter than the valve's expected longevity or anticoagulation is contraindicated </w:t>
       </w:r>
       <w:r>
         <w:rPr>

--- a/Clinical Medicine and Surgery I Exam 4/cms-exam-4-clin-med-pro-guide.docx
+++ b/Clinical Medicine and Surgery I Exam 4/cms-exam-4-clin-med-pro-guide.docx
@@ -281,6 +281,47 @@
               <w:t xml:space="preserve"> rather than filling the gap from elsewhere (196 of 740 fields in this exam; Mortality alone: 52 of 74). Slide numbers follow each field. Cards open closed; tap one to read it.</w:t>
             </w:r>
           </w:p>
+          <w:p>
+            <w:pPr>
+              <w:spacing w:after="120"/>
+            </w:pPr>
+            <w:r>
+              <w:rPr>
+                <w:b w:val="0"/>
+                <w:i w:val="0"/>
+              </w:rPr>
+              <w:t xml:space="preserve">The ★ on </w:t>
+            </w:r>
+            <w:r>
+              <w:rPr>
+                <w:b/>
+                <w:i w:val="0"/>
+              </w:rPr>
+              <w:t>Mortality</w:t>
+            </w:r>
+            <w:r>
+              <w:rPr>
+                <w:b w:val="0"/>
+                <w:i w:val="0"/>
+              </w:rPr>
+              <w:t xml:space="preserve"> is on the original study-tip slide: fill it when a figure exists. A </w:t>
+            </w:r>
+            <w:r>
+              <w:rPr>
+                <w:b w:val="0"/>
+                <w:i w:val="0"/>
+                <w:highlight w:val="yellow"/>
+              </w:rPr>
+              <w:t>★ highlighted phrase</w:t>
+            </w:r>
+            <w:r>
+              <w:rPr>
+                <w:b w:val="0"/>
+                <w:i w:val="0"/>
+              </w:rPr>
+              <w:t xml:space="preserve"> inside a field is a fact the professor emphasized in the lecture recording, carried over from this exam’s study guide.</w:t>
+            </w:r>
+          </w:p>
         </w:tc>
       </w:tr>
     </w:tbl>
@@ -12048,223 +12089,17 @@
       </w:pPr>
       <w:r>
         <w:rPr>
-          <w:b w:val="0"/>
-          <w:i w:val="0"/>
-        </w:rPr>
-        <w:t>Ischemic heart disease (general CAD)</w:t>
-      </w:r>
-      <w:r>
-        <w:br/>
-      </w:r>
-      <w:r>
-        <w:rPr>
-          <w:b w:val="0"/>
-          <w:i w:val="0"/>
-        </w:rPr>
-        <w:t>Name of Condition</w:t>
-      </w:r>
-      <w:r>
-        <w:rPr>
-          <w:b w:val="0"/>
-          <w:i w:val="0"/>
-        </w:rPr>
-        <w:t xml:space="preserve">Ischemic heart disease; coronary artery disease (CAD) / ischemia; ischemic myocardium </w:t>
-      </w:r>
-      <w:r>
-        <w:rPr>
-          <w:b w:val="0"/>
-          <w:i w:val="0"/>
-        </w:rPr>
-        <w:t>Slides 1, 4, 5</w:t>
-      </w:r>
-      <w:r>
-        <w:rPr>
-          <w:b w:val="0"/>
-          <w:i w:val="0"/>
-        </w:rPr>
-        <w:t>Definition</w:t>
-      </w:r>
-      <w:r>
-        <w:rPr>
-          <w:b w:val="0"/>
-          <w:i w:val="0"/>
-        </w:rPr>
-        <w:t xml:space="preserve">Mismatch between myocardial oxygen demand and oxygen supply </w:t>
-      </w:r>
-      <w:r>
-        <w:rPr>
-          <w:b w:val="0"/>
-          <w:i w:val="0"/>
-        </w:rPr>
-        <w:t>Slide 5</w:t>
-      </w:r>
-      <w:r>
-        <w:rPr>
-          <w:b w:val="0"/>
-          <w:i w:val="0"/>
-        </w:rPr>
-        <w:t>Etiology (cause)</w:t>
-      </w:r>
-      <w:r>
-        <w:rPr>
-          <w:b w:val="0"/>
-          <w:i w:val="0"/>
-        </w:rPr>
-        <w:t xml:space="preserve">↓ oxygen supply: atherosclerosis, thrombus/embolus, anemia, spasm, dissection, carboxyhemoglobin, hypoxia; ↑ oxygen demand: exercise, emotional stress, LVH (left ventricular hypertrophy)/cardiomyopathy, hyperthyroidism, hyperthermia, cocaine </w:t>
-      </w:r>
-      <w:r>
-        <w:rPr>
-          <w:b w:val="0"/>
-          <w:i w:val="0"/>
-        </w:rPr>
-        <w:t>Slide 6</w:t>
-      </w:r>
-      <w:r>
-        <w:rPr>
-          <w:b w:val="0"/>
-          <w:i w:val="0"/>
-        </w:rPr>
-        <w:t>Epidemiology (who)</w:t>
-      </w:r>
-      <w:r>
-        <w:rPr>
-          <w:b w:val="0"/>
-          <w:i w:val="0"/>
-        </w:rPr>
-        <w:t xml:space="preserve">Culprit vessel in acute MI (myocardial infarction): LAD (left anterior descending, anterior interventricular) 40–50%; RCA (right coronary artery) 30–40%; left circumflex 15–20% </w:t>
-      </w:r>
-      <w:r>
-        <w:rPr>
-          <w:b w:val="0"/>
-          <w:i w:val="0"/>
-        </w:rPr>
-        <w:t>Slide 14</w:t>
-      </w:r>
-      <w:r>
-        <w:rPr>
-          <w:b w:val="0"/>
-          <w:i w:val="0"/>
-        </w:rPr>
-        <w:t>Risk Factors</w:t>
-      </w:r>
-      <w:r>
-        <w:rPr>
-          <w:b w:val="0"/>
-          <w:i w:val="0"/>
-        </w:rPr>
-        <w:t xml:space="preserve">Nonmodifiable: age ≥45 men / ≥55 women; male &gt; premenopausal female (gap narrows by ~80); sudden death/MI in male first-degree relative &lt;55 or female &lt;65. Modifiable: obesity, dyslipidemia, diabetes, smoking (strong predictor, especially women &lt;45), hypertension, excessive alcohol, sedentary lifestyle, poor stress management </w:t>
-      </w:r>
-      <w:r>
-        <w:rPr>
-          <w:b w:val="0"/>
-          <w:i w:val="0"/>
-        </w:rPr>
-        <w:t>Slides 21–23</w:t>
-      </w:r>
-      <w:r>
-        <w:rPr>
-          <w:b w:val="0"/>
-          <w:i w:val="0"/>
-        </w:rPr>
-        <w:t>Pathology</w:t>
-      </w:r>
-      <w:r>
-        <w:rPr>
-          <w:b w:val="0"/>
-          <w:i w:val="0"/>
-        </w:rPr>
-        <w:t xml:space="preserve">Heart is 0.3% of body weight but uses 7% of oxygen; irreversible injury in 40–60 min; anaerobic shift ↑ lactic acid; injury from free radicals, lactic acid, ↑ extracellular calcium; wall hypokinesia/akinesia/dyskinesia. Atherosclerosis (fat, smooth muscle, fibroblasts, matrix): thick-cap atheroma vs thin-cap fibroatheroma; plaque rupture → platelet activation + tissue factor → clotting cascade → fibrin </w:t>
-      </w:r>
-      <w:r>
-        <w:rPr>
-          <w:b w:val="0"/>
-          <w:i w:val="0"/>
-        </w:rPr>
-        <w:t>Slides 7–9, 17–20</w:t>
-      </w:r>
-      <w:r>
-        <w:rPr>
-          <w:b w:val="0"/>
-          <w:i w:val="0"/>
-        </w:rPr>
-        <w:t>Clinical Manifestation</w:t>
-      </w:r>
-      <w:r>
-        <w:rPr>
-          <w:b w:val="0"/>
-          <w:i w:val="0"/>
-        </w:rPr>
-        <w:t xml:space="preserve">Typical pain: substernal pressure, worse with exertion, radiates to neck/shoulder, shortness of breath, diaphoresis, relieved by nitroglycerin; ischemia may be silent </w:t>
-      </w:r>
-      <w:r>
-        <w:rPr>
-          <w:b w:val="0"/>
-          <w:i w:val="0"/>
-        </w:rPr>
-        <w:t>Slides 25, 29–30</w:t>
-      </w:r>
-      <w:r>
-        <w:rPr>
-          <w:b w:val="0"/>
-          <w:i w:val="0"/>
-        </w:rPr>
-        <w:t>Diagnosis</w:t>
-      </w:r>
-      <w:r>
-        <w:rPr>
-          <w:b w:val="0"/>
-          <w:i w:val="0"/>
-        </w:rPr>
-        <w:t xml:space="preserve">All chest pain: chest X-ray + STAT ECG (electrocardiogram); CBC (complete blood count), metabolic panel, PT/PTT (prothrombin/partial thromboplastin time), troponin, lipids; maybe drug screen, D-dimer, lipase, pro-BNP (pro-B-type natriuretic peptide). Risk scores: GRACE, TIMI (Thrombolysis in Myocardial Infarction), PURSUIT, HEART. Cardiac CT (computed tomography) calcium score (risk stratification, not ACS (acute coronary syndrome)); treadmill ECG; nuclear stress (abnormal → cardiac catheterization; sensitivity 90%, specificity 77%); echo; coronary CT angiography </w:t>
-      </w:r>
-      <w:r>
-        <w:rPr>
-          <w:b w:val="0"/>
-          <w:i w:val="0"/>
-        </w:rPr>
-        <w:t>Slides 32–35</w:t>
-      </w:r>
-      <w:r>
-        <w:rPr>
-          <w:b w:val="0"/>
-          <w:i w:val="0"/>
-        </w:rPr>
-        <w:t>Treatment/Therapy</w:t>
-      </w:r>
-      <w:r>
-        <w:rPr>
-          <w:b w:val="0"/>
-          <w:i w:val="0"/>
-        </w:rPr>
-        <w:t xml:space="preserve">Per syndrome (see cards below); risk-factor control: blood pressure, lipids, glucose, weight loss, alcohol restriction, exercise, smoking cessation, stress </w:t>
-      </w:r>
-      <w:r>
-        <w:rPr>
-          <w:b w:val="0"/>
-          <w:i w:val="0"/>
-        </w:rPr>
-        <w:t>Slide 79</w:t>
-      </w:r>
-      <w:r>
-        <w:rPr>
-          <w:b w:val="0"/>
-          <w:i w:val="0"/>
-        </w:rPr>
-        <w:t>Mortality ★</w:t>
-      </w:r>
-      <w:r>
-        <w:rPr>
-          <w:b w:val="0"/>
-          <w:i w:val="0"/>
-        </w:rPr>
-        <w:t xml:space="preserve">LV (left ventricular) involvement carries higher mortality; sudden cardiac death is the first manifestation of CAD in &gt;20% </w:t>
-      </w:r>
-      <w:r>
-        <w:rPr>
-          <w:b w:val="0"/>
-          <w:i w:val="0"/>
-        </w:rPr>
-        <w:t>Slides 12, 85</w:t>
+          <w:b/>
+          <w:i w:val="0"/>
+        </w:rPr>
+        <w:t>Note:</w:t>
+      </w:r>
+      <w:r>
+        <w:rPr>
+          <w:b w:val="0"/>
+          <w:i w:val="0"/>
+        </w:rPr>
+        <w:t xml:space="preserve"> Rulings from the lecture (25 September): Dr. Carter struck no slide this time (his one "that's wrong" withdrew his own remark that V4 is a lateral lead, so slide 61 stands). The troponin numbers come from a slide he showed in class that is not in the posted deck (photographed, cited as SUPPLEMENT slide 72a): standard troponin I is abnormal above 0.04 ng/mL, high-sensitivity troponin I at 12 ng/L in women and 20 ng/L in men; troponin rules out and is repeated. Only one risk-score cut-off is tested: TIMI 3 or higher justifies an early invasive approach (HEART bands and percentages and the TIMI percentage table are not). Slide 47's non-ST-elevation wording (ST depression and/or T-wave inversion) is used, never slide 86's "ST inversion". Vasospastic angina follows slide 90 (transient ST elevation); slide 91's "T-wave inversion; maybe ST depression" is not keyed. Right ventricular infarct: do not give nitroglycerin (slide 63, said three times); slide 73's "caution" is not keyed, and the rule is for right ventricular involvement, not every inferior infarct. Not keyed: slide 65's "elevated cardiac markers must be present" for STEMI (he said troponin is not required), the dual antiplatelet durations (slides 52 and 83 disagree), coronary dominance percentages, and whether MINOCA and microvascular angina differ (the deck equates them; standard usage does not). Deck typos corrected: fosinopril ("Forsinopril"), anistreplase ("Antistreplase"), drug-eluting ("Eluding"), supplied ("suppled"), PTCA ("PCTA"). Spoken slips where the slide wins: smoking risk in women under 45, vasospastic angina under 50, the 99th percentile, nitroglycerin is not a phosphodiesterase inhibitor, bypass uses an artery first.</w:t>
       </w:r>
     </w:p>
     <w:p>
@@ -12276,213 +12111,14 @@
           <w:b w:val="0"/>
           <w:i w:val="0"/>
         </w:rPr>
-        <w:t>Angina pectoris</w:t>
-      </w:r>
-      <w:r>
-        <w:rPr>
-          <w:b w:val="0"/>
-          <w:i w:val="0"/>
-        </w:rPr>
-        <w:t>2 not covered</w:t>
-      </w:r>
-      <w:r>
-        <w:br/>
-      </w:r>
-      <w:r>
-        <w:rPr>
-          <w:b w:val="0"/>
-          <w:i w:val="0"/>
-        </w:rPr>
-        <w:t>Name of Condition</w:t>
-      </w:r>
-      <w:r>
-        <w:rPr>
-          <w:b w:val="0"/>
-          <w:i w:val="0"/>
-        </w:rPr>
-        <w:t xml:space="preserve">Angina pectoris </w:t>
-      </w:r>
-      <w:r>
-        <w:rPr>
-          <w:b w:val="0"/>
-          <w:i w:val="0"/>
-        </w:rPr>
-        <w:t>Slides 24, 27</w:t>
-      </w:r>
-      <w:r>
-        <w:rPr>
-          <w:b w:val="0"/>
-          <w:i w:val="0"/>
-        </w:rPr>
-        <w:t>Definition</w:t>
-      </w:r>
-      <w:r>
-        <w:rPr>
-          <w:b w:val="0"/>
-          <w:i w:val="0"/>
-        </w:rPr>
-        <w:t xml:space="preserve">Transient myocardial ischemia not long or severe enough to cause MI (myocardial infarction); symptoms recur </w:t>
-      </w:r>
-      <w:r>
-        <w:rPr>
-          <w:b w:val="0"/>
-          <w:i w:val="0"/>
-        </w:rPr>
-        <w:t>Slide 27</w:t>
-      </w:r>
-      <w:r>
-        <w:rPr>
-          <w:b w:val="0"/>
-          <w:i w:val="0"/>
-        </w:rPr>
-        <w:t>Etiology (cause)</w:t>
-      </w:r>
-      <w:r>
-        <w:rPr>
-          <w:b w:val="0"/>
-          <w:i w:val="0"/>
-        </w:rPr>
-        <w:t xml:space="preserve">Oxygen supply/demand mismatch </w:t>
-      </w:r>
-      <w:r>
-        <w:rPr>
-          <w:b w:val="0"/>
-          <w:i w:val="0"/>
-        </w:rPr>
-        <w:t>Slides 5–6</w:t>
-      </w:r>
-      <w:r>
-        <w:rPr>
-          <w:b w:val="0"/>
-          <w:i w:val="0"/>
-        </w:rPr>
-        <w:t>Epidemiology (who)</w:t>
-      </w:r>
-      <w:r>
-        <w:rPr>
-          <w:b w:val="0"/>
-          <w:i w:val="0"/>
-        </w:rPr>
-        <w:t>Not covered in the lecture</w:t>
-      </w:r>
-      <w:r>
-        <w:rPr>
-          <w:b w:val="0"/>
-          <w:i w:val="0"/>
-        </w:rPr>
-        <w:t>Risk Factors</w:t>
-      </w:r>
-      <w:r>
-        <w:rPr>
-          <w:b w:val="0"/>
-          <w:i w:val="0"/>
-        </w:rPr>
-        <w:t xml:space="preserve">Coronary artery disease risk factors </w:t>
-      </w:r>
-      <w:r>
-        <w:rPr>
-          <w:b w:val="0"/>
-          <w:i w:val="0"/>
-        </w:rPr>
-        <w:t>Slides 22–23</w:t>
-      </w:r>
-      <w:r>
-        <w:rPr>
-          <w:b w:val="0"/>
-          <w:i w:val="0"/>
-        </w:rPr>
-        <w:t>Pathology</w:t>
-      </w:r>
-      <w:r>
-        <w:rPr>
-          <w:b w:val="0"/>
-          <w:i w:val="0"/>
-        </w:rPr>
-        <w:t xml:space="preserve">Intermittent ischemia short of infarction </w:t>
-      </w:r>
-      <w:r>
-        <w:rPr>
-          <w:b w:val="0"/>
-          <w:i w:val="0"/>
-        </w:rPr>
-        <w:t>Slide 27</w:t>
-      </w:r>
-      <w:r>
-        <w:rPr>
-          <w:b w:val="0"/>
-          <w:i w:val="0"/>
-        </w:rPr>
-        <w:t>Clinical Manifestation</w:t>
-      </w:r>
-      <w:r>
-        <w:rPr>
-          <w:b w:val="0"/>
-          <w:i w:val="0"/>
-        </w:rPr>
-        <w:t xml:space="preserve">Substernal pressure/squeezing/tightness/burning/band-like, worse with exertion, radiates to neck/shoulder, shortness of breath, diaphoresis, relieved by nitroglycerin, not positional; Levine sign (clenched fist held over the sternum). Silent ischemia (diabetes, neuropathy, transplanted heart) → dyspnea, cough, nausea/vomiting, abdominal pain, diaphoresis, dizziness, fatigue. Referred: jaw, tooth, arm, back, scapula, epigastric/left upper quadrant </w:t>
-      </w:r>
-      <w:r>
-        <w:rPr>
-          <w:b w:val="0"/>
-          <w:i w:val="0"/>
-        </w:rPr>
-        <w:t>Slides 25–31</w:t>
-      </w:r>
-      <w:r>
-        <w:rPr>
-          <w:b w:val="0"/>
-          <w:i w:val="0"/>
-        </w:rPr>
-        <w:t>Diagnosis</w:t>
-      </w:r>
-      <w:r>
-        <w:rPr>
-          <w:b w:val="0"/>
-          <w:i w:val="0"/>
-        </w:rPr>
-        <w:t xml:space="preserve">Chest-pain workup; stress testing; echo; coronary CT (computed tomography) angiography </w:t>
-      </w:r>
-      <w:r>
-        <w:rPr>
-          <w:b w:val="0"/>
-          <w:i w:val="0"/>
-        </w:rPr>
-        <w:t>Slides 32, 35</w:t>
-      </w:r>
-      <w:r>
-        <w:rPr>
-          <w:b w:val="0"/>
-          <w:i w:val="0"/>
-        </w:rPr>
-        <w:t>Treatment/Therapy</w:t>
-      </w:r>
-      <w:r>
-        <w:rPr>
-          <w:b w:val="0"/>
-          <w:i w:val="0"/>
-        </w:rPr>
-        <w:t xml:space="preserve">See stable angina: sublingual nitroglycerin is the cornerstone </w:t>
-      </w:r>
-      <w:r>
-        <w:rPr>
-          <w:b w:val="0"/>
-          <w:i w:val="0"/>
-        </w:rPr>
-        <w:t>Slides 39–41</w:t>
-      </w:r>
-      <w:r>
-        <w:rPr>
-          <w:b w:val="0"/>
-          <w:i w:val="0"/>
-        </w:rPr>
-        <w:t>Mortality ★</w:t>
-      </w:r>
-      <w:r>
-        <w:rPr>
-          <w:b w:val="0"/>
-          <w:i w:val="0"/>
-        </w:rPr>
-        <w:t>Not covered in the lecture</w:t>
+        <w:t>Ischemic heart disease (general CAD)</w:t>
+      </w:r>
+      <w:r>
+        <w:rPr>
+          <w:b w:val="0"/>
+          <w:i w:val="0"/>
+        </w:rPr>
+        <w:t>★ Professor emphasized</w:t>
       </w:r>
     </w:p>
     <w:p>
@@ -12494,213 +12130,7 @@
           <w:b w:val="0"/>
           <w:i w:val="0"/>
         </w:rPr>
-        <w:t>Stable angina (SIHD)</w:t>
-      </w:r>
-      <w:r>
-        <w:rPr>
-          <w:b w:val="0"/>
-          <w:i w:val="0"/>
-        </w:rPr>
-        <w:t>2 not covered</w:t>
-      </w:r>
-      <w:r>
-        <w:br/>
-      </w:r>
-      <w:r>
-        <w:rPr>
-          <w:b w:val="0"/>
-          <w:i w:val="0"/>
-        </w:rPr>
-        <w:t>Name of Condition</w:t>
-      </w:r>
-      <w:r>
-        <w:rPr>
-          <w:b w:val="0"/>
-          <w:i w:val="0"/>
-        </w:rPr>
-        <w:t xml:space="preserve">Stable angina; SIHD (stable ischemic heart disease) </w:t>
-      </w:r>
-      <w:r>
-        <w:rPr>
-          <w:b w:val="0"/>
-          <w:i w:val="0"/>
-        </w:rPr>
-        <w:t>Slides 36–37</w:t>
-      </w:r>
-      <w:r>
-        <w:rPr>
-          <w:b w:val="0"/>
-          <w:i w:val="0"/>
-        </w:rPr>
-        <w:t>Definition</w:t>
-      </w:r>
-      <w:r>
-        <w:rPr>
-          <w:b w:val="0"/>
-          <w:i w:val="0"/>
-        </w:rPr>
-        <w:t xml:space="preserve">Angina usually brought on by activity and relieved by rest and nitroglycerin (unstable angina occurs at rest) </w:t>
-      </w:r>
-      <w:r>
-        <w:rPr>
-          <w:b w:val="0"/>
-          <w:i w:val="0"/>
-        </w:rPr>
-        <w:t>Slides 37, 86</w:t>
-      </w:r>
-      <w:r>
-        <w:rPr>
-          <w:b w:val="0"/>
-          <w:i w:val="0"/>
-        </w:rPr>
-        <w:t>Etiology (cause)</w:t>
-      </w:r>
-      <w:r>
-        <w:rPr>
-          <w:b w:val="0"/>
-          <w:i w:val="0"/>
-        </w:rPr>
-        <w:t xml:space="preserve">Exertion raises myocardial oxygen demand </w:t>
-      </w:r>
-      <w:r>
-        <w:rPr>
-          <w:b w:val="0"/>
-          <w:i w:val="0"/>
-        </w:rPr>
-        <w:t>Slides 6, 37</w:t>
-      </w:r>
-      <w:r>
-        <w:rPr>
-          <w:b w:val="0"/>
-          <w:i w:val="0"/>
-        </w:rPr>
-        <w:t>Epidemiology (who)</w:t>
-      </w:r>
-      <w:r>
-        <w:rPr>
-          <w:b w:val="0"/>
-          <w:i w:val="0"/>
-        </w:rPr>
-        <w:t xml:space="preserve">Most common form of angina pectoris </w:t>
-      </w:r>
-      <w:r>
-        <w:rPr>
-          <w:b w:val="0"/>
-          <w:i w:val="0"/>
-        </w:rPr>
-        <w:t>Slide 37</w:t>
-      </w:r>
-      <w:r>
-        <w:rPr>
-          <w:b w:val="0"/>
-          <w:i w:val="0"/>
-        </w:rPr>
-        <w:t>Risk Factors</w:t>
-      </w:r>
-      <w:r>
-        <w:rPr>
-          <w:b w:val="0"/>
-          <w:i w:val="0"/>
-        </w:rPr>
-        <w:t xml:space="preserve">Coronary artery disease risk factors </w:t>
-      </w:r>
-      <w:r>
-        <w:rPr>
-          <w:b w:val="0"/>
-          <w:i w:val="0"/>
-        </w:rPr>
-        <w:t>Slides 22–23</w:t>
-      </w:r>
-      <w:r>
-        <w:rPr>
-          <w:b w:val="0"/>
-          <w:i w:val="0"/>
-        </w:rPr>
-        <w:t>Pathology</w:t>
-      </w:r>
-      <w:r>
-        <w:rPr>
-          <w:b w:val="0"/>
-          <w:i w:val="0"/>
-        </w:rPr>
-        <w:t>Not covered in the lecture</w:t>
-      </w:r>
-      <w:r>
-        <w:rPr>
-          <w:b w:val="0"/>
-          <w:i w:val="0"/>
-        </w:rPr>
-        <w:t>Clinical Manifestation</w:t>
-      </w:r>
-      <w:r>
-        <w:rPr>
-          <w:b w:val="0"/>
-          <w:i w:val="0"/>
-        </w:rPr>
-        <w:t xml:space="preserve">Pain with exertion; improves with nitroglycerin; resolves with rest </w:t>
-      </w:r>
-      <w:r>
-        <w:rPr>
-          <w:b w:val="0"/>
-          <w:i w:val="0"/>
-        </w:rPr>
-        <w:t>Slides 37, 86</w:t>
-      </w:r>
-      <w:r>
-        <w:rPr>
-          <w:b w:val="0"/>
-          <w:i w:val="0"/>
-        </w:rPr>
-        <w:t>Diagnosis</w:t>
-      </w:r>
-      <w:r>
-        <w:rPr>
-          <w:b w:val="0"/>
-          <w:i w:val="0"/>
-        </w:rPr>
-        <w:t xml:space="preserve">Stress-test ECG (electrocardiogram) changes, usually T-wave inversion: exercise treadmill, nuclear stress, cardiac CT (computed tomography); coronary angiography is the gold standard for CAD (coronary artery disease) </w:t>
-      </w:r>
-      <w:r>
-        <w:rPr>
-          <w:b w:val="0"/>
-          <w:i w:val="0"/>
-        </w:rPr>
-        <w:t>Slide 38</w:t>
-      </w:r>
-      <w:r>
-        <w:rPr>
-          <w:b w:val="0"/>
-          <w:i w:val="0"/>
-        </w:rPr>
-        <w:t>Treatment/Therapy</w:t>
-      </w:r>
-      <w:r>
-        <w:rPr>
-          <w:b w:val="0"/>
-          <w:i w:val="0"/>
-        </w:rPr>
-        <w:t xml:space="preserve">Sublingual nitroglycerin (venodilator: ↓ preload → ↓ wall stress → ↓ oxygen demand; also dilates arteries); call EMS (emergency medical services) if no relief 5 min after a dose or after 3 doses; lifestyle modification; beta-blocker (calcium channel blocker if contraindicated); statin; aspirin; prevention: aspirin + clopidogrel, more effective together </w:t>
-      </w:r>
-      <w:r>
-        <w:rPr>
-          <w:b w:val="0"/>
-          <w:i w:val="0"/>
-        </w:rPr>
-        <w:t>Slides 39–41</w:t>
-      </w:r>
-      <w:r>
-        <w:rPr>
-          <w:b w:val="0"/>
-          <w:i w:val="0"/>
-        </w:rPr>
-        <w:t>Mortality ★</w:t>
-      </w:r>
-      <w:r>
-        <w:rPr>
-          <w:b w:val="0"/>
-          <w:i w:val="0"/>
-        </w:rPr>
-        <w:t>Not covered in the lecture</w:t>
+        <w:t>★ The right coronary artery supplies the atrioventricular node (complete heart block); the anterior interventricular artery is the LAD, the most common culprit</w:t>
       </w:r>
     </w:p>
     <w:p>
@@ -12712,23 +12142,6 @@
           <w:b w:val="0"/>
           <w:i w:val="0"/>
         </w:rPr>
-        <w:t>Acute coronary syndrome</w:t>
-      </w:r>
-      <w:r>
-        <w:rPr>
-          <w:b w:val="0"/>
-          <w:i w:val="0"/>
-        </w:rPr>
-        <w:t>1 not covered</w:t>
-      </w:r>
-      <w:r>
-        <w:br/>
-      </w:r>
-      <w:r>
-        <w:rPr>
-          <w:b w:val="0"/>
-          <w:i w:val="0"/>
-        </w:rPr>
         <w:t>Name of Condition</w:t>
       </w:r>
       <w:r>
@@ -12736,14 +12149,14 @@
           <w:b w:val="0"/>
           <w:i w:val="0"/>
         </w:rPr>
-        <w:t xml:space="preserve">ACS (acute coronary syndromes) </w:t>
-      </w:r>
-      <w:r>
-        <w:rPr>
-          <w:b w:val="0"/>
-          <w:i w:val="0"/>
-        </w:rPr>
-        <w:t>Slides 4, 42–43</w:t>
+        <w:t xml:space="preserve">Ischemic heart disease; coronary artery disease (CAD) / ischemia; ischemic myocardium </w:t>
+      </w:r>
+      <w:r>
+        <w:rPr>
+          <w:b w:val="0"/>
+          <w:i w:val="0"/>
+        </w:rPr>
+        <w:t>Slides 1, 4, 5</w:t>
       </w:r>
       <w:r>
         <w:rPr>
@@ -12757,14 +12170,14 @@
           <w:b w:val="0"/>
           <w:i w:val="0"/>
         </w:rPr>
-        <w:t xml:space="preserve">Umbrella for unstable angina, NSTEMI (non-ST-elevation myocardial infarction) and STEMI (ST-elevation myocardial infarction) </w:t>
-      </w:r>
-      <w:r>
-        <w:rPr>
-          <w:b w:val="0"/>
-          <w:i w:val="0"/>
-        </w:rPr>
-        <w:t>Slides 42–43</w:t>
+        <w:t xml:space="preserve">Mismatch between myocardial oxygen demand and oxygen supply </w:t>
+      </w:r>
+      <w:r>
+        <w:rPr>
+          <w:b w:val="0"/>
+          <w:i w:val="0"/>
+        </w:rPr>
+        <w:t>Slide 5</w:t>
       </w:r>
       <w:r>
         <w:rPr>
@@ -12778,14 +12191,14 @@
           <w:b w:val="0"/>
           <w:i w:val="0"/>
         </w:rPr>
-        <w:t xml:space="preserve">Plaque rupture → platelet activation + tissue factor → clotting cascade → fibrin </w:t>
-      </w:r>
-      <w:r>
-        <w:rPr>
-          <w:b w:val="0"/>
-          <w:i w:val="0"/>
-        </w:rPr>
-        <w:t>Slide 20</w:t>
+        <w:t xml:space="preserve">↓ oxygen supply: atherosclerosis, thrombus/embolus, anemia, spasm, dissection, carboxyhemoglobin, hypoxia; ↑ oxygen demand: exercise, emotional stress, LVH (left ventricular hypertrophy)/cardiomyopathy, hyperthyroidism, hyperthermia, cocaine </w:t>
+      </w:r>
+      <w:r>
+        <w:rPr>
+          <w:b w:val="0"/>
+          <w:i w:val="0"/>
+        </w:rPr>
+        <w:t>Slide 6</w:t>
       </w:r>
       <w:r>
         <w:rPr>
@@ -12799,7 +12212,44 @@
           <w:b w:val="0"/>
           <w:i w:val="0"/>
         </w:rPr>
-        <w:t>Not covered in the lecture</w:t>
+        <w:t xml:space="preserve">Culprit vessel in acute MI (myocardial infarction): </w:t>
+      </w:r>
+      <w:r>
+        <w:rPr>
+          <w:b w:val="0"/>
+          <w:i w:val="0"/>
+          <w:highlight w:val="yellow"/>
+        </w:rPr>
+        <w:t>★ AIV (anterior interventricular artery) = LAD (left anterior descending)</w:t>
+      </w:r>
+      <w:r>
+        <w:rPr>
+          <w:b w:val="0"/>
+          <w:i w:val="0"/>
+        </w:rPr>
+        <w:t xml:space="preserve"> 40–50%, the most common; RCA (right coronary artery) 30–40%; left circumflex 15–20%. </w:t>
+      </w:r>
+      <w:r>
+        <w:rPr>
+          <w:b w:val="0"/>
+          <w:i w:val="0"/>
+          <w:highlight w:val="yellow"/>
+        </w:rPr>
+        <w:t>★ RCA supplies the AV (atrioventricular) node</w:t>
+      </w:r>
+      <w:r>
+        <w:rPr>
+          <w:b w:val="0"/>
+          <w:i w:val="0"/>
+        </w:rPr>
+        <w:t xml:space="preserve"> (complete heart block); SA (sinoatrial) node from the RCA in 60%, circumflex in 40% </w:t>
+      </w:r>
+      <w:r>
+        <w:rPr>
+          <w:b w:val="0"/>
+          <w:i w:val="0"/>
+        </w:rPr>
+        <w:t>Slides 11, 14</w:t>
       </w:r>
       <w:r>
         <w:rPr>
@@ -12813,14 +12263,14 @@
           <w:b w:val="0"/>
           <w:i w:val="0"/>
         </w:rPr>
-        <w:t xml:space="preserve">CAD (coronary artery disease) risk factors; HEART/TIMI (Thrombolysis in Myocardial Infarction) risk factors: diabetes, hypertension, hyperlipidemia, obesity, smoking, family history of CAD, known CAD </w:t>
-      </w:r>
-      <w:r>
-        <w:rPr>
-          <w:b w:val="0"/>
-          <w:i w:val="0"/>
-        </w:rPr>
-        <w:t>Slides 22–23, 34, 71</w:t>
+        <w:t xml:space="preserve">Nonmodifiable: age ≥45 men / ≥55 women; male &gt; premenopausal female (gap narrows by ~80); sudden death/MI in male first-degree relative &lt;55 or female &lt;65. Modifiable: obesity, dyslipidemia, diabetes, smoking (strong predictor, especially women &lt;45), hypertension, excessive alcohol, sedentary lifestyle, poor stress management </w:t>
+      </w:r>
+      <w:r>
+        <w:rPr>
+          <w:b w:val="0"/>
+          <w:i w:val="0"/>
+        </w:rPr>
+        <w:t>Slides 21–23</w:t>
       </w:r>
       <w:r>
         <w:rPr>
@@ -12834,14 +12284,14 @@
           <w:b w:val="0"/>
           <w:i w:val="0"/>
         </w:rPr>
-        <w:t xml:space="preserve">Plaque rupture with thrombus </w:t>
-      </w:r>
-      <w:r>
-        <w:rPr>
-          <w:b w:val="0"/>
-          <w:i w:val="0"/>
-        </w:rPr>
-        <w:t>Slide 20</w:t>
+        <w:t xml:space="preserve">Heart is 0.3% of body weight but uses 7% of oxygen; irreversible injury in 40–60 min; anaerobic shift ↑ lactic acid; injury from free radicals, lactic acid, ↑ extracellular calcium; wall hypokinesia/akinesia/dyskinesia. Atherosclerosis (fat, smooth muscle, fibroblasts, matrix): thick-cap atheroma vs thin-cap fibroatheroma; plaque rupture → platelet activation + tissue factor → clotting cascade → fibrin </w:t>
+      </w:r>
+      <w:r>
+        <w:rPr>
+          <w:b w:val="0"/>
+          <w:i w:val="0"/>
+        </w:rPr>
+        <w:t>Slides 7–9, 17–20</w:t>
       </w:r>
       <w:r>
         <w:rPr>
@@ -12855,14 +12305,14 @@
           <w:b w:val="0"/>
           <w:i w:val="0"/>
         </w:rPr>
-        <w:t xml:space="preserve">Referred pain most often to jaw/tooth/arm, also back, scapula, epigastric/left upper quadrant </w:t>
-      </w:r>
-      <w:r>
-        <w:rPr>
-          <w:b w:val="0"/>
-          <w:i w:val="0"/>
-        </w:rPr>
-        <w:t>Slide 31</w:t>
+        <w:t xml:space="preserve">Typical pain: substernal pressure, worse with exertion, radiates to neck/shoulder, shortness of breath, diaphoresis, relieved by nitroglycerin; ischemia may be silent </w:t>
+      </w:r>
+      <w:r>
+        <w:rPr>
+          <w:b w:val="0"/>
+          <w:i w:val="0"/>
+        </w:rPr>
+        <w:t>Slides 25, 29–30</w:t>
       </w:r>
       <w:r>
         <w:rPr>
@@ -12876,14 +12326,29 @@
           <w:b w:val="0"/>
           <w:i w:val="0"/>
         </w:rPr>
-        <w:t xml:space="preserve">Chest-pain workup; risk scores GRACE, TIMI, PURSUIT, HEART. HEART (History, ECG, Age, Risk factors, Troponin): 0–3 → 0.9–1.7% MACE (major adverse cardiac events), discharge; 4–6 → 12–16.6%, admit; ≥7 → 50–65%, likely cath lab for PCI (percutaneous coronary intervention) </w:t>
-      </w:r>
-      <w:r>
-        <w:rPr>
-          <w:b w:val="0"/>
-          <w:i w:val="0"/>
-        </w:rPr>
-        <w:t>Slides 32–34</w:t>
+        <w:t xml:space="preserve">All chest pain: chest X-ray + STAT ECG (electrocardiogram); CBC (complete blood count), metabolic panel, PT/PTT (prothrombin/partial thromboplastin time), troponin, lipids; maybe drug screen, D-dimer, lipase, pro-BNP (pro-B-type natriuretic peptide). Risk scores: GRACE, TIMI (Thrombolysis in Myocardial Infarction), PURSUIT, HEART. </w:t>
+      </w:r>
+      <w:r>
+        <w:rPr>
+          <w:b w:val="0"/>
+          <w:i w:val="0"/>
+          <w:highlight w:val="yellow"/>
+        </w:rPr>
+        <w:t>★ Cardiac CT (computed tomography) calcium score = risk stratification, not ACS (acute coronary syndrome)</w:t>
+      </w:r>
+      <w:r>
+        <w:rPr>
+          <w:b w:val="0"/>
+          <w:i w:val="0"/>
+        </w:rPr>
+        <w:t xml:space="preserve">; treadmill ECG; nuclear stress (abnormal → cardiac catheterization; the slide's sensitivity/specificity figures are not tested); echo (regional wall motion); coronary CT angiography </w:t>
+      </w:r>
+      <w:r>
+        <w:rPr>
+          <w:b w:val="0"/>
+          <w:i w:val="0"/>
+        </w:rPr>
+        <w:t>Slides 32–35</w:t>
       </w:r>
       <w:r>
         <w:rPr>
@@ -12897,14 +12362,14 @@
           <w:b w:val="0"/>
           <w:i w:val="0"/>
         </w:rPr>
-        <w:t xml:space="preserve">High-intensity statin (atorvastatin, rosuvastatin) for all ACS regardless of LDL (low-density lipoprotein), started before discharge </w:t>
-      </w:r>
-      <w:r>
-        <w:rPr>
-          <w:b w:val="0"/>
-          <w:i w:val="0"/>
-        </w:rPr>
-        <w:t>Slide 81</w:t>
+        <w:t xml:space="preserve">Per syndrome (see cards below); risk-factor control: blood pressure, lipids, glucose, weight loss, alcohol restriction, exercise, smoking cessation, stress </w:t>
+      </w:r>
+      <w:r>
+        <w:rPr>
+          <w:b w:val="0"/>
+          <w:i w:val="0"/>
+        </w:rPr>
+        <w:t>Slide 79</w:t>
       </w:r>
       <w:r>
         <w:rPr>
@@ -12918,14 +12383,14 @@
           <w:b w:val="0"/>
           <w:i w:val="0"/>
         </w:rPr>
-        <w:t xml:space="preserve">HEART ≥7: 50–65% risk of MACE (major adverse cardiac events: all-cause death, MI (myocardial infarction) or revascularization within 6 weeks) </w:t>
-      </w:r>
-      <w:r>
-        <w:rPr>
-          <w:b w:val="0"/>
-          <w:i w:val="0"/>
-        </w:rPr>
-        <w:t>Slide 34</w:t>
+        <w:t xml:space="preserve">LV (left ventricular) involvement carries higher mortality; sudden cardiac death is the first manifestation of CAD in &gt;20% </w:t>
+      </w:r>
+      <w:r>
+        <w:rPr>
+          <w:b w:val="0"/>
+          <w:i w:val="0"/>
+        </w:rPr>
+        <w:t>Slides 12, 85</w:t>
       </w:r>
     </w:p>
     <w:p>
@@ -12937,7 +12402,14 @@
           <w:b w:val="0"/>
           <w:i w:val="0"/>
         </w:rPr>
-        <w:t>Unstable angina</w:t>
+        <w:t>Angina pectoris</w:t>
+      </w:r>
+      <w:r>
+        <w:rPr>
+          <w:b w:val="0"/>
+          <w:i w:val="0"/>
+        </w:rPr>
+        <w:t>★ Professor emphasized</w:t>
       </w:r>
       <w:r>
         <w:rPr>
@@ -12945,205 +12417,6 @@
           <w:i w:val="0"/>
         </w:rPr>
         <w:t>2 not covered</w:t>
-      </w:r>
-      <w:r>
-        <w:br/>
-      </w:r>
-      <w:r>
-        <w:rPr>
-          <w:b w:val="0"/>
-          <w:i w:val="0"/>
-        </w:rPr>
-        <w:t>Name of Condition</w:t>
-      </w:r>
-      <w:r>
-        <w:rPr>
-          <w:b w:val="0"/>
-          <w:i w:val="0"/>
-        </w:rPr>
-        <w:t xml:space="preserve">Unstable angina (UA) </w:t>
-      </w:r>
-      <w:r>
-        <w:rPr>
-          <w:b w:val="0"/>
-          <w:i w:val="0"/>
-        </w:rPr>
-        <w:t>Slides 44–45</w:t>
-      </w:r>
-      <w:r>
-        <w:rPr>
-          <w:b w:val="0"/>
-          <w:i w:val="0"/>
-        </w:rPr>
-        <w:t>Definition</w:t>
-      </w:r>
-      <w:r>
-        <w:rPr>
-          <w:b w:val="0"/>
-          <w:i w:val="0"/>
-        </w:rPr>
-        <w:t xml:space="preserve">Change in a patient's stable angina, considered ACS (acute coronary syndrome): occurs at rest, new-onset and activity-limiting, or increasing (more discomfort, more often) </w:t>
-      </w:r>
-      <w:r>
-        <w:rPr>
-          <w:b w:val="0"/>
-          <w:i w:val="0"/>
-        </w:rPr>
-        <w:t>Slide 45</w:t>
-      </w:r>
-      <w:r>
-        <w:rPr>
-          <w:b w:val="0"/>
-          <w:i w:val="0"/>
-        </w:rPr>
-        <w:t>Etiology (cause)</w:t>
-      </w:r>
-      <w:r>
-        <w:rPr>
-          <w:b w:val="0"/>
-          <w:i w:val="0"/>
-        </w:rPr>
-        <w:t xml:space="preserve">Braunwald clinical situation: A secondary (extracardiac condition worsens ischemia); B primary; C post-infarction (within 2 weeks of MI (myocardial infarction)) </w:t>
-      </w:r>
-      <w:r>
-        <w:rPr>
-          <w:b w:val="0"/>
-          <w:i w:val="0"/>
-        </w:rPr>
-        <w:t>Slide 54</w:t>
-      </w:r>
-      <w:r>
-        <w:rPr>
-          <w:b w:val="0"/>
-          <w:i w:val="0"/>
-        </w:rPr>
-        <w:t>Epidemiology (who)</w:t>
-      </w:r>
-      <w:r>
-        <w:rPr>
-          <w:b w:val="0"/>
-          <w:i w:val="0"/>
-        </w:rPr>
-        <w:t>Not covered in the lecture</w:t>
-      </w:r>
-      <w:r>
-        <w:rPr>
-          <w:b w:val="0"/>
-          <w:i w:val="0"/>
-        </w:rPr>
-        <w:t>Risk Factors</w:t>
-      </w:r>
-      <w:r>
-        <w:rPr>
-          <w:b w:val="0"/>
-          <w:i w:val="0"/>
-        </w:rPr>
-        <w:t xml:space="preserve">TIMI (Thrombolysis in Myocardial Infarction) criteria: age ≥65; ≥3 CAD (coronary artery disease) risk factors; known stenosis &gt;50%; aspirin in past 7 days; ≥2 angina episodes in 24 h; ST deviation ≥0.5 mm; elevated marker </w:t>
-      </w:r>
-      <w:r>
-        <w:rPr>
-          <w:b w:val="0"/>
-          <w:i w:val="0"/>
-        </w:rPr>
-        <w:t>Slide 71</w:t>
-      </w:r>
-      <w:r>
-        <w:rPr>
-          <w:b w:val="0"/>
-          <w:i w:val="0"/>
-        </w:rPr>
-        <w:t>Pathology</w:t>
-      </w:r>
-      <w:r>
-        <w:rPr>
-          <w:b w:val="0"/>
-          <w:i w:val="0"/>
-        </w:rPr>
-        <w:t>Not covered in the lecture</w:t>
-      </w:r>
-      <w:r>
-        <w:rPr>
-          <w:b w:val="0"/>
-          <w:i w:val="0"/>
-        </w:rPr>
-        <w:t>Clinical Manifestation</w:t>
-      </w:r>
-      <w:r>
-        <w:rPr>
-          <w:b w:val="0"/>
-          <w:i w:val="0"/>
-        </w:rPr>
-        <w:t xml:space="preserve">Pain at rest; nitroglycerin usually (not always) helps </w:t>
-      </w:r>
-      <w:r>
-        <w:rPr>
-          <w:b w:val="0"/>
-          <w:i w:val="0"/>
-        </w:rPr>
-        <w:t>Slides 46, 86</w:t>
-      </w:r>
-      <w:r>
-        <w:rPr>
-          <w:b w:val="0"/>
-          <w:i w:val="0"/>
-        </w:rPr>
-        <w:t>Diagnosis</w:t>
-      </w:r>
-      <w:r>
-        <w:rPr>
-          <w:b w:val="0"/>
-          <w:i w:val="0"/>
-        </w:rPr>
-        <w:t xml:space="preserve">Nonspecific ECG (electrocardiogram) changes (usually inverted T waves) with NORMAL troponin (troponin separates UA from NSTEMI (non-ST-elevation MI)); stress-test ST depression or T inversion; nuclear stress: reversible defect = ischemia, fixed = infarction; Braunwald classification (severity I–III, situation A–C) </w:t>
-      </w:r>
-      <w:r>
-        <w:rPr>
-          <w:b w:val="0"/>
-          <w:i w:val="0"/>
-        </w:rPr>
-        <w:t>Slides 46–47, 54</w:t>
-      </w:r>
-      <w:r>
-        <w:rPr>
-          <w:b w:val="0"/>
-          <w:i w:val="0"/>
-        </w:rPr>
-        <w:t>Treatment/Therapy</w:t>
-      </w:r>
-      <w:r>
-        <w:rPr>
-          <w:b w:val="0"/>
-          <w:i w:val="0"/>
-        </w:rPr>
-        <w:t xml:space="preserve">Medical emergency, same as NSTEMI: chewable aspirin, beta-blocker, IV nitrates; DAPT (dual antiplatelet therapy: aspirin + clopidogrel) ± anticoagulation; MONA (morphine, oxygen, nitroglycerin, aspirin), oxygen only if SpO2 &lt;91%. After stabilization: left heart catheterization/angiography, balloon angioplasty, PCI (percutaneous coronary intervention) with stent. Post-PCI: DAPT (clopidogrel ≥12 mo, aspirin ≥6 mo), statin, ACE (angiotensin-converting enzyme) inhibitor, anticoagulant if indicated; exercise as tolerated, low-salt/low-fat diet, follow-up 3/6/12 mo </w:t>
-      </w:r>
-      <w:r>
-        <w:rPr>
-          <w:b w:val="0"/>
-          <w:i w:val="0"/>
-        </w:rPr>
-        <w:t>Slides 48–53</w:t>
-      </w:r>
-      <w:r>
-        <w:rPr>
-          <w:b w:val="0"/>
-          <w:i w:val="0"/>
-        </w:rPr>
-        <w:t>Mortality ★</w:t>
-      </w:r>
-      <w:r>
-        <w:rPr>
-          <w:b w:val="0"/>
-          <w:i w:val="0"/>
-        </w:rPr>
-        <w:t xml:space="preserve">TIMI score → death/MI/urgent revascularization by day 14: 0–1 5%, 2 8%, 3 13%, 4 20%, 5 26%, 6–7 41%; TIMI 3–7 needs ICU (intensive care unit) or emergent revascularization; Braunwald class IIIB: troponin status estimates prognosis </w:t>
-      </w:r>
-      <w:r>
-        <w:rPr>
-          <w:b w:val="0"/>
-          <w:i w:val="0"/>
-        </w:rPr>
-        <w:t>Slides 72, 54</w:t>
       </w:r>
     </w:p>
     <w:p>
@@ -13155,213 +12428,7 @@
           <w:b w:val="0"/>
           <w:i w:val="0"/>
         </w:rPr>
-        <w:t>NSTEMI</w:t>
-      </w:r>
-      <w:r>
-        <w:rPr>
-          <w:b w:val="0"/>
-          <w:i w:val="0"/>
-        </w:rPr>
-        <w:t>2 not covered</w:t>
-      </w:r>
-      <w:r>
-        <w:br/>
-      </w:r>
-      <w:r>
-        <w:rPr>
-          <w:b w:val="0"/>
-          <w:i w:val="0"/>
-        </w:rPr>
-        <w:t>Name of Condition</w:t>
-      </w:r>
-      <w:r>
-        <w:rPr>
-          <w:b w:val="0"/>
-          <w:i w:val="0"/>
-        </w:rPr>
-        <w:t xml:space="preserve">NSTEMI (non-ST-elevation myocardial infarction); non-ST elevation ischemia </w:t>
-      </w:r>
-      <w:r>
-        <w:rPr>
-          <w:b w:val="0"/>
-          <w:i w:val="0"/>
-        </w:rPr>
-        <w:t>Slides 4, 56, 86</w:t>
-      </w:r>
-      <w:r>
-        <w:rPr>
-          <w:b w:val="0"/>
-          <w:i w:val="0"/>
-        </w:rPr>
-        <w:t>Definition</w:t>
-      </w:r>
-      <w:r>
-        <w:rPr>
-          <w:b w:val="0"/>
-          <w:i w:val="0"/>
-        </w:rPr>
-        <w:t xml:space="preserve">MI (myocardial infarction) diagnosed by ECG (electrocardiogram) changes + ischemic symptoms + elevated troponin/high-sensitivity troponin </w:t>
-      </w:r>
-      <w:r>
-        <w:rPr>
-          <w:b w:val="0"/>
-          <w:i w:val="0"/>
-        </w:rPr>
-        <w:t>Slide 47</w:t>
-      </w:r>
-      <w:r>
-        <w:rPr>
-          <w:b w:val="0"/>
-          <w:i w:val="0"/>
-        </w:rPr>
-        <w:t>Etiology (cause)</w:t>
-      </w:r>
-      <w:r>
-        <w:rPr>
-          <w:b w:val="0"/>
-          <w:i w:val="0"/>
-        </w:rPr>
-        <w:t>Not covered in the lecture</w:t>
-      </w:r>
-      <w:r>
-        <w:rPr>
-          <w:b w:val="0"/>
-          <w:i w:val="0"/>
-        </w:rPr>
-        <w:t>Epidemiology (who)</w:t>
-      </w:r>
-      <w:r>
-        <w:rPr>
-          <w:b w:val="0"/>
-          <w:i w:val="0"/>
-        </w:rPr>
-        <w:t>Not covered in the lecture</w:t>
-      </w:r>
-      <w:r>
-        <w:rPr>
-          <w:b w:val="0"/>
-          <w:i w:val="0"/>
-        </w:rPr>
-        <w:t>Risk Factors</w:t>
-      </w:r>
-      <w:r>
-        <w:rPr>
-          <w:b w:val="0"/>
-          <w:i w:val="0"/>
-        </w:rPr>
-        <w:t xml:space="preserve">TIMI (Thrombolysis in Myocardial Infarction) criteria </w:t>
-      </w:r>
-      <w:r>
-        <w:rPr>
-          <w:b w:val="0"/>
-          <w:i w:val="0"/>
-        </w:rPr>
-        <w:t>Slide 71</w:t>
-      </w:r>
-      <w:r>
-        <w:rPr>
-          <w:b w:val="0"/>
-          <w:i w:val="0"/>
-        </w:rPr>
-        <w:t>Pathology</w:t>
-      </w:r>
-      <w:r>
-        <w:rPr>
-          <w:b w:val="0"/>
-          <w:i w:val="0"/>
-        </w:rPr>
-        <w:t xml:space="preserve">Subendocardial ischemia → ST depression </w:t>
-      </w:r>
-      <w:r>
-        <w:rPr>
-          <w:b w:val="0"/>
-          <w:i w:val="0"/>
-        </w:rPr>
-        <w:t>Slide 55</w:t>
-      </w:r>
-      <w:r>
-        <w:rPr>
-          <w:b w:val="0"/>
-          <w:i w:val="0"/>
-        </w:rPr>
-        <w:t>Clinical Manifestation</w:t>
-      </w:r>
-      <w:r>
-        <w:rPr>
-          <w:b w:val="0"/>
-          <w:i w:val="0"/>
-        </w:rPr>
-        <w:t xml:space="preserve">Signs and symptoms of ischemia; nitroglycerin may help the pain </w:t>
-      </w:r>
-      <w:r>
-        <w:rPr>
-          <w:b w:val="0"/>
-          <w:i w:val="0"/>
-        </w:rPr>
-        <w:t>Slides 47, 86</w:t>
-      </w:r>
-      <w:r>
-        <w:rPr>
-          <w:b w:val="0"/>
-          <w:i w:val="0"/>
-        </w:rPr>
-        <w:t>Diagnosis</w:t>
-      </w:r>
-      <w:r>
-        <w:rPr>
-          <w:b w:val="0"/>
-          <w:i w:val="0"/>
-        </w:rPr>
-        <w:t xml:space="preserve">Slide 47: ST depression &gt;1 mm and/or T-wave inversion in ≥2 consecutive leads; slide 86 says "ST inversion (&gt;1 mm)" in ≥2 leads; ELEVATED troponin is what separates it from unstable angina </w:t>
-      </w:r>
-      <w:r>
-        <w:rPr>
-          <w:b w:val="0"/>
-          <w:i w:val="0"/>
-        </w:rPr>
-        <w:t>Slides 47, 56, 86</w:t>
-      </w:r>
-      <w:r>
-        <w:rPr>
-          <w:b w:val="0"/>
-          <w:i w:val="0"/>
-        </w:rPr>
-        <w:t>Treatment/Therapy</w:t>
-      </w:r>
-      <w:r>
-        <w:rPr>
-          <w:b w:val="0"/>
-          <w:i w:val="0"/>
-        </w:rPr>
-        <w:t xml:space="preserve">Treated the same as unstable angina (see that card) </w:t>
-      </w:r>
-      <w:r>
-        <w:rPr>
-          <w:b w:val="0"/>
-          <w:i w:val="0"/>
-        </w:rPr>
-        <w:t>Slides 48–53</w:t>
-      </w:r>
-      <w:r>
-        <w:rPr>
-          <w:b w:val="0"/>
-          <w:i w:val="0"/>
-        </w:rPr>
-        <w:t>Mortality ★</w:t>
-      </w:r>
-      <w:r>
-        <w:rPr>
-          <w:b w:val="0"/>
-          <w:i w:val="0"/>
-        </w:rPr>
-        <w:t xml:space="preserve">TIMI score table as for unstable angina </w:t>
-      </w:r>
-      <w:r>
-        <w:rPr>
-          <w:b w:val="0"/>
-          <w:i w:val="0"/>
-        </w:rPr>
-        <w:t>Slide 72</w:t>
+        <w:t>★ Silent ischemia in diabetes, neuropathy and a transplanted heart presents as dyspnea, nausea or fatigue; angina is not positional</w:t>
       </w:r>
     </w:p>
     <w:p>
@@ -13373,23 +12440,6 @@
           <w:b w:val="0"/>
           <w:i w:val="0"/>
         </w:rPr>
-        <w:t>STEMI (transmural MI)</w:t>
-      </w:r>
-      <w:r>
-        <w:rPr>
-          <w:b w:val="0"/>
-          <w:i w:val="0"/>
-        </w:rPr>
-        <w:t>1 not covered</w:t>
-      </w:r>
-      <w:r>
-        <w:br/>
-      </w:r>
-      <w:r>
-        <w:rPr>
-          <w:b w:val="0"/>
-          <w:i w:val="0"/>
-        </w:rPr>
         <w:t>Name of Condition</w:t>
       </w:r>
       <w:r>
@@ -13397,14 +12447,14 @@
           <w:b w:val="0"/>
           <w:i w:val="0"/>
         </w:rPr>
-        <w:t xml:space="preserve">STEMI (ST-elevation myocardial infarction); transmural myocardial infarction (MI) </w:t>
-      </w:r>
-      <w:r>
-        <w:rPr>
-          <w:b w:val="0"/>
-          <w:i w:val="0"/>
-        </w:rPr>
-        <w:t>Slides 57, 65</w:t>
+        <w:t xml:space="preserve">Angina pectoris </w:t>
+      </w:r>
+      <w:r>
+        <w:rPr>
+          <w:b w:val="0"/>
+          <w:i w:val="0"/>
+        </w:rPr>
+        <w:t>Slides 24, 27</w:t>
       </w:r>
       <w:r>
         <w:rPr>
@@ -13418,14 +12468,14 @@
           <w:b w:val="0"/>
           <w:i w:val="0"/>
         </w:rPr>
-        <w:t xml:space="preserve">Myocardial necrosis with ST elevation in ≥2 leads not quickly reversed by nitroglycerin, reciprocal ST depression, new LBBB (left bundle branch block), Q waves; elevated troponin required </w:t>
-      </w:r>
-      <w:r>
-        <w:rPr>
-          <w:b w:val="0"/>
-          <w:i w:val="0"/>
-        </w:rPr>
-        <w:t>Slide 65</w:t>
+        <w:t xml:space="preserve">Transient myocardial ischemia not long or severe enough to cause MI (myocardial infarction); symptoms recur </w:t>
+      </w:r>
+      <w:r>
+        <w:rPr>
+          <w:b w:val="0"/>
+          <w:i w:val="0"/>
+        </w:rPr>
+        <w:t>Slide 27</w:t>
       </w:r>
       <w:r>
         <w:rPr>
@@ -13439,14 +12489,14 @@
           <w:b w:val="0"/>
           <w:i w:val="0"/>
         </w:rPr>
-        <w:t xml:space="preserve">Coronary occlusion; LAD (left anterior descending) most common culprit (40–50%), RCA (right coronary artery) 30–40%, left circumflex 15–20% </w:t>
-      </w:r>
-      <w:r>
-        <w:rPr>
-          <w:b w:val="0"/>
-          <w:i w:val="0"/>
-        </w:rPr>
-        <w:t>Slide 14</w:t>
+        <w:t xml:space="preserve">Oxygen supply/demand mismatch </w:t>
+      </w:r>
+      <w:r>
+        <w:rPr>
+          <w:b w:val="0"/>
+          <w:i w:val="0"/>
+        </w:rPr>
+        <w:t>Slides 5–6</w:t>
       </w:r>
       <w:r>
         <w:rPr>
@@ -13474,7 +12524,7 @@
           <w:b w:val="0"/>
           <w:i w:val="0"/>
         </w:rPr>
-        <w:t xml:space="preserve">CAD (coronary artery disease) risk factors </w:t>
+        <w:t xml:space="preserve">Coronary artery disease risk factors </w:t>
       </w:r>
       <w:r>
         <w:rPr>
@@ -13495,14 +12545,14 @@
           <w:b w:val="0"/>
           <w:i w:val="0"/>
         </w:rPr>
-        <w:t xml:space="preserve">Transmural ischemia → ST elevation; ECG (electrocardiogram) evolution: hyperacute T/ST elevation (minutes–hours) → T inversion + Q (hours–1 day) → Q + coronary T (1 week) → Q wave (months) </w:t>
-      </w:r>
-      <w:r>
-        <w:rPr>
-          <w:b w:val="0"/>
-          <w:i w:val="0"/>
-        </w:rPr>
-        <w:t>Slides 55, 64</w:t>
+        <w:t xml:space="preserve">Intermittent ischemia short of infarction </w:t>
+      </w:r>
+      <w:r>
+        <w:rPr>
+          <w:b w:val="0"/>
+          <w:i w:val="0"/>
+        </w:rPr>
+        <w:t>Slide 27</w:t>
       </w:r>
       <w:r>
         <w:rPr>
@@ -13516,14 +12566,29 @@
           <w:b w:val="0"/>
           <w:i w:val="0"/>
         </w:rPr>
-        <w:t xml:space="preserve">Typical and referred chest pain as for ACS (acute coronary syndrome) </w:t>
-      </w:r>
-      <w:r>
-        <w:rPr>
-          <w:b w:val="0"/>
-          <w:i w:val="0"/>
-        </w:rPr>
-        <w:t>Slides 25, 31</w:t>
+        <w:t xml:space="preserve">Substernal pressure/squeezing/tightness/burning/band-like, worse with exertion, radiates to neck/shoulder, shortness of breath, diaphoresis, relieved by nitroglycerin, not positional; Levine sign (clenched fist held over the sternum). </w:t>
+      </w:r>
+      <w:r>
+        <w:rPr>
+          <w:b w:val="0"/>
+          <w:i w:val="0"/>
+          <w:highlight w:val="yellow"/>
+        </w:rPr>
+        <w:t>★ Silent ischemia (diabetes, neuropathy, transplanted heart)</w:t>
+      </w:r>
+      <w:r>
+        <w:rPr>
+          <w:b w:val="0"/>
+          <w:i w:val="0"/>
+        </w:rPr>
+        <w:t xml:space="preserve"> → dyspnea, cough, nausea/vomiting, abdominal pain, diaphoresis, dizziness, fatigue. Referred: jaw, tooth, arm, back, scapula, epigastric/left upper quadrant </w:t>
+      </w:r>
+      <w:r>
+        <w:rPr>
+          <w:b w:val="0"/>
+          <w:i w:val="0"/>
+        </w:rPr>
+        <w:t>Slides 25–31</w:t>
       </w:r>
       <w:r>
         <w:rPr>
@@ -13537,14 +12602,14 @@
           <w:b w:val="0"/>
           <w:i w:val="0"/>
         </w:rPr>
-        <w:t xml:space="preserve">ECG within 10 min of arrival: ST elevation &gt;1 mm in ≥2 leads + elevated troponin. Localization: lateral I/aVL/V5–V6 → circumflex or LAD diagonal; inferior II/III/aVF → RCA and/or circumflex; anterior/septal V1–V4 → LAD; posterior V7–V9 (ST depression V1–V3); right ventricular V1/V4R </w:t>
-      </w:r>
-      <w:r>
-        <w:rPr>
-          <w:b w:val="0"/>
-          <w:i w:val="0"/>
-        </w:rPr>
-        <w:t>Slides 61–62, 65, 68, 86</w:t>
+        <w:t xml:space="preserve">Chest-pain workup; stress testing; echo; coronary CT (computed tomography) angiography </w:t>
+      </w:r>
+      <w:r>
+        <w:rPr>
+          <w:b w:val="0"/>
+          <w:i w:val="0"/>
+        </w:rPr>
+        <w:t>Slides 32, 35</w:t>
       </w:r>
       <w:r>
         <w:rPr>
@@ -13558,14 +12623,14 @@
           <w:b w:val="0"/>
           <w:i w:val="0"/>
         </w:rPr>
-        <w:t xml:space="preserve">Chewable aspirin; activate cath team for PCI (percutaneous coronary intervention); then ticagrelor/prasugrel/clopidogrel + heparin drip; nitroglycerin (sublingual/paste/infusion); beta-blocker if no bradycardia; if PCI ≥2 h away give thrombolytics within 30 min of arrival (tenecteplase most common); door-to-balloon &lt;90 min; PCI (angioplasty, atherectomy, stent) or CABG (coronary artery bypass graft: mammary/radial artery or saphenous vein). Post-MI: beta-blocker, high-intensity statin, ACE (angiotensin-converting enzyme) inhibitor, aspirin, clopidogrel ~1 year after stent, warfarin for large anterior MI. Oxygen only if SpO2 &lt;91%; no nitroglycerin within 24 h of a PDE (phosphodiesterase) inhibitor </w:t>
-      </w:r>
-      <w:r>
-        <w:rPr>
-          <w:b w:val="0"/>
-          <w:i w:val="0"/>
-        </w:rPr>
-        <w:t>Slides 66–70, 73–74, 76–77, 80–83</w:t>
+        <w:t xml:space="preserve">See stable angina: sublingual nitroglycerin is the cornerstone </w:t>
+      </w:r>
+      <w:r>
+        <w:rPr>
+          <w:b w:val="0"/>
+          <w:i w:val="0"/>
+        </w:rPr>
+        <w:t>Slides 39–41</w:t>
       </w:r>
       <w:r>
         <w:rPr>
@@ -13579,14 +12644,7 @@
           <w:b w:val="0"/>
           <w:i w:val="0"/>
         </w:rPr>
-        <w:t xml:space="preserve">Complications: post-infarction ischemia, heart failure, myocardial rupture, ventricular aneurysm, thromboembolism, pericarditis (Dressler syndrome, post-MI pericarditis), cardiogenic shock (more common with left-sided MI), arrhythmias; LV (left ventricular) involvement → higher mortality; beta-blockers improve survival </w:t>
-      </w:r>
-      <w:r>
-        <w:rPr>
-          <w:b w:val="0"/>
-          <w:i w:val="0"/>
-        </w:rPr>
-        <w:t>Slides 12, 78, 80</w:t>
+        <w:t>Not covered in the lecture</w:t>
       </w:r>
     </w:p>
     <w:p>
@@ -13598,206 +12656,21 @@
           <w:b w:val="0"/>
           <w:i w:val="0"/>
         </w:rPr>
-        <w:t>Right ventricular infarct</w:t>
-      </w:r>
-      <w:r>
-        <w:rPr>
-          <w:b w:val="0"/>
-          <w:i w:val="0"/>
-        </w:rPr>
-        <w:t>3 not covered</w:t>
-      </w:r>
-      <w:r>
-        <w:br/>
-      </w:r>
-      <w:r>
-        <w:rPr>
-          <w:b w:val="0"/>
-          <w:i w:val="0"/>
-        </w:rPr>
-        <w:t>Name of Condition</w:t>
-      </w:r>
-      <w:r>
-        <w:rPr>
-          <w:b w:val="0"/>
-          <w:i w:val="0"/>
-        </w:rPr>
-        <w:t xml:space="preserve">Right ventricular (RV) infarct </w:t>
-      </w:r>
-      <w:r>
-        <w:rPr>
-          <w:b w:val="0"/>
-          <w:i w:val="0"/>
-        </w:rPr>
-        <w:t>Slide 63</w:t>
-      </w:r>
-      <w:r>
-        <w:rPr>
-          <w:b w:val="0"/>
-          <w:i w:val="0"/>
-        </w:rPr>
-        <w:t>Definition</w:t>
-      </w:r>
-      <w:r>
-        <w:rPr>
-          <w:b w:val="0"/>
-          <w:i w:val="0"/>
-        </w:rPr>
-        <w:t xml:space="preserve">RCA (right coronary artery) occlusion affecting the inferior and posterior left ventricular wall and septum, extending into the RV in 15–30% </w:t>
-      </w:r>
-      <w:r>
-        <w:rPr>
-          <w:b w:val="0"/>
-          <w:i w:val="0"/>
-        </w:rPr>
-        <w:t>Slide 63</w:t>
-      </w:r>
-      <w:r>
-        <w:rPr>
-          <w:b w:val="0"/>
-          <w:i w:val="0"/>
-        </w:rPr>
-        <w:t>Etiology (cause)</w:t>
-      </w:r>
-      <w:r>
-        <w:rPr>
-          <w:b w:val="0"/>
-          <w:i w:val="0"/>
-        </w:rPr>
-        <w:t xml:space="preserve">Occlusion of the RCA (right coronary artery) </w:t>
-      </w:r>
-      <w:r>
-        <w:rPr>
-          <w:b w:val="0"/>
-          <w:i w:val="0"/>
-        </w:rPr>
-        <w:t>Slide 63</w:t>
-      </w:r>
-      <w:r>
-        <w:rPr>
-          <w:b w:val="0"/>
-          <w:i w:val="0"/>
-        </w:rPr>
-        <w:t>Epidemiology (who)</w:t>
-      </w:r>
-      <w:r>
-        <w:rPr>
-          <w:b w:val="0"/>
-          <w:i w:val="0"/>
-        </w:rPr>
-        <w:t xml:space="preserve">RV extension in 15–30% of RCA (right coronary artery) occlusions </w:t>
-      </w:r>
-      <w:r>
-        <w:rPr>
-          <w:b w:val="0"/>
-          <w:i w:val="0"/>
-        </w:rPr>
-        <w:t>Slide 63</w:t>
-      </w:r>
-      <w:r>
-        <w:rPr>
-          <w:b w:val="0"/>
-          <w:i w:val="0"/>
-        </w:rPr>
-        <w:t>Risk Factors</w:t>
-      </w:r>
-      <w:r>
-        <w:rPr>
-          <w:b w:val="0"/>
-          <w:i w:val="0"/>
-        </w:rPr>
-        <w:t>Not covered in the lecture</w:t>
-      </w:r>
-      <w:r>
-        <w:rPr>
-          <w:b w:val="0"/>
-          <w:i w:val="0"/>
-        </w:rPr>
-        <w:t>Pathology</w:t>
-      </w:r>
-      <w:r>
-        <w:rPr>
-          <w:b w:val="0"/>
-          <w:i w:val="0"/>
-        </w:rPr>
-        <w:t xml:space="preserve">Preload-dependent RV (right ventricle): ↓ preload reduces Frank-Starling effect → RV failure (right-sided heart failure) </w:t>
-      </w:r>
-      <w:r>
-        <w:rPr>
-          <w:b w:val="0"/>
-          <w:i w:val="0"/>
-        </w:rPr>
-        <w:t>Slide 63</w:t>
-      </w:r>
-      <w:r>
-        <w:rPr>
-          <w:b w:val="0"/>
-          <w:i w:val="0"/>
-        </w:rPr>
-        <w:t>Clinical Manifestation</w:t>
-      </w:r>
-      <w:r>
-        <w:rPr>
-          <w:b w:val="0"/>
-          <w:i w:val="0"/>
-        </w:rPr>
-        <w:t>Not covered in the lecture</w:t>
-      </w:r>
-      <w:r>
-        <w:rPr>
-          <w:b w:val="0"/>
-          <w:i w:val="0"/>
-        </w:rPr>
-        <w:t>Diagnosis</w:t>
-      </w:r>
-      <w:r>
-        <w:rPr>
-          <w:b w:val="0"/>
-          <w:i w:val="0"/>
-        </w:rPr>
-        <w:t xml:space="preserve">STEMI chart: ST elevation V1 and V4R, reciprocal depression I and aVL; culprit RCA (right coronary artery); RCA supplies the AV (atrioventricular) node → dysrhythmias </w:t>
-      </w:r>
-      <w:r>
-        <w:rPr>
-          <w:b w:val="0"/>
-          <w:i w:val="0"/>
-        </w:rPr>
-        <w:t>Slides 11, 62</w:t>
-      </w:r>
-      <w:r>
-        <w:rPr>
-          <w:b w:val="0"/>
-          <w:i w:val="0"/>
-        </w:rPr>
-        <w:t>Treatment/Therapy</w:t>
-      </w:r>
-      <w:r>
-        <w:rPr>
-          <w:b w:val="0"/>
-          <w:i w:val="0"/>
-        </w:rPr>
-        <w:t xml:space="preserve">Nitroglycerin: slide 63 says DO NOT GIVE (↓ preload/output, precipitates shock); slide 73 says use with caution in inferior (right-sided) MI (myocardial infarction) with heart failure </w:t>
-      </w:r>
-      <w:r>
-        <w:rPr>
-          <w:b w:val="0"/>
-          <w:i w:val="0"/>
-        </w:rPr>
-        <w:t>Slides 63, 73</w:t>
-      </w:r>
-      <w:r>
-        <w:rPr>
-          <w:b w:val="0"/>
-          <w:i w:val="0"/>
-        </w:rPr>
-        <w:t>Mortality ★</w:t>
-      </w:r>
-      <w:r>
-        <w:rPr>
-          <w:b w:val="0"/>
-          <w:i w:val="0"/>
-        </w:rPr>
-        <w:t>Not covered in the lecture</w:t>
+        <w:t>Stable angina (SIHD)</w:t>
+      </w:r>
+      <w:r>
+        <w:rPr>
+          <w:b w:val="0"/>
+          <w:i w:val="0"/>
+        </w:rPr>
+        <w:t>★ Professor emphasized</w:t>
+      </w:r>
+      <w:r>
+        <w:rPr>
+          <w:b w:val="0"/>
+          <w:i w:val="0"/>
+        </w:rPr>
+        <w:t>2 not covered</w:t>
       </w:r>
     </w:p>
     <w:p>
@@ -13809,185 +12682,7 @@
           <w:b w:val="0"/>
           <w:i w:val="0"/>
         </w:rPr>
-        <w:t>Sudden cardiac death</w:t>
-      </w:r>
-      <w:r>
-        <w:rPr>
-          <w:b w:val="0"/>
-          <w:i w:val="0"/>
-        </w:rPr>
-        <w:t>6 not covered</w:t>
-      </w:r>
-      <w:r>
-        <w:br/>
-      </w:r>
-      <w:r>
-        <w:rPr>
-          <w:b w:val="0"/>
-          <w:i w:val="0"/>
-        </w:rPr>
-        <w:t>Name of Condition</w:t>
-      </w:r>
-      <w:r>
-        <w:rPr>
-          <w:b w:val="0"/>
-          <w:i w:val="0"/>
-        </w:rPr>
-        <w:t xml:space="preserve">Sudden cardiac death </w:t>
-      </w:r>
-      <w:r>
-        <w:rPr>
-          <w:b w:val="0"/>
-          <w:i w:val="0"/>
-        </w:rPr>
-        <w:t>Slide 85</w:t>
-      </w:r>
-      <w:r>
-        <w:rPr>
-          <w:b w:val="0"/>
-          <w:i w:val="0"/>
-        </w:rPr>
-        <w:t>Definition</w:t>
-      </w:r>
-      <w:r>
-        <w:rPr>
-          <w:b w:val="0"/>
-          <w:i w:val="0"/>
-        </w:rPr>
-        <w:t>Not covered in the lecture</w:t>
-      </w:r>
-      <w:r>
-        <w:rPr>
-          <w:b w:val="0"/>
-          <w:i w:val="0"/>
-        </w:rPr>
-        <w:t>Etiology (cause)</w:t>
-      </w:r>
-      <w:r>
-        <w:rPr>
-          <w:b w:val="0"/>
-          <w:i w:val="0"/>
-        </w:rPr>
-        <w:t xml:space="preserve">Most common: ventricular fibrillation; also LVH (left ventricular hypertrophy), hypertrophic cardiomyopathy, hypoxia, electrolyte abnormalities </w:t>
-      </w:r>
-      <w:r>
-        <w:rPr>
-          <w:b w:val="0"/>
-          <w:i w:val="0"/>
-        </w:rPr>
-        <w:t>Slide 85</w:t>
-      </w:r>
-      <w:r>
-        <w:rPr>
-          <w:b w:val="0"/>
-          <w:i w:val="0"/>
-        </w:rPr>
-        <w:t>Epidemiology (who)</w:t>
-      </w:r>
-      <w:r>
-        <w:rPr>
-          <w:b w:val="0"/>
-          <w:i w:val="0"/>
-        </w:rPr>
-        <w:t xml:space="preserve">First manifestation of CAD (coronary artery disease) in &gt;20% of patients </w:t>
-      </w:r>
-      <w:r>
-        <w:rPr>
-          <w:b w:val="0"/>
-          <w:i w:val="0"/>
-        </w:rPr>
-        <w:t>Slide 85</w:t>
-      </w:r>
-      <w:r>
-        <w:rPr>
-          <w:b w:val="0"/>
-          <w:i w:val="0"/>
-        </w:rPr>
-        <w:t>Risk Factors</w:t>
-      </w:r>
-      <w:r>
-        <w:rPr>
-          <w:b w:val="0"/>
-          <w:i w:val="0"/>
-        </w:rPr>
-        <w:t xml:space="preserve">Sudden death in a first-degree relative (listed as a CAD (coronary artery disease) risk factor) </w:t>
-      </w:r>
-      <w:r>
-        <w:rPr>
-          <w:b w:val="0"/>
-          <w:i w:val="0"/>
-        </w:rPr>
-        <w:t>Slide 22</w:t>
-      </w:r>
-      <w:r>
-        <w:rPr>
-          <w:b w:val="0"/>
-          <w:i w:val="0"/>
-        </w:rPr>
-        <w:t>Pathology</w:t>
-      </w:r>
-      <w:r>
-        <w:rPr>
-          <w:b w:val="0"/>
-          <w:i w:val="0"/>
-        </w:rPr>
-        <w:t>Not covered in the lecture</w:t>
-      </w:r>
-      <w:r>
-        <w:rPr>
-          <w:b w:val="0"/>
-          <w:i w:val="0"/>
-        </w:rPr>
-        <w:t>Clinical Manifestation</w:t>
-      </w:r>
-      <w:r>
-        <w:rPr>
-          <w:b w:val="0"/>
-          <w:i w:val="0"/>
-        </w:rPr>
-        <w:t>Not covered in the lecture</w:t>
-      </w:r>
-      <w:r>
-        <w:rPr>
-          <w:b w:val="0"/>
-          <w:i w:val="0"/>
-        </w:rPr>
-        <w:t>Diagnosis</w:t>
-      </w:r>
-      <w:r>
-        <w:rPr>
-          <w:b w:val="0"/>
-          <w:i w:val="0"/>
-        </w:rPr>
-        <w:t>Not covered in the lecture</w:t>
-      </w:r>
-      <w:r>
-        <w:rPr>
-          <w:b w:val="0"/>
-          <w:i w:val="0"/>
-        </w:rPr>
-        <w:t>Treatment/Therapy</w:t>
-      </w:r>
-      <w:r>
-        <w:rPr>
-          <w:b w:val="0"/>
-          <w:i w:val="0"/>
-        </w:rPr>
-        <w:t>Not covered in the lecture</w:t>
-      </w:r>
-      <w:r>
-        <w:rPr>
-          <w:b w:val="0"/>
-          <w:i w:val="0"/>
-        </w:rPr>
-        <w:t>Mortality ★</w:t>
-      </w:r>
-      <w:r>
-        <w:rPr>
-          <w:b w:val="0"/>
-          <w:i w:val="0"/>
-        </w:rPr>
-        <w:t>Not covered in the lecture</w:t>
+        <w:t>★ Call EMS if pain is unimproved 5 minutes after one nitroglycerin dose or after 3 doses; coronary angiography is the gold standard</w:t>
       </w:r>
     </w:p>
     <w:p>
@@ -13999,23 +12694,6 @@
           <w:b w:val="0"/>
           <w:i w:val="0"/>
         </w:rPr>
-        <w:t>Vasospastic (Prinzmetal) angina</w:t>
-      </w:r>
-      <w:r>
-        <w:rPr>
-          <w:b w:val="0"/>
-          <w:i w:val="0"/>
-        </w:rPr>
-        <w:t>1 not covered</w:t>
-      </w:r>
-      <w:r>
-        <w:br/>
-      </w:r>
-      <w:r>
-        <w:rPr>
-          <w:b w:val="0"/>
-          <w:i w:val="0"/>
-        </w:rPr>
         <w:t>Name of Condition</w:t>
       </w:r>
       <w:r>
@@ -14023,14 +12701,14 @@
           <w:b w:val="0"/>
           <w:i w:val="0"/>
         </w:rPr>
-        <w:t xml:space="preserve">Vasospastic angina; Prinzmetal angina; variant angina; coronary vasospasm angina </w:t>
-      </w:r>
-      <w:r>
-        <w:rPr>
-          <w:b w:val="0"/>
-          <w:i w:val="0"/>
-        </w:rPr>
-        <w:t>Slides 87, 89</w:t>
+        <w:t xml:space="preserve">Stable angina; SIHD (stable ischemic heart disease) </w:t>
+      </w:r>
+      <w:r>
+        <w:rPr>
+          <w:b w:val="0"/>
+          <w:i w:val="0"/>
+        </w:rPr>
+        <w:t>Slides 36–37</w:t>
       </w:r>
       <w:r>
         <w:rPr>
@@ -14044,14 +12722,14 @@
           <w:b w:val="0"/>
           <w:i w:val="0"/>
         </w:rPr>
-        <w:t xml:space="preserve">Angina due to coronary artery vasospasm, occurring at rest and responding to nitroglycerin </w:t>
-      </w:r>
-      <w:r>
-        <w:rPr>
-          <w:b w:val="0"/>
-          <w:i w:val="0"/>
-        </w:rPr>
-        <w:t>Slide 88</w:t>
+        <w:t xml:space="preserve">Angina usually brought on by activity and relieved by rest and nitroglycerin (unstable angina occurs at rest) </w:t>
+      </w:r>
+      <w:r>
+        <w:rPr>
+          <w:b w:val="0"/>
+          <w:i w:val="0"/>
+        </w:rPr>
+        <w:t>Slides 37, 86</w:t>
       </w:r>
       <w:r>
         <w:rPr>
@@ -14065,14 +12743,14 @@
           <w:b w:val="0"/>
           <w:i w:val="0"/>
         </w:rPr>
-        <w:t xml:space="preserve">Vasospasm in normal or diseased coronaries; drug triggers: cocaine, ephedrine, marijuana, alcohol, amphetamine, triptans </w:t>
-      </w:r>
-      <w:r>
-        <w:rPr>
-          <w:b w:val="0"/>
-          <w:i w:val="0"/>
-        </w:rPr>
-        <w:t>Slides 88–89</w:t>
+        <w:t xml:space="preserve">Exertion raises myocardial oxygen demand </w:t>
+      </w:r>
+      <w:r>
+        <w:rPr>
+          <w:b w:val="0"/>
+          <w:i w:val="0"/>
+        </w:rPr>
+        <w:t>Slides 6, 37</w:t>
       </w:r>
       <w:r>
         <w:rPr>
@@ -14086,14 +12764,14 @@
           <w:b w:val="0"/>
           <w:i w:val="0"/>
         </w:rPr>
-        <w:t xml:space="preserve">Relatively uncommon; often age &lt;50 </w:t>
-      </w:r>
-      <w:r>
-        <w:rPr>
-          <w:b w:val="0"/>
-          <w:i w:val="0"/>
-        </w:rPr>
-        <w:t>Slide 88</w:t>
+        <w:t xml:space="preserve">Most common form of angina pectoris </w:t>
+      </w:r>
+      <w:r>
+        <w:rPr>
+          <w:b w:val="0"/>
+          <w:i w:val="0"/>
+        </w:rPr>
+        <w:t>Slide 37</w:t>
       </w:r>
       <w:r>
         <w:rPr>
@@ -14107,14 +12785,14 @@
           <w:b w:val="0"/>
           <w:i w:val="0"/>
         </w:rPr>
-        <w:t xml:space="preserve">Cigarette smoking (major risk factor) </w:t>
-      </w:r>
-      <w:r>
-        <w:rPr>
-          <w:b w:val="0"/>
-          <w:i w:val="0"/>
-        </w:rPr>
-        <w:t>Slide 89</w:t>
+        <w:t xml:space="preserve">Coronary artery disease risk factors </w:t>
+      </w:r>
+      <w:r>
+        <w:rPr>
+          <w:b w:val="0"/>
+          <w:i w:val="0"/>
+        </w:rPr>
+        <w:t>Slides 22–23</w:t>
       </w:r>
       <w:r>
         <w:rPr>
@@ -14128,14 +12806,7 @@
           <w:b w:val="0"/>
           <w:i w:val="0"/>
         </w:rPr>
-        <w:t xml:space="preserve">Vasospasm without high-grade stenosis on arteriography </w:t>
-      </w:r>
-      <w:r>
-        <w:rPr>
-          <w:b w:val="0"/>
-          <w:i w:val="0"/>
-        </w:rPr>
-        <w:t>Slides 88, 90</w:t>
+        <w:t>Not covered in the lecture</w:t>
       </w:r>
       <w:r>
         <w:rPr>
@@ -14149,14 +12820,14 @@
           <w:b w:val="0"/>
           <w:i w:val="0"/>
         </w:rPr>
-        <w:t xml:space="preserve">Recurrent chest pain at rest, mostly midnight to 8 am; gradual onset/offset, 5–15 min (may last longer); typical chest pain </w:t>
-      </w:r>
-      <w:r>
-        <w:rPr>
-          <w:b w:val="0"/>
-          <w:i w:val="0"/>
-        </w:rPr>
-        <w:t>Slides 89–90</w:t>
+        <w:t xml:space="preserve">Pain with exertion; improves with nitroglycerin; resolves with rest </w:t>
+      </w:r>
+      <w:r>
+        <w:rPr>
+          <w:b w:val="0"/>
+          <w:i w:val="0"/>
+        </w:rPr>
+        <w:t>Slides 37, 86</w:t>
       </w:r>
       <w:r>
         <w:rPr>
@@ -14170,14 +12841,29 @@
           <w:b w:val="0"/>
           <w:i w:val="0"/>
         </w:rPr>
-        <w:t xml:space="preserve">ECG (electrocardiogram): slide 90 says transient ST elevation during an episode (transient ischemic ST elevation or depression, &lt;15 min, multiple leads); slide 91 criteria say transient T-wave inversion, maybe ST depression, with nitroglycerin response and no cause for ↑ oxygen demand. Gold standard: spasm on angiography provoked by ergonovine or acetylcholine, relieved by nitroglycerin </w:t>
-      </w:r>
-      <w:r>
-        <w:rPr>
-          <w:b w:val="0"/>
-          <w:i w:val="0"/>
-        </w:rPr>
-        <w:t>Slides 90–91</w:t>
+        <w:t xml:space="preserve">Stress-test ECG (electrocardiogram) changes, usually T-wave inversion: exercise treadmill, nuclear stress, cardiac CT (computed tomography); </w:t>
+      </w:r>
+      <w:r>
+        <w:rPr>
+          <w:b w:val="0"/>
+          <w:i w:val="0"/>
+          <w:highlight w:val="yellow"/>
+        </w:rPr>
+        <w:t>★ coronary angiography is the gold standard for CAD (coronary artery disease)</w:t>
+      </w:r>
+      <w:r>
+        <w:rPr>
+          <w:b w:val="0"/>
+          <w:i w:val="0"/>
+        </w:rPr>
+        <w:t xml:space="preserve"> </w:t>
+      </w:r>
+      <w:r>
+        <w:rPr>
+          <w:b w:val="0"/>
+          <w:i w:val="0"/>
+        </w:rPr>
+        <w:t>Slide 38</w:t>
       </w:r>
       <w:r>
         <w:rPr>
@@ -14191,14 +12877,14 @@
           <w:b w:val="0"/>
           <w:i w:val="0"/>
         </w:rPr>
-        <w:t xml:space="preserve">Stop smoking; nitrates for symptoms; FIRST-LINE calcium channel blockers (diltiazem, amlodipine); AVOID nonselective beta-blockers, aspirin, triptans </w:t>
-      </w:r>
-      <w:r>
-        <w:rPr>
-          <w:b w:val="0"/>
-          <w:i w:val="0"/>
-        </w:rPr>
-        <w:t>Slide 92</w:t>
+        <w:t xml:space="preserve">Sublingual nitroglycerin (venodilator: ↓ preload → ↓ wall stress → ↓ oxygen demand; also dilates arteries); call EMS (emergency medical services) if no relief 5 min after a dose or after 3 doses; lifestyle modification; beta-blocker (calcium channel blocker if contraindicated); statin; aspirin; prevention: aspirin + clopidogrel, more effective together </w:t>
+      </w:r>
+      <w:r>
+        <w:rPr>
+          <w:b w:val="0"/>
+          <w:i w:val="0"/>
+        </w:rPr>
+        <w:t>Slides 39–41</w:t>
       </w:r>
       <w:r>
         <w:rPr>
@@ -14224,6 +12910,1930 @@
           <w:b w:val="0"/>
           <w:i w:val="0"/>
         </w:rPr>
+        <w:t>Acute coronary syndrome</w:t>
+      </w:r>
+      <w:r>
+        <w:rPr>
+          <w:b w:val="0"/>
+          <w:i w:val="0"/>
+        </w:rPr>
+        <w:t>★ Professor emphasized</w:t>
+      </w:r>
+      <w:r>
+        <w:rPr>
+          <w:b w:val="0"/>
+          <w:i w:val="0"/>
+        </w:rPr>
+        <w:t>1 not covered</w:t>
+      </w:r>
+    </w:p>
+    <w:p>
+      <w:pPr>
+        <w:spacing w:after="120"/>
+      </w:pPr>
+      <w:r>
+        <w:rPr>
+          <w:b w:val="0"/>
+          <w:i w:val="0"/>
+        </w:rPr>
+        <w:t>★ Troponin I numbers "for testing" (slide 72a, shown in class): standard &gt;0.04 ng/mL, high-sensitivity 12 ng/L women / 20 ng/L men; rule-out tool, repeat it; TIMI 3 or higher → early invasive approach</w:t>
+      </w:r>
+    </w:p>
+    <w:p>
+      <w:pPr>
+        <w:spacing w:after="120"/>
+      </w:pPr>
+      <w:r>
+        <w:rPr>
+          <w:b w:val="0"/>
+          <w:i w:val="0"/>
+        </w:rPr>
+        <w:t>Name of Condition</w:t>
+      </w:r>
+      <w:r>
+        <w:rPr>
+          <w:b w:val="0"/>
+          <w:i w:val="0"/>
+        </w:rPr>
+        <w:t xml:space="preserve">ACS (acute coronary syndromes) </w:t>
+      </w:r>
+      <w:r>
+        <w:rPr>
+          <w:b w:val="0"/>
+          <w:i w:val="0"/>
+        </w:rPr>
+        <w:t>Slides 4, 42–43</w:t>
+      </w:r>
+      <w:r>
+        <w:rPr>
+          <w:b w:val="0"/>
+          <w:i w:val="0"/>
+        </w:rPr>
+        <w:t>Definition</w:t>
+      </w:r>
+      <w:r>
+        <w:rPr>
+          <w:b w:val="0"/>
+          <w:i w:val="0"/>
+        </w:rPr>
+        <w:t xml:space="preserve">Umbrella for unstable angina, NSTEMI (non-ST-elevation myocardial infarction) and STEMI (ST-elevation myocardial infarction) </w:t>
+      </w:r>
+      <w:r>
+        <w:rPr>
+          <w:b w:val="0"/>
+          <w:i w:val="0"/>
+        </w:rPr>
+        <w:t>Slides 42–43</w:t>
+      </w:r>
+      <w:r>
+        <w:rPr>
+          <w:b w:val="0"/>
+          <w:i w:val="0"/>
+        </w:rPr>
+        <w:t>Etiology (cause)</w:t>
+      </w:r>
+      <w:r>
+        <w:rPr>
+          <w:b w:val="0"/>
+          <w:i w:val="0"/>
+        </w:rPr>
+        <w:t xml:space="preserve">Plaque rupture → platelet activation + tissue factor → clotting cascade → fibrin </w:t>
+      </w:r>
+      <w:r>
+        <w:rPr>
+          <w:b w:val="0"/>
+          <w:i w:val="0"/>
+        </w:rPr>
+        <w:t>Slide 20</w:t>
+      </w:r>
+      <w:r>
+        <w:rPr>
+          <w:b w:val="0"/>
+          <w:i w:val="0"/>
+        </w:rPr>
+        <w:t>Epidemiology (who)</w:t>
+      </w:r>
+      <w:r>
+        <w:rPr>
+          <w:b w:val="0"/>
+          <w:i w:val="0"/>
+        </w:rPr>
+        <w:t>Not covered in the lecture</w:t>
+      </w:r>
+      <w:r>
+        <w:rPr>
+          <w:b w:val="0"/>
+          <w:i w:val="0"/>
+        </w:rPr>
+        <w:t>Risk Factors</w:t>
+      </w:r>
+      <w:r>
+        <w:rPr>
+          <w:b w:val="0"/>
+          <w:i w:val="0"/>
+        </w:rPr>
+        <w:t xml:space="preserve">CAD (coronary artery disease) risk factors; HEART/TIMI (Thrombolysis in Myocardial Infarction) risk factors: diabetes, hypertension, hyperlipidemia, obesity, smoking, family history of CAD, known CAD </w:t>
+      </w:r>
+      <w:r>
+        <w:rPr>
+          <w:b w:val="0"/>
+          <w:i w:val="0"/>
+        </w:rPr>
+        <w:t>Slides 22–23, 34, 71</w:t>
+      </w:r>
+      <w:r>
+        <w:rPr>
+          <w:b w:val="0"/>
+          <w:i w:val="0"/>
+        </w:rPr>
+        <w:t>Pathology</w:t>
+      </w:r>
+      <w:r>
+        <w:rPr>
+          <w:b w:val="0"/>
+          <w:i w:val="0"/>
+        </w:rPr>
+        <w:t xml:space="preserve">Plaque rupture with thrombus </w:t>
+      </w:r>
+      <w:r>
+        <w:rPr>
+          <w:b w:val="0"/>
+          <w:i w:val="0"/>
+        </w:rPr>
+        <w:t>Slide 20</w:t>
+      </w:r>
+      <w:r>
+        <w:rPr>
+          <w:b w:val="0"/>
+          <w:i w:val="0"/>
+        </w:rPr>
+        <w:t>Clinical Manifestation</w:t>
+      </w:r>
+      <w:r>
+        <w:rPr>
+          <w:b w:val="0"/>
+          <w:i w:val="0"/>
+        </w:rPr>
+        <w:t xml:space="preserve">Referred pain most often to jaw/tooth/arm, also back, scapula, epigastric/left upper quadrant </w:t>
+      </w:r>
+      <w:r>
+        <w:rPr>
+          <w:b w:val="0"/>
+          <w:i w:val="0"/>
+        </w:rPr>
+        <w:t>Slide 31</w:t>
+      </w:r>
+      <w:r>
+        <w:rPr>
+          <w:b w:val="0"/>
+          <w:i w:val="0"/>
+        </w:rPr>
+        <w:t>Diagnosis</w:t>
+      </w:r>
+      <w:r>
+        <w:rPr>
+          <w:b w:val="0"/>
+          <w:i w:val="0"/>
+        </w:rPr>
+        <w:t xml:space="preserve">Chest-pain workup. </w:t>
+      </w:r>
+      <w:r>
+        <w:rPr>
+          <w:b w:val="0"/>
+          <w:i w:val="0"/>
+          <w:highlight w:val="yellow"/>
+        </w:rPr>
+        <w:t>★ Troponin I (slide 72a, shown in class, not in the posted deck): standard troponin I abnormal above 0.04 ng/mL; high-sensitivity troponin I 99th percentile 12 ng/L in women, 20 ng/L in men</w:t>
+      </w:r>
+      <w:r>
+        <w:rPr>
+          <w:b w:val="0"/>
+          <w:i w:val="0"/>
+        </w:rPr>
+        <w:t xml:space="preserve">; troponin I is heart-specific (troponins are proteins of cardiac and skeletal muscle, none in smooth muscle); </w:t>
+      </w:r>
+      <w:r>
+        <w:rPr>
+          <w:b w:val="0"/>
+          <w:i w:val="0"/>
+          <w:highlight w:val="yellow"/>
+        </w:rPr>
+        <w:t>★ a rule-OUT tool</w:t>
+      </w:r>
+      <w:r>
+        <w:rPr>
+          <w:b w:val="0"/>
+          <w:i w:val="0"/>
+        </w:rPr>
+        <w:t xml:space="preserve">, and one draw means two (watch for a rise). Risk scores GRACE, TIMI (Thrombolysis in Myocardial Infarction), PURSUIT, HEART (History, ECG, Age, Risk factors, Troponin). </w:t>
+      </w:r>
+      <w:r>
+        <w:rPr>
+          <w:b w:val="0"/>
+          <w:i w:val="0"/>
+          <w:highlight w:val="yellow"/>
+        </w:rPr>
+        <w:t>★ TIMI 3 or higher justifies an early invasive approach</w:t>
+      </w:r>
+      <w:r>
+        <w:rPr>
+          <w:b w:val="0"/>
+          <w:i w:val="0"/>
+        </w:rPr>
+        <w:t xml:space="preserve">; HEART bands and MACE (major adverse cardiac event) percentages are not tested </w:t>
+      </w:r>
+      <w:r>
+        <w:rPr>
+          <w:b w:val="0"/>
+          <w:i w:val="0"/>
+        </w:rPr>
+        <w:t>Slides 32–34, 71–72, 72a</w:t>
+      </w:r>
+      <w:r>
+        <w:rPr>
+          <w:b w:val="0"/>
+          <w:i w:val="0"/>
+        </w:rPr>
+        <w:t>Treatment/Therapy</w:t>
+      </w:r>
+      <w:r>
+        <w:rPr>
+          <w:b w:val="0"/>
+          <w:i w:val="0"/>
+        </w:rPr>
+        <w:t xml:space="preserve">High-intensity statin (atorvastatin, rosuvastatin) for all ACS regardless of LDL (low-density lipoprotein), started before discharge </w:t>
+      </w:r>
+      <w:r>
+        <w:rPr>
+          <w:b w:val="0"/>
+          <w:i w:val="0"/>
+        </w:rPr>
+        <w:t>Slide 81</w:t>
+      </w:r>
+      <w:r>
+        <w:rPr>
+          <w:b w:val="0"/>
+          <w:i w:val="0"/>
+        </w:rPr>
+        <w:t>Mortality ★</w:t>
+      </w:r>
+      <w:r>
+        <w:rPr>
+          <w:b w:val="0"/>
+          <w:i w:val="0"/>
+        </w:rPr>
+        <w:t xml:space="preserve">Estimated by the risk scores; the HEART and TIMI (Thrombolysis in Myocardial Infarction) outcome percentages on slides 34 and 72 are not tested </w:t>
+      </w:r>
+      <w:r>
+        <w:rPr>
+          <w:b w:val="0"/>
+          <w:i w:val="0"/>
+        </w:rPr>
+        <w:t>Slide 34</w:t>
+      </w:r>
+    </w:p>
+    <w:p>
+      <w:pPr>
+        <w:spacing w:after="120"/>
+      </w:pPr>
+      <w:r>
+        <w:rPr>
+          <w:b w:val="0"/>
+          <w:i w:val="0"/>
+        </w:rPr>
+        <w:t>Unstable angina</w:t>
+      </w:r>
+      <w:r>
+        <w:rPr>
+          <w:b w:val="0"/>
+          <w:i w:val="0"/>
+        </w:rPr>
+        <w:t>★ Professor emphasized</w:t>
+      </w:r>
+      <w:r>
+        <w:rPr>
+          <w:b w:val="0"/>
+          <w:i w:val="0"/>
+        </w:rPr>
+        <w:t>2 not covered</w:t>
+      </w:r>
+    </w:p>
+    <w:p>
+      <w:pPr>
+        <w:spacing w:after="120"/>
+      </w:pPr>
+      <w:r>
+        <w:rPr>
+          <w:b w:val="0"/>
+          <w:i w:val="0"/>
+        </w:rPr>
+        <w:t>★ Troponin separates unstable angina (normal) from NSTEMI (elevated); oxygen only if SpO2 &lt;91%</w:t>
+      </w:r>
+    </w:p>
+    <w:p>
+      <w:pPr>
+        <w:spacing w:after="120"/>
+      </w:pPr>
+      <w:r>
+        <w:rPr>
+          <w:b w:val="0"/>
+          <w:i w:val="0"/>
+        </w:rPr>
+        <w:t>Name of Condition</w:t>
+      </w:r>
+      <w:r>
+        <w:rPr>
+          <w:b w:val="0"/>
+          <w:i w:val="0"/>
+        </w:rPr>
+        <w:t xml:space="preserve">Unstable angina (UA) </w:t>
+      </w:r>
+      <w:r>
+        <w:rPr>
+          <w:b w:val="0"/>
+          <w:i w:val="0"/>
+        </w:rPr>
+        <w:t>Slides 44–45</w:t>
+      </w:r>
+      <w:r>
+        <w:rPr>
+          <w:b w:val="0"/>
+          <w:i w:val="0"/>
+        </w:rPr>
+        <w:t>Definition</w:t>
+      </w:r>
+      <w:r>
+        <w:rPr>
+          <w:b w:val="0"/>
+          <w:i w:val="0"/>
+        </w:rPr>
+        <w:t xml:space="preserve">Change in a patient's stable angina, considered ACS (acute coronary syndrome): occurs at rest, new-onset and activity-limiting, or increasing (more discomfort, more often) </w:t>
+      </w:r>
+      <w:r>
+        <w:rPr>
+          <w:b w:val="0"/>
+          <w:i w:val="0"/>
+        </w:rPr>
+        <w:t>Slide 45</w:t>
+      </w:r>
+      <w:r>
+        <w:rPr>
+          <w:b w:val="0"/>
+          <w:i w:val="0"/>
+        </w:rPr>
+        <w:t>Etiology (cause)</w:t>
+      </w:r>
+      <w:r>
+        <w:rPr>
+          <w:b w:val="0"/>
+          <w:i w:val="0"/>
+        </w:rPr>
+        <w:t xml:space="preserve">Change in stable angina (plaque rupture); the Braunwald classification on slide 54 (mis-cited "APACHE II") was brushed past and is not tested </w:t>
+      </w:r>
+      <w:r>
+        <w:rPr>
+          <w:b w:val="0"/>
+          <w:i w:val="0"/>
+        </w:rPr>
+        <w:t>Slides 45, 54</w:t>
+      </w:r>
+      <w:r>
+        <w:rPr>
+          <w:b w:val="0"/>
+          <w:i w:val="0"/>
+        </w:rPr>
+        <w:t>Epidemiology (who)</w:t>
+      </w:r>
+      <w:r>
+        <w:rPr>
+          <w:b w:val="0"/>
+          <w:i w:val="0"/>
+        </w:rPr>
+        <w:t>Not covered in the lecture</w:t>
+      </w:r>
+      <w:r>
+        <w:rPr>
+          <w:b w:val="0"/>
+          <w:i w:val="0"/>
+        </w:rPr>
+        <w:t>Risk Factors</w:t>
+      </w:r>
+      <w:r>
+        <w:rPr>
+          <w:b w:val="0"/>
+          <w:i w:val="0"/>
+        </w:rPr>
+        <w:t xml:space="preserve">TIMI (Thrombolysis in Myocardial Infarction) criteria: age ≥65; ≥3 CAD (coronary artery disease) risk factors; known stenosis &gt;50%; aspirin in past 7 days; ≥2 angina episodes in 24 h; ST deviation ≥0.5 mm; elevated marker </w:t>
+      </w:r>
+      <w:r>
+        <w:rPr>
+          <w:b w:val="0"/>
+          <w:i w:val="0"/>
+        </w:rPr>
+        <w:t>Slide 71</w:t>
+      </w:r>
+      <w:r>
+        <w:rPr>
+          <w:b w:val="0"/>
+          <w:i w:val="0"/>
+        </w:rPr>
+        <w:t>Pathology</w:t>
+      </w:r>
+      <w:r>
+        <w:rPr>
+          <w:b w:val="0"/>
+          <w:i w:val="0"/>
+        </w:rPr>
+        <w:t>Not covered in the lecture</w:t>
+      </w:r>
+      <w:r>
+        <w:rPr>
+          <w:b w:val="0"/>
+          <w:i w:val="0"/>
+        </w:rPr>
+        <w:t>Clinical Manifestation</w:t>
+      </w:r>
+      <w:r>
+        <w:rPr>
+          <w:b w:val="0"/>
+          <w:i w:val="0"/>
+        </w:rPr>
+        <w:t xml:space="preserve">Pain at rest; nitroglycerin usually (not always) helps </w:t>
+      </w:r>
+      <w:r>
+        <w:rPr>
+          <w:b w:val="0"/>
+          <w:i w:val="0"/>
+        </w:rPr>
+        <w:t>Slides 46, 86</w:t>
+      </w:r>
+      <w:r>
+        <w:rPr>
+          <w:b w:val="0"/>
+          <w:i w:val="0"/>
+        </w:rPr>
+        <w:t>Diagnosis</w:t>
+      </w:r>
+      <w:r>
+        <w:rPr>
+          <w:b w:val="0"/>
+          <w:i w:val="0"/>
+        </w:rPr>
+        <w:t xml:space="preserve">Nonspecific ECG (electrocardiogram) changes (usually inverted T waves) with </w:t>
+      </w:r>
+      <w:r>
+        <w:rPr>
+          <w:b w:val="0"/>
+          <w:i w:val="0"/>
+          <w:highlight w:val="yellow"/>
+        </w:rPr>
+        <w:t>★ NORMAL troponin</w:t>
+      </w:r>
+      <w:r>
+        <w:rPr>
+          <w:b w:val="0"/>
+          <w:i w:val="0"/>
+        </w:rPr>
+        <w:t xml:space="preserve"> (troponin separates UA from NSTEMI (non-ST-elevation MI)); stress-test ST depression or T inversion; nuclear stress: reversible defect = ischemia, fixed = infarction; TIMI (Thrombolysis in Myocardial Infarction) 3 or higher → early invasive approach </w:t>
+      </w:r>
+      <w:r>
+        <w:rPr>
+          <w:b w:val="0"/>
+          <w:i w:val="0"/>
+        </w:rPr>
+        <w:t>Slides 46–47, 71–72</w:t>
+      </w:r>
+      <w:r>
+        <w:rPr>
+          <w:b w:val="0"/>
+          <w:i w:val="0"/>
+        </w:rPr>
+        <w:t>Treatment/Therapy</w:t>
+      </w:r>
+      <w:r>
+        <w:rPr>
+          <w:b w:val="0"/>
+          <w:i w:val="0"/>
+        </w:rPr>
+        <w:t xml:space="preserve">Medical emergency, same as NSTEMI: chewable aspirin, beta-blocker, IV nitrates; DAPT (dual antiplatelet therapy: aspirin + clopidogrel) ± anticoagulation; MONA (morphine, oxygen, nitroglycerin, aspirin), </w:t>
+      </w:r>
+      <w:r>
+        <w:rPr>
+          <w:b w:val="0"/>
+          <w:i w:val="0"/>
+          <w:highlight w:val="yellow"/>
+        </w:rPr>
+        <w:t>★ oxygen only if SpO2 &lt;91%</w:t>
+      </w:r>
+      <w:r>
+        <w:rPr>
+          <w:b w:val="0"/>
+          <w:i w:val="0"/>
+        </w:rPr>
+        <w:t xml:space="preserve">. After stabilization: left heart catheterization/angiography, balloon angioplasty, PCI (percutaneous coronary intervention) with stent. Post-PCI: DAPT, statin, ACE (angiotensin-converting enzyme) inhibitor, anticoagulant if indicated; </w:t>
+      </w:r>
+      <w:r>
+        <w:rPr>
+          <w:b w:val="0"/>
+          <w:i w:val="0"/>
+          <w:highlight w:val="yellow"/>
+        </w:rPr>
+        <w:t>★ missing DAPT in the first 6 weeks → 50% risk of sudden in-stent restenosis</w:t>
+      </w:r>
+      <w:r>
+        <w:rPr>
+          <w:b w:val="0"/>
+          <w:i w:val="0"/>
+        </w:rPr>
+        <w:t xml:space="preserve"> (the DAPT durations on slides 52 and 83 disagree and are not tested); exercise as tolerated, low-salt/low-fat diet, follow-up </w:t>
+      </w:r>
+      <w:r>
+        <w:rPr>
+          <w:b w:val="0"/>
+          <w:i w:val="0"/>
+        </w:rPr>
+        <w:t>Slides 48–53</w:t>
+      </w:r>
+      <w:r>
+        <w:rPr>
+          <w:b w:val="0"/>
+          <w:i w:val="0"/>
+        </w:rPr>
+        <w:t>Mortality ★</w:t>
+      </w:r>
+      <w:r>
+        <w:rPr>
+          <w:b w:val="0"/>
+          <w:i w:val="0"/>
+        </w:rPr>
+        <w:t xml:space="preserve">TIMI (Thrombolysis in Myocardial Infarction) 3–7 needs ICU (intensive care unit) or emergent revascularization; the percentage table (slide 72) and Braunwald prognosis (slide 54) are not tested </w:t>
+      </w:r>
+      <w:r>
+        <w:rPr>
+          <w:b w:val="0"/>
+          <w:i w:val="0"/>
+        </w:rPr>
+        <w:t>Slide 72</w:t>
+      </w:r>
+    </w:p>
+    <w:p>
+      <w:pPr>
+        <w:spacing w:after="120"/>
+      </w:pPr>
+      <w:r>
+        <w:rPr>
+          <w:b w:val="0"/>
+          <w:i w:val="0"/>
+        </w:rPr>
+        <w:t>NSTEMI</w:t>
+      </w:r>
+      <w:r>
+        <w:rPr>
+          <w:b w:val="0"/>
+          <w:i w:val="0"/>
+        </w:rPr>
+        <w:t>★ Professor emphasized</w:t>
+      </w:r>
+      <w:r>
+        <w:rPr>
+          <w:b w:val="0"/>
+          <w:i w:val="0"/>
+        </w:rPr>
+        <w:t>2 not covered</w:t>
+      </w:r>
+    </w:p>
+    <w:p>
+      <w:pPr>
+        <w:spacing w:after="120"/>
+      </w:pPr>
+      <w:r>
+        <w:rPr>
+          <w:b w:val="0"/>
+          <w:i w:val="0"/>
+        </w:rPr>
+        <w:t>★ ST depression &gt;1 mm and/or T-wave inversion in two or more consecutive leads with elevated troponin</w:t>
+      </w:r>
+    </w:p>
+    <w:p>
+      <w:pPr>
+        <w:spacing w:after="120"/>
+      </w:pPr>
+      <w:r>
+        <w:rPr>
+          <w:b w:val="0"/>
+          <w:i w:val="0"/>
+        </w:rPr>
+        <w:t>Name of Condition</w:t>
+      </w:r>
+      <w:r>
+        <w:rPr>
+          <w:b w:val="0"/>
+          <w:i w:val="0"/>
+        </w:rPr>
+        <w:t xml:space="preserve">NSTEMI (non-ST-elevation myocardial infarction); non-ST elevation ischemia </w:t>
+      </w:r>
+      <w:r>
+        <w:rPr>
+          <w:b w:val="0"/>
+          <w:i w:val="0"/>
+        </w:rPr>
+        <w:t>Slides 4, 56, 86</w:t>
+      </w:r>
+      <w:r>
+        <w:rPr>
+          <w:b w:val="0"/>
+          <w:i w:val="0"/>
+        </w:rPr>
+        <w:t>Definition</w:t>
+      </w:r>
+      <w:r>
+        <w:rPr>
+          <w:b w:val="0"/>
+          <w:i w:val="0"/>
+        </w:rPr>
+        <w:t xml:space="preserve">MI (myocardial infarction) diagnosed by ECG (electrocardiogram) changes + ischemic symptoms + elevated troponin/high-sensitivity troponin </w:t>
+      </w:r>
+      <w:r>
+        <w:rPr>
+          <w:b w:val="0"/>
+          <w:i w:val="0"/>
+        </w:rPr>
+        <w:t>Slide 47</w:t>
+      </w:r>
+      <w:r>
+        <w:rPr>
+          <w:b w:val="0"/>
+          <w:i w:val="0"/>
+        </w:rPr>
+        <w:t>Etiology (cause)</w:t>
+      </w:r>
+      <w:r>
+        <w:rPr>
+          <w:b w:val="0"/>
+          <w:i w:val="0"/>
+        </w:rPr>
+        <w:t>Not covered in the lecture</w:t>
+      </w:r>
+      <w:r>
+        <w:rPr>
+          <w:b w:val="0"/>
+          <w:i w:val="0"/>
+        </w:rPr>
+        <w:t>Epidemiology (who)</w:t>
+      </w:r>
+      <w:r>
+        <w:rPr>
+          <w:b w:val="0"/>
+          <w:i w:val="0"/>
+        </w:rPr>
+        <w:t>Not covered in the lecture</w:t>
+      </w:r>
+      <w:r>
+        <w:rPr>
+          <w:b w:val="0"/>
+          <w:i w:val="0"/>
+        </w:rPr>
+        <w:t>Risk Factors</w:t>
+      </w:r>
+      <w:r>
+        <w:rPr>
+          <w:b w:val="0"/>
+          <w:i w:val="0"/>
+        </w:rPr>
+        <w:t xml:space="preserve">TIMI (Thrombolysis in Myocardial Infarction) criteria </w:t>
+      </w:r>
+      <w:r>
+        <w:rPr>
+          <w:b w:val="0"/>
+          <w:i w:val="0"/>
+        </w:rPr>
+        <w:t>Slide 71</w:t>
+      </w:r>
+      <w:r>
+        <w:rPr>
+          <w:b w:val="0"/>
+          <w:i w:val="0"/>
+        </w:rPr>
+        <w:t>Pathology</w:t>
+      </w:r>
+      <w:r>
+        <w:rPr>
+          <w:b w:val="0"/>
+          <w:i w:val="0"/>
+        </w:rPr>
+        <w:t xml:space="preserve">Subendocardial ischemia → ST depression </w:t>
+      </w:r>
+      <w:r>
+        <w:rPr>
+          <w:b w:val="0"/>
+          <w:i w:val="0"/>
+        </w:rPr>
+        <w:t>Slide 55</w:t>
+      </w:r>
+      <w:r>
+        <w:rPr>
+          <w:b w:val="0"/>
+          <w:i w:val="0"/>
+        </w:rPr>
+        <w:t>Clinical Manifestation</w:t>
+      </w:r>
+      <w:r>
+        <w:rPr>
+          <w:b w:val="0"/>
+          <w:i w:val="0"/>
+        </w:rPr>
+        <w:t xml:space="preserve">Signs and symptoms of ischemia; nitroglycerin may help the pain </w:t>
+      </w:r>
+      <w:r>
+        <w:rPr>
+          <w:b w:val="0"/>
+          <w:i w:val="0"/>
+        </w:rPr>
+        <w:t>Slides 47, 86</w:t>
+      </w:r>
+      <w:r>
+        <w:rPr>
+          <w:b w:val="0"/>
+          <w:i w:val="0"/>
+        </w:rPr>
+        <w:t>Diagnosis</w:t>
+      </w:r>
+      <w:r>
+        <w:rPr>
+          <w:b w:val="0"/>
+          <w:i w:val="0"/>
+          <w:highlight w:val="yellow"/>
+        </w:rPr>
+        <w:t>★ Slide 47: ST depression &gt;1 mm and/or T-wave inversion in ≥2 consecutive leads + ELEVATED troponin</w:t>
+      </w:r>
+      <w:r>
+        <w:rPr>
+          <w:b w:val="0"/>
+          <w:i w:val="0"/>
+        </w:rPr>
+        <w:t xml:space="preserve"> (what separates it from unstable angina); troponin I abnormal above 0.04 ng/mL (high-sensitivity 12 ng/L women, 20 ng/L men). Slide 86's "ST inversion (&gt;1 mm)" is a deck error (ST segments are depressed; T waves invert) </w:t>
+      </w:r>
+      <w:r>
+        <w:rPr>
+          <w:b w:val="0"/>
+          <w:i w:val="0"/>
+        </w:rPr>
+        <w:t>Slides 47, 55, 72a, 86</w:t>
+      </w:r>
+      <w:r>
+        <w:rPr>
+          <w:b w:val="0"/>
+          <w:i w:val="0"/>
+        </w:rPr>
+        <w:t>Treatment/Therapy</w:t>
+      </w:r>
+      <w:r>
+        <w:rPr>
+          <w:b w:val="0"/>
+          <w:i w:val="0"/>
+        </w:rPr>
+        <w:t xml:space="preserve">Treated the same as unstable angina (see that card) </w:t>
+      </w:r>
+      <w:r>
+        <w:rPr>
+          <w:b w:val="0"/>
+          <w:i w:val="0"/>
+        </w:rPr>
+        <w:t>Slides 48–53</w:t>
+      </w:r>
+      <w:r>
+        <w:rPr>
+          <w:b w:val="0"/>
+          <w:i w:val="0"/>
+        </w:rPr>
+        <w:t>Mortality ★</w:t>
+      </w:r>
+      <w:r>
+        <w:rPr>
+          <w:b w:val="0"/>
+          <w:i w:val="0"/>
+        </w:rPr>
+        <w:t xml:space="preserve">TIMI (Thrombolysis in Myocardial Infarction) 3 or higher → early invasive approach (percentages not tested) </w:t>
+      </w:r>
+      <w:r>
+        <w:rPr>
+          <w:b w:val="0"/>
+          <w:i w:val="0"/>
+        </w:rPr>
+        <w:t>Slide 72</w:t>
+      </w:r>
+    </w:p>
+    <w:p>
+      <w:pPr>
+        <w:spacing w:after="120"/>
+      </w:pPr>
+      <w:r>
+        <w:rPr>
+          <w:b w:val="0"/>
+          <w:i w:val="0"/>
+        </w:rPr>
+        <w:t>STEMI (transmural MI)</w:t>
+      </w:r>
+      <w:r>
+        <w:rPr>
+          <w:b w:val="0"/>
+          <w:i w:val="0"/>
+        </w:rPr>
+        <w:t>★ Professor emphasized</w:t>
+      </w:r>
+      <w:r>
+        <w:rPr>
+          <w:b w:val="0"/>
+          <w:i w:val="0"/>
+        </w:rPr>
+        <w:t>1 not covered</w:t>
+      </w:r>
+    </w:p>
+    <w:p>
+      <w:pPr>
+        <w:spacing w:after="120"/>
+      </w:pPr>
+      <w:r>
+        <w:rPr>
+          <w:b w:val="0"/>
+          <w:i w:val="0"/>
+        </w:rPr>
+        <w:t>★ Lead groups name the artery (II, III, aVF = RCA); ST depression V1–V3 = posterior, get V7–V9; new LBBB = STEMI equivalent; ECG within 10 min, door-to-balloon &lt;90 min</w:t>
+      </w:r>
+    </w:p>
+    <w:p>
+      <w:pPr>
+        <w:spacing w:after="120"/>
+      </w:pPr>
+      <w:r>
+        <w:rPr>
+          <w:b w:val="0"/>
+          <w:i w:val="0"/>
+        </w:rPr>
+        <w:t>Name of Condition</w:t>
+      </w:r>
+      <w:r>
+        <w:rPr>
+          <w:b w:val="0"/>
+          <w:i w:val="0"/>
+        </w:rPr>
+        <w:t xml:space="preserve">STEMI (ST-elevation myocardial infarction); transmural myocardial infarction (MI) </w:t>
+      </w:r>
+      <w:r>
+        <w:rPr>
+          <w:b w:val="0"/>
+          <w:i w:val="0"/>
+        </w:rPr>
+        <w:t>Slides 57, 65</w:t>
+      </w:r>
+      <w:r>
+        <w:rPr>
+          <w:b w:val="0"/>
+          <w:i w:val="0"/>
+        </w:rPr>
+        <w:t>Definition</w:t>
+      </w:r>
+      <w:r>
+        <w:rPr>
+          <w:b w:val="0"/>
+          <w:i w:val="0"/>
+        </w:rPr>
+        <w:t xml:space="preserve">Myocardial necrosis with ST elevation in ≥2 consecutive leads not quickly reversed by nitroglycerin, reciprocal ST depression, </w:t>
+      </w:r>
+      <w:r>
+        <w:rPr>
+          <w:b w:val="0"/>
+          <w:i w:val="0"/>
+          <w:highlight w:val="yellow"/>
+        </w:rPr>
+        <w:t>★ new LBBB (left bundle branch block) = STEMI equivalent</w:t>
+      </w:r>
+      <w:r>
+        <w:rPr>
+          <w:b w:val="0"/>
+          <w:i w:val="0"/>
+        </w:rPr>
+        <w:t xml:space="preserve">, Q waves. Slide 65 adds "elevated cardiac markers must be present"; in class he said troponin is not required (it may not have risen yet), so this is not keyed </w:t>
+      </w:r>
+      <w:r>
+        <w:rPr>
+          <w:b w:val="0"/>
+          <w:i w:val="0"/>
+        </w:rPr>
+        <w:t>Slide 65</w:t>
+      </w:r>
+      <w:r>
+        <w:rPr>
+          <w:b w:val="0"/>
+          <w:i w:val="0"/>
+        </w:rPr>
+        <w:t>Etiology (cause)</w:t>
+      </w:r>
+      <w:r>
+        <w:rPr>
+          <w:b w:val="0"/>
+          <w:i w:val="0"/>
+        </w:rPr>
+        <w:t xml:space="preserve">Coronary occlusion; LAD (left anterior descending) most common culprit (40–50%), RCA (right coronary artery) 30–40%, left circumflex 15–20% </w:t>
+      </w:r>
+      <w:r>
+        <w:rPr>
+          <w:b w:val="0"/>
+          <w:i w:val="0"/>
+        </w:rPr>
+        <w:t>Slide 14</w:t>
+      </w:r>
+      <w:r>
+        <w:rPr>
+          <w:b w:val="0"/>
+          <w:i w:val="0"/>
+        </w:rPr>
+        <w:t>Epidemiology (who)</w:t>
+      </w:r>
+      <w:r>
+        <w:rPr>
+          <w:b w:val="0"/>
+          <w:i w:val="0"/>
+        </w:rPr>
+        <w:t>Not covered in the lecture</w:t>
+      </w:r>
+      <w:r>
+        <w:rPr>
+          <w:b w:val="0"/>
+          <w:i w:val="0"/>
+        </w:rPr>
+        <w:t>Risk Factors</w:t>
+      </w:r>
+      <w:r>
+        <w:rPr>
+          <w:b w:val="0"/>
+          <w:i w:val="0"/>
+        </w:rPr>
+        <w:t xml:space="preserve">CAD (coronary artery disease) risk factors </w:t>
+      </w:r>
+      <w:r>
+        <w:rPr>
+          <w:b w:val="0"/>
+          <w:i w:val="0"/>
+        </w:rPr>
+        <w:t>Slides 22–23</w:t>
+      </w:r>
+      <w:r>
+        <w:rPr>
+          <w:b w:val="0"/>
+          <w:i w:val="0"/>
+        </w:rPr>
+        <w:t>Pathology</w:t>
+      </w:r>
+      <w:r>
+        <w:rPr>
+          <w:b w:val="0"/>
+          <w:i w:val="0"/>
+        </w:rPr>
+        <w:t xml:space="preserve">Transmural ischemia → ST elevation; ECG (electrocardiogram) evolution: hyperacute T/ST elevation (minutes–hours) → T inversion + Q (hours–1 day) → Q + coronary T (1 week) → Q wave (months) </w:t>
+      </w:r>
+      <w:r>
+        <w:rPr>
+          <w:b w:val="0"/>
+          <w:i w:val="0"/>
+        </w:rPr>
+        <w:t>Slides 55, 64</w:t>
+      </w:r>
+      <w:r>
+        <w:rPr>
+          <w:b w:val="0"/>
+          <w:i w:val="0"/>
+        </w:rPr>
+        <w:t>Clinical Manifestation</w:t>
+      </w:r>
+      <w:r>
+        <w:rPr>
+          <w:b w:val="0"/>
+          <w:i w:val="0"/>
+        </w:rPr>
+        <w:t xml:space="preserve">Typical and referred chest pain as for ACS (acute coronary syndrome) </w:t>
+      </w:r>
+      <w:r>
+        <w:rPr>
+          <w:b w:val="0"/>
+          <w:i w:val="0"/>
+        </w:rPr>
+        <w:t>Slides 25, 31</w:t>
+      </w:r>
+      <w:r>
+        <w:rPr>
+          <w:b w:val="0"/>
+          <w:i w:val="0"/>
+        </w:rPr>
+        <w:t>Diagnosis</w:t>
+      </w:r>
+      <w:r>
+        <w:rPr>
+          <w:b w:val="0"/>
+          <w:i w:val="0"/>
+          <w:highlight w:val="yellow"/>
+        </w:rPr>
+        <w:t>★ ECG (electrocardiogram) within 10 min of arrival</w:t>
+      </w:r>
+      <w:r>
+        <w:rPr>
+          <w:b w:val="0"/>
+          <w:i w:val="0"/>
+        </w:rPr>
+        <w:t xml:space="preserve">: ST elevation &gt;1 mm in ≥2 consecutive leads. Localization: </w:t>
+      </w:r>
+      <w:r>
+        <w:rPr>
+          <w:b w:val="0"/>
+          <w:i w:val="0"/>
+          <w:highlight w:val="yellow"/>
+        </w:rPr>
+        <w:t>★ inferior II/III/aVF → RCA (right coronary artery)</w:t>
+      </w:r>
+      <w:r>
+        <w:rPr>
+          <w:b w:val="0"/>
+          <w:i w:val="0"/>
+        </w:rPr>
+        <w:t xml:space="preserve"> (and/or circumflex); lateral I/aVL/V5–V6 → circumflex or LAD (left anterior descending) diagonal; anterior/septal V1–V4 → LAD (V4 is anterior); </w:t>
+      </w:r>
+      <w:r>
+        <w:rPr>
+          <w:b w:val="0"/>
+          <w:i w:val="0"/>
+          <w:highlight w:val="yellow"/>
+        </w:rPr>
+        <w:t>★ posterior = ST depression V1–V3, confirmed with posterior leads V7–V9</w:t>
+      </w:r>
+      <w:r>
+        <w:rPr>
+          <w:b w:val="0"/>
+          <w:i w:val="0"/>
+        </w:rPr>
+        <w:t xml:space="preserve">; right ventricular V1/V4R. Pathologic Q waves = infarct already happened. Slide 62's other rows and V2–V3 cut-offs are self-study </w:t>
+      </w:r>
+      <w:r>
+        <w:rPr>
+          <w:b w:val="0"/>
+          <w:i w:val="0"/>
+        </w:rPr>
+        <w:t>Slides 61–62, 65, 68, 86</w:t>
+      </w:r>
+      <w:r>
+        <w:rPr>
+          <w:b w:val="0"/>
+          <w:i w:val="0"/>
+        </w:rPr>
+        <w:t>Treatment/Therapy</w:t>
+      </w:r>
+      <w:r>
+        <w:rPr>
+          <w:b w:val="0"/>
+          <w:i w:val="0"/>
+        </w:rPr>
+        <w:t xml:space="preserve">Chewable aspirin; activate cath team for PCI (percutaneous coronary intervention); then ticagrelor/prasugrel/clopidogrel + heparin drip; nitroglycerin (sublingual/paste/infusion); beta-blocker if no bradycardia; </w:t>
+      </w:r>
+      <w:r>
+        <w:rPr>
+          <w:b w:val="0"/>
+          <w:i w:val="0"/>
+          <w:highlight w:val="yellow"/>
+        </w:rPr>
+        <w:t>★ if PCI ≥2 h away give thrombolytics within 30 min of arrival</w:t>
+      </w:r>
+      <w:r>
+        <w:rPr>
+          <w:b w:val="0"/>
+          <w:i w:val="0"/>
+        </w:rPr>
+        <w:t xml:space="preserve"> (tenecteplase most common; also alteplase, reteplase, streptokinase, anistreplase, lanoteplase); </w:t>
+      </w:r>
+      <w:r>
+        <w:rPr>
+          <w:b w:val="0"/>
+          <w:i w:val="0"/>
+          <w:highlight w:val="yellow"/>
+        </w:rPr>
+        <w:t>★ door-to-balloon &lt;90 min</w:t>
+      </w:r>
+      <w:r>
+        <w:rPr>
+          <w:b w:val="0"/>
+          <w:i w:val="0"/>
+        </w:rPr>
+        <w:t xml:space="preserve">; GP (glycoprotein) IIb/IIIa inhibitors have fallen out of favor. PCI (angioplasty, atherectomy, stent) or CABG (coronary artery bypass graft: mammary or radial ARTERY first, great saphenous vein only if an artery cannot be used). Post-MI: </w:t>
+      </w:r>
+      <w:r>
+        <w:rPr>
+          <w:b w:val="0"/>
+          <w:i w:val="0"/>
+          <w:highlight w:val="yellow"/>
+        </w:rPr>
+        <w:t>★ beta-blocker improves survival; calcium channel blockers do not</w:t>
+      </w:r>
+      <w:r>
+        <w:rPr>
+          <w:b w:val="0"/>
+          <w:i w:val="0"/>
+        </w:rPr>
+        <w:t xml:space="preserve"> (diltiazem/verapamil only with preserved LV function); high-intensity statin for all ACS before discharge; ACE (angiotensin-converting enzyme) inhibitor with reduced LV function; aspirin; clopidogrel after stent; warfarin for large anterior MI. Oxygen only if SpO2 &lt;91%; </w:t>
+      </w:r>
+      <w:r>
+        <w:rPr>
+          <w:b w:val="0"/>
+          <w:i w:val="0"/>
+          <w:highlight w:val="yellow"/>
+        </w:rPr>
+        <w:t>★ no nitroglycerin within 24 h of a PDE (phosphodiesterase) inhibitor</w:t>
+      </w:r>
+      <w:r>
+        <w:rPr>
+          <w:b w:val="0"/>
+          <w:i w:val="0"/>
+        </w:rPr>
+        <w:t xml:space="preserve"> (ask women too: pulmonary arterial hypertension) </w:t>
+      </w:r>
+      <w:r>
+        <w:rPr>
+          <w:b w:val="0"/>
+          <w:i w:val="0"/>
+        </w:rPr>
+        <w:t>Slides 66–70, 73–74, 76–77, 80–83</w:t>
+      </w:r>
+      <w:r>
+        <w:rPr>
+          <w:b w:val="0"/>
+          <w:i w:val="0"/>
+        </w:rPr>
+        <w:t>Mortality ★</w:t>
+      </w:r>
+      <w:r>
+        <w:rPr>
+          <w:b w:val="0"/>
+          <w:i w:val="0"/>
+        </w:rPr>
+        <w:t xml:space="preserve">Complications: post-infarction ischemia, heart failure, myocardial rupture, ventricular aneurysm, thromboembolism, pericarditis (Dressler syndrome, post-MI pericarditis), cardiogenic shock (more common with left-sided MI), arrhythmias; LV (left ventricular) involvement → higher mortality; beta-blockers improve survival </w:t>
+      </w:r>
+      <w:r>
+        <w:rPr>
+          <w:b w:val="0"/>
+          <w:i w:val="0"/>
+        </w:rPr>
+        <w:t>Slides 12, 78, 80</w:t>
+      </w:r>
+    </w:p>
+    <w:p>
+      <w:pPr>
+        <w:spacing w:after="120"/>
+      </w:pPr>
+      <w:r>
+        <w:rPr>
+          <w:b w:val="0"/>
+          <w:i w:val="0"/>
+        </w:rPr>
+        <w:t>Right ventricular infarct</w:t>
+      </w:r>
+      <w:r>
+        <w:rPr>
+          <w:b w:val="0"/>
+          <w:i w:val="0"/>
+        </w:rPr>
+        <w:t>★ Professor emphasized</w:t>
+      </w:r>
+      <w:r>
+        <w:rPr>
+          <w:b w:val="0"/>
+          <w:i w:val="0"/>
+        </w:rPr>
+        <w:t>3 not covered</w:t>
+      </w:r>
+    </w:p>
+    <w:p>
+      <w:pPr>
+        <w:spacing w:after="120"/>
+      </w:pPr>
+      <w:r>
+        <w:rPr>
+          <w:b w:val="0"/>
+          <w:i w:val="0"/>
+        </w:rPr>
+        <w:t>★ Do NOT give nitroglycerin in a right ventricular infarct ("you will kill somebody")</w:t>
+      </w:r>
+    </w:p>
+    <w:p>
+      <w:pPr>
+        <w:spacing w:after="120"/>
+      </w:pPr>
+      <w:r>
+        <w:rPr>
+          <w:b w:val="0"/>
+          <w:i w:val="0"/>
+        </w:rPr>
+        <w:t>Name of Condition</w:t>
+      </w:r>
+      <w:r>
+        <w:rPr>
+          <w:b w:val="0"/>
+          <w:i w:val="0"/>
+        </w:rPr>
+        <w:t xml:space="preserve">Right ventricular (RV) infarct </w:t>
+      </w:r>
+      <w:r>
+        <w:rPr>
+          <w:b w:val="0"/>
+          <w:i w:val="0"/>
+        </w:rPr>
+        <w:t>Slide 63</w:t>
+      </w:r>
+      <w:r>
+        <w:rPr>
+          <w:b w:val="0"/>
+          <w:i w:val="0"/>
+        </w:rPr>
+        <w:t>Definition</w:t>
+      </w:r>
+      <w:r>
+        <w:rPr>
+          <w:b w:val="0"/>
+          <w:i w:val="0"/>
+        </w:rPr>
+        <w:t xml:space="preserve">RCA (right coronary artery) occlusion affecting the inferior and posterior left ventricular wall and septum, extending into the RV in 15–30% </w:t>
+      </w:r>
+      <w:r>
+        <w:rPr>
+          <w:b w:val="0"/>
+          <w:i w:val="0"/>
+        </w:rPr>
+        <w:t>Slide 63</w:t>
+      </w:r>
+      <w:r>
+        <w:rPr>
+          <w:b w:val="0"/>
+          <w:i w:val="0"/>
+        </w:rPr>
+        <w:t>Etiology (cause)</w:t>
+      </w:r>
+      <w:r>
+        <w:rPr>
+          <w:b w:val="0"/>
+          <w:i w:val="0"/>
+        </w:rPr>
+        <w:t xml:space="preserve">Occlusion of the RCA (right coronary artery) </w:t>
+      </w:r>
+      <w:r>
+        <w:rPr>
+          <w:b w:val="0"/>
+          <w:i w:val="0"/>
+        </w:rPr>
+        <w:t>Slide 63</w:t>
+      </w:r>
+      <w:r>
+        <w:rPr>
+          <w:b w:val="0"/>
+          <w:i w:val="0"/>
+        </w:rPr>
+        <w:t>Epidemiology (who)</w:t>
+      </w:r>
+      <w:r>
+        <w:rPr>
+          <w:b w:val="0"/>
+          <w:i w:val="0"/>
+        </w:rPr>
+        <w:t xml:space="preserve">RV extension in 15–30% of RCA (right coronary artery) occlusions </w:t>
+      </w:r>
+      <w:r>
+        <w:rPr>
+          <w:b w:val="0"/>
+          <w:i w:val="0"/>
+        </w:rPr>
+        <w:t>Slide 63</w:t>
+      </w:r>
+      <w:r>
+        <w:rPr>
+          <w:b w:val="0"/>
+          <w:i w:val="0"/>
+        </w:rPr>
+        <w:t>Risk Factors</w:t>
+      </w:r>
+      <w:r>
+        <w:rPr>
+          <w:b w:val="0"/>
+          <w:i w:val="0"/>
+        </w:rPr>
+        <w:t>Not covered in the lecture</w:t>
+      </w:r>
+      <w:r>
+        <w:rPr>
+          <w:b w:val="0"/>
+          <w:i w:val="0"/>
+        </w:rPr>
+        <w:t>Pathology</w:t>
+      </w:r>
+      <w:r>
+        <w:rPr>
+          <w:b w:val="0"/>
+          <w:i w:val="0"/>
+        </w:rPr>
+        <w:t xml:space="preserve">Preload-dependent RV (right ventricle): ↓ preload reduces Frank-Starling effect → RV failure (right-sided heart failure) </w:t>
+      </w:r>
+      <w:r>
+        <w:rPr>
+          <w:b w:val="0"/>
+          <w:i w:val="0"/>
+        </w:rPr>
+        <w:t>Slide 63</w:t>
+      </w:r>
+      <w:r>
+        <w:rPr>
+          <w:b w:val="0"/>
+          <w:i w:val="0"/>
+        </w:rPr>
+        <w:t>Clinical Manifestation</w:t>
+      </w:r>
+      <w:r>
+        <w:rPr>
+          <w:b w:val="0"/>
+          <w:i w:val="0"/>
+        </w:rPr>
+        <w:t>Not covered in the lecture</w:t>
+      </w:r>
+      <w:r>
+        <w:rPr>
+          <w:b w:val="0"/>
+          <w:i w:val="0"/>
+        </w:rPr>
+        <w:t>Diagnosis</w:t>
+      </w:r>
+      <w:r>
+        <w:rPr>
+          <w:b w:val="0"/>
+          <w:i w:val="0"/>
+        </w:rPr>
+        <w:t xml:space="preserve">STEMI chart: ST elevation V1 and V4R, reciprocal depression I and aVL; culprit RCA (right coronary artery); RCA supplies the AV (atrioventricular) node → dysrhythmias </w:t>
+      </w:r>
+      <w:r>
+        <w:rPr>
+          <w:b w:val="0"/>
+          <w:i w:val="0"/>
+        </w:rPr>
+        <w:t>Slides 11, 62</w:t>
+      </w:r>
+      <w:r>
+        <w:rPr>
+          <w:b w:val="0"/>
+          <w:i w:val="0"/>
+        </w:rPr>
+        <w:t>Treatment/Therapy</w:t>
+      </w:r>
+      <w:r>
+        <w:rPr>
+          <w:b w:val="0"/>
+          <w:i w:val="0"/>
+          <w:highlight w:val="yellow"/>
+        </w:rPr>
+        <w:t>★ DO NOT GIVE nitroglycerin</w:t>
+      </w:r>
+      <w:r>
+        <w:rPr>
+          <w:b w:val="0"/>
+          <w:i w:val="0"/>
+        </w:rPr>
+        <w:t xml:space="preserve"> (slide 63; said three times in class): dropping preload loses the Frank-Starling push of the RV, output falls and the patient goes into shock. Slide 73's "caution in inferior MIs (right sided) with evidence of CHF" was never read and is not keyed; the rule is for right ventricular involvement, not every inferior MI (only 15–30% of RCA occlusions reach the RV) </w:t>
+      </w:r>
+      <w:r>
+        <w:rPr>
+          <w:b w:val="0"/>
+          <w:i w:val="0"/>
+        </w:rPr>
+        <w:t>Slides 63, 73</w:t>
+      </w:r>
+      <w:r>
+        <w:rPr>
+          <w:b w:val="0"/>
+          <w:i w:val="0"/>
+        </w:rPr>
+        <w:t>Mortality ★</w:t>
+      </w:r>
+      <w:r>
+        <w:rPr>
+          <w:b w:val="0"/>
+          <w:i w:val="0"/>
+        </w:rPr>
+        <w:t>Not covered in the lecture</w:t>
+      </w:r>
+    </w:p>
+    <w:p>
+      <w:pPr>
+        <w:spacing w:after="120"/>
+      </w:pPr>
+      <w:r>
+        <w:rPr>
+          <w:b w:val="0"/>
+          <w:i w:val="0"/>
+        </w:rPr>
+        <w:t>Sudden cardiac death</w:t>
+      </w:r>
+      <w:r>
+        <w:rPr>
+          <w:b w:val="0"/>
+          <w:i w:val="0"/>
+        </w:rPr>
+        <w:t>★ Professor emphasized</w:t>
+      </w:r>
+      <w:r>
+        <w:rPr>
+          <w:b w:val="0"/>
+          <w:i w:val="0"/>
+        </w:rPr>
+        <w:t>6 not covered</w:t>
+      </w:r>
+    </w:p>
+    <w:p>
+      <w:pPr>
+        <w:spacing w:after="120"/>
+      </w:pPr>
+      <w:r>
+        <w:rPr>
+          <w:b w:val="0"/>
+          <w:i w:val="0"/>
+        </w:rPr>
+        <w:t>★ Ventricular fibrillation is the most common cause; the first manifestation of CAD in over 20% ("one in five")</w:t>
+      </w:r>
+    </w:p>
+    <w:p>
+      <w:pPr>
+        <w:spacing w:after="120"/>
+      </w:pPr>
+      <w:r>
+        <w:rPr>
+          <w:b w:val="0"/>
+          <w:i w:val="0"/>
+        </w:rPr>
+        <w:t>Name of Condition</w:t>
+      </w:r>
+      <w:r>
+        <w:rPr>
+          <w:b w:val="0"/>
+          <w:i w:val="0"/>
+        </w:rPr>
+        <w:t xml:space="preserve">Sudden cardiac death </w:t>
+      </w:r>
+      <w:r>
+        <w:rPr>
+          <w:b w:val="0"/>
+          <w:i w:val="0"/>
+        </w:rPr>
+        <w:t>Slide 85</w:t>
+      </w:r>
+      <w:r>
+        <w:rPr>
+          <w:b w:val="0"/>
+          <w:i w:val="0"/>
+        </w:rPr>
+        <w:t>Definition</w:t>
+      </w:r>
+      <w:r>
+        <w:rPr>
+          <w:b w:val="0"/>
+          <w:i w:val="0"/>
+        </w:rPr>
+        <w:t>Not covered in the lecture</w:t>
+      </w:r>
+      <w:r>
+        <w:rPr>
+          <w:b w:val="0"/>
+          <w:i w:val="0"/>
+        </w:rPr>
+        <w:t>Etiology (cause)</w:t>
+      </w:r>
+      <w:r>
+        <w:rPr>
+          <w:b w:val="0"/>
+          <w:i w:val="0"/>
+          <w:highlight w:val="yellow"/>
+        </w:rPr>
+        <w:t>★ Most common: ventricular fibrillation</w:t>
+      </w:r>
+      <w:r>
+        <w:rPr>
+          <w:b w:val="0"/>
+          <w:i w:val="0"/>
+        </w:rPr>
+        <w:t xml:space="preserve">; also LVH (left ventricular hypertrophy), hypertrophic cardiomyopathy, hypoxia, electrolyte abnormalities </w:t>
+      </w:r>
+      <w:r>
+        <w:rPr>
+          <w:b w:val="0"/>
+          <w:i w:val="0"/>
+        </w:rPr>
+        <w:t>Slide 85</w:t>
+      </w:r>
+      <w:r>
+        <w:rPr>
+          <w:b w:val="0"/>
+          <w:i w:val="0"/>
+        </w:rPr>
+        <w:t>Epidemiology (who)</w:t>
+      </w:r>
+      <w:r>
+        <w:rPr>
+          <w:b w:val="0"/>
+          <w:i w:val="0"/>
+          <w:highlight w:val="yellow"/>
+        </w:rPr>
+        <w:t>★ First manifestation of CAD (coronary artery disease) in &gt;20% of patients</w:t>
+      </w:r>
+      <w:r>
+        <w:rPr>
+          <w:b w:val="0"/>
+          <w:i w:val="0"/>
+        </w:rPr>
+        <w:t xml:space="preserve"> </w:t>
+      </w:r>
+      <w:r>
+        <w:rPr>
+          <w:b w:val="0"/>
+          <w:i w:val="0"/>
+        </w:rPr>
+        <w:t>Slide 85</w:t>
+      </w:r>
+      <w:r>
+        <w:rPr>
+          <w:b w:val="0"/>
+          <w:i w:val="0"/>
+        </w:rPr>
+        <w:t>Risk Factors</w:t>
+      </w:r>
+      <w:r>
+        <w:rPr>
+          <w:b w:val="0"/>
+          <w:i w:val="0"/>
+        </w:rPr>
+        <w:t xml:space="preserve">Sudden death in a first-degree relative (listed as a CAD (coronary artery disease) risk factor) </w:t>
+      </w:r>
+      <w:r>
+        <w:rPr>
+          <w:b w:val="0"/>
+          <w:i w:val="0"/>
+        </w:rPr>
+        <w:t>Slide 22</w:t>
+      </w:r>
+      <w:r>
+        <w:rPr>
+          <w:b w:val="0"/>
+          <w:i w:val="0"/>
+        </w:rPr>
+        <w:t>Pathology</w:t>
+      </w:r>
+      <w:r>
+        <w:rPr>
+          <w:b w:val="0"/>
+          <w:i w:val="0"/>
+        </w:rPr>
+        <w:t>Not covered in the lecture</w:t>
+      </w:r>
+      <w:r>
+        <w:rPr>
+          <w:b w:val="0"/>
+          <w:i w:val="0"/>
+        </w:rPr>
+        <w:t>Clinical Manifestation</w:t>
+      </w:r>
+      <w:r>
+        <w:rPr>
+          <w:b w:val="0"/>
+          <w:i w:val="0"/>
+        </w:rPr>
+        <w:t>Not covered in the lecture</w:t>
+      </w:r>
+      <w:r>
+        <w:rPr>
+          <w:b w:val="0"/>
+          <w:i w:val="0"/>
+        </w:rPr>
+        <w:t>Diagnosis</w:t>
+      </w:r>
+      <w:r>
+        <w:rPr>
+          <w:b w:val="0"/>
+          <w:i w:val="0"/>
+        </w:rPr>
+        <w:t>Not covered in the lecture</w:t>
+      </w:r>
+      <w:r>
+        <w:rPr>
+          <w:b w:val="0"/>
+          <w:i w:val="0"/>
+        </w:rPr>
+        <w:t>Treatment/Therapy</w:t>
+      </w:r>
+      <w:r>
+        <w:rPr>
+          <w:b w:val="0"/>
+          <w:i w:val="0"/>
+        </w:rPr>
+        <w:t>Not covered in the lecture</w:t>
+      </w:r>
+      <w:r>
+        <w:rPr>
+          <w:b w:val="0"/>
+          <w:i w:val="0"/>
+        </w:rPr>
+        <w:t>Mortality ★</w:t>
+      </w:r>
+      <w:r>
+        <w:rPr>
+          <w:b w:val="0"/>
+          <w:i w:val="0"/>
+        </w:rPr>
+        <w:t>Not covered in the lecture</w:t>
+      </w:r>
+    </w:p>
+    <w:p>
+      <w:pPr>
+        <w:spacing w:after="120"/>
+      </w:pPr>
+      <w:r>
+        <w:rPr>
+          <w:b w:val="0"/>
+          <w:i w:val="0"/>
+        </w:rPr>
+        <w:t>Vasospastic (Prinzmetal) angina</w:t>
+      </w:r>
+      <w:r>
+        <w:rPr>
+          <w:b w:val="0"/>
+          <w:i w:val="0"/>
+        </w:rPr>
+        <w:t>★ Professor emphasized</w:t>
+      </w:r>
+      <w:r>
+        <w:rPr>
+          <w:b w:val="0"/>
+          <w:i w:val="0"/>
+        </w:rPr>
+        <w:t>1 not covered</w:t>
+      </w:r>
+    </w:p>
+    <w:p>
+      <w:pPr>
+        <w:spacing w:after="120"/>
+      </w:pPr>
+      <w:r>
+        <w:rPr>
+          <w:b w:val="0"/>
+          <w:i w:val="0"/>
+        </w:rPr>
+        <w:t>★ Gold standard: ergonovine or acetylcholine provocation at angiography, relieved by nitroglycerin; calcium channel blocker first-line</w:t>
+      </w:r>
+    </w:p>
+    <w:p>
+      <w:pPr>
+        <w:spacing w:after="120"/>
+      </w:pPr>
+      <w:r>
+        <w:rPr>
+          <w:b w:val="0"/>
+          <w:i w:val="0"/>
+        </w:rPr>
+        <w:t>Name of Condition</w:t>
+      </w:r>
+      <w:r>
+        <w:rPr>
+          <w:b w:val="0"/>
+          <w:i w:val="0"/>
+        </w:rPr>
+        <w:t xml:space="preserve">Vasospastic angina; Prinzmetal angina; variant angina; coronary vasospasm angina </w:t>
+      </w:r>
+      <w:r>
+        <w:rPr>
+          <w:b w:val="0"/>
+          <w:i w:val="0"/>
+        </w:rPr>
+        <w:t>Slides 87, 89</w:t>
+      </w:r>
+      <w:r>
+        <w:rPr>
+          <w:b w:val="0"/>
+          <w:i w:val="0"/>
+        </w:rPr>
+        <w:t>Definition</w:t>
+      </w:r>
+      <w:r>
+        <w:rPr>
+          <w:b w:val="0"/>
+          <w:i w:val="0"/>
+        </w:rPr>
+        <w:t xml:space="preserve">Angina due to coronary artery vasospasm, occurring at rest and responding to nitroglycerin </w:t>
+      </w:r>
+      <w:r>
+        <w:rPr>
+          <w:b w:val="0"/>
+          <w:i w:val="0"/>
+        </w:rPr>
+        <w:t>Slide 88</w:t>
+      </w:r>
+      <w:r>
+        <w:rPr>
+          <w:b w:val="0"/>
+          <w:i w:val="0"/>
+        </w:rPr>
+        <w:t>Etiology (cause)</w:t>
+      </w:r>
+      <w:r>
+        <w:rPr>
+          <w:b w:val="0"/>
+          <w:i w:val="0"/>
+        </w:rPr>
+        <w:t xml:space="preserve">Vasospasm in normal or diseased coronaries; drug triggers: cocaine, ephedrine, marijuana, alcohol, amphetamine, triptans </w:t>
+      </w:r>
+      <w:r>
+        <w:rPr>
+          <w:b w:val="0"/>
+          <w:i w:val="0"/>
+        </w:rPr>
+        <w:t>Slides 88–89</w:t>
+      </w:r>
+      <w:r>
+        <w:rPr>
+          <w:b w:val="0"/>
+          <w:i w:val="0"/>
+        </w:rPr>
+        <w:t>Epidemiology (who)</w:t>
+      </w:r>
+      <w:r>
+        <w:rPr>
+          <w:b w:val="0"/>
+          <w:i w:val="0"/>
+        </w:rPr>
+        <w:t xml:space="preserve">Relatively uncommon; often age &lt;50 </w:t>
+      </w:r>
+      <w:r>
+        <w:rPr>
+          <w:b w:val="0"/>
+          <w:i w:val="0"/>
+        </w:rPr>
+        <w:t>Slide 88</w:t>
+      </w:r>
+      <w:r>
+        <w:rPr>
+          <w:b w:val="0"/>
+          <w:i w:val="0"/>
+        </w:rPr>
+        <w:t>Risk Factors</w:t>
+      </w:r>
+      <w:r>
+        <w:rPr>
+          <w:b w:val="0"/>
+          <w:i w:val="0"/>
+        </w:rPr>
+        <w:t xml:space="preserve">Cigarette smoking (major risk factor) </w:t>
+      </w:r>
+      <w:r>
+        <w:rPr>
+          <w:b w:val="0"/>
+          <w:i w:val="0"/>
+        </w:rPr>
+        <w:t>Slide 89</w:t>
+      </w:r>
+      <w:r>
+        <w:rPr>
+          <w:b w:val="0"/>
+          <w:i w:val="0"/>
+        </w:rPr>
+        <w:t>Pathology</w:t>
+      </w:r>
+      <w:r>
+        <w:rPr>
+          <w:b w:val="0"/>
+          <w:i w:val="0"/>
+        </w:rPr>
+        <w:t xml:space="preserve">Vasospasm without high-grade stenosis on arteriography </w:t>
+      </w:r>
+      <w:r>
+        <w:rPr>
+          <w:b w:val="0"/>
+          <w:i w:val="0"/>
+        </w:rPr>
+        <w:t>Slides 88, 90</w:t>
+      </w:r>
+      <w:r>
+        <w:rPr>
+          <w:b w:val="0"/>
+          <w:i w:val="0"/>
+        </w:rPr>
+        <w:t>Clinical Manifestation</w:t>
+      </w:r>
+      <w:r>
+        <w:rPr>
+          <w:b w:val="0"/>
+          <w:i w:val="0"/>
+        </w:rPr>
+        <w:t xml:space="preserve">Recurrent chest pain at rest, mostly midnight to 8 am; gradual onset/offset, 5–15 min (may last longer); typical chest pain </w:t>
+      </w:r>
+      <w:r>
+        <w:rPr>
+          <w:b w:val="0"/>
+          <w:i w:val="0"/>
+        </w:rPr>
+        <w:t>Slides 89–90</w:t>
+      </w:r>
+      <w:r>
+        <w:rPr>
+          <w:b w:val="0"/>
+          <w:i w:val="0"/>
+        </w:rPr>
+        <w:t>Diagnosis</w:t>
+      </w:r>
+      <w:r>
+        <w:rPr>
+          <w:b w:val="0"/>
+          <w:i w:val="0"/>
+        </w:rPr>
+        <w:t xml:space="preserve">ECG (electrocardiogram): transient ST elevation during an episode (transient ischemic ST changes in multiple leads, &lt;15 min) that resolves (slide 90, as described in class); slide 91's "T-wave inversion; maybe ST depression" is not keyed. No high-grade stenoses. </w:t>
+      </w:r>
+      <w:r>
+        <w:rPr>
+          <w:b w:val="0"/>
+          <w:i w:val="0"/>
+          <w:highlight w:val="yellow"/>
+        </w:rPr>
+        <w:t>★ Gold standard: spasm on angiography provoked by ergonovine or acetylcholine, relieved by nitroglycerin</w:t>
+      </w:r>
+      <w:r>
+        <w:rPr>
+          <w:b w:val="0"/>
+          <w:i w:val="0"/>
+        </w:rPr>
+        <w:t xml:space="preserve"> </w:t>
+      </w:r>
+      <w:r>
+        <w:rPr>
+          <w:b w:val="0"/>
+          <w:i w:val="0"/>
+        </w:rPr>
+        <w:t>Slides 90–91</w:t>
+      </w:r>
+      <w:r>
+        <w:rPr>
+          <w:b w:val="0"/>
+          <w:i w:val="0"/>
+        </w:rPr>
+        <w:t>Treatment/Therapy</w:t>
+      </w:r>
+      <w:r>
+        <w:rPr>
+          <w:b w:val="0"/>
+          <w:i w:val="0"/>
+        </w:rPr>
+        <w:t xml:space="preserve">Stop smoking; nitrates for symptoms; </w:t>
+      </w:r>
+      <w:r>
+        <w:rPr>
+          <w:b w:val="0"/>
+          <w:i w:val="0"/>
+          <w:highlight w:val="yellow"/>
+        </w:rPr>
+        <w:t>★ FIRST-LINE calcium channel blockers</w:t>
+      </w:r>
+      <w:r>
+        <w:rPr>
+          <w:b w:val="0"/>
+          <w:i w:val="0"/>
+        </w:rPr>
+        <w:t xml:space="preserve"> (diltiazem, amlodipine); AVOID nonselective beta-blockers, aspirin, triptans </w:t>
+      </w:r>
+      <w:r>
+        <w:rPr>
+          <w:b w:val="0"/>
+          <w:i w:val="0"/>
+        </w:rPr>
+        <w:t>Slide 92</w:t>
+      </w:r>
+      <w:r>
+        <w:rPr>
+          <w:b w:val="0"/>
+          <w:i w:val="0"/>
+        </w:rPr>
+        <w:t>Mortality ★</w:t>
+      </w:r>
+      <w:r>
+        <w:rPr>
+          <w:b w:val="0"/>
+          <w:i w:val="0"/>
+        </w:rPr>
+        <w:t>Not covered in the lecture</w:t>
+      </w:r>
+    </w:p>
+    <w:p>
+      <w:pPr>
+        <w:spacing w:after="120"/>
+      </w:pPr>
+      <w:r>
+        <w:rPr>
+          <w:b w:val="0"/>
+          <w:i w:val="0"/>
+        </w:rPr>
         <w:t>Microvascular angina (cardiac syndrome X)</w:t>
       </w:r>
       <w:r>
@@ -14248,7 +14858,7 @@
           <w:b w:val="0"/>
           <w:i w:val="0"/>
         </w:rPr>
-        <w:t xml:space="preserve">Microvascular angina (formerly cardiac syndrome X); MINOCA (myocardial infarction with non-obstructive coronary arteries) </w:t>
+        <w:t xml:space="preserve">Microvascular angina (formerly cardiac syndrome X); the slide also lists MINOCA (myocardial infarction with non-obstructive coronary arteries). Caveat: in standard usage MINOCA requires an infarction and microvascular angina does not; the deck (and the lecture) treat them as one, and no question asks you to separate them </w:t>
       </w:r>
       <w:r>
         <w:rPr>

--- a/Clinical Medicine and Surgery I Exam 4/cms-exam-4-clin-med-pro-guide.docx
+++ b/Clinical Medicine and Surgery I Exam 4/cms-exam-4-clin-med-pro-guide.docx
@@ -5273,7 +5273,7 @@
           <w:b w:val="0"/>
           <w:i w:val="0"/>
         </w:rPr>
-        <w:t xml:space="preserve">Most common: orthostatic (neurogenic, non-neurogenic), reflex (situational, vasovagal), cardiogenic (arrhythmia, structural, vascular). Non-hypotensive causes: hypoglycemia, seizure, toxic/overdose, electrolyte imbalance, hypoxia (chronic obstructive pulmonary disease, congestive heart failure), anxiety, anemia, positional orthostatic tachycardia syndrome (POTS); HEAD-HEART-VESSELS mnemonic. </w:t>
+        <w:t xml:space="preserve">Most common: orthostatic (neurogenic, non-neurogenic), reflex (situational, vasovagal), cardiogenic (arrhythmia, structural, vascular). Non-hypotensive causes: hypoglycemia, seizure, toxic/overdose, electrolyte imbalance, hypoxia (chronic obstructive pulmonary disease, congestive heart failure), anxiety, anemia, postural orthostatic tachycardia syndrome (POTS); HEAD-HEART-VESSELS mnemonic. </w:t>
       </w:r>
       <w:r>
         <w:rPr>
@@ -6546,7 +6546,7 @@
           <w:b w:val="0"/>
           <w:i w:val="0"/>
         </w:rPr>
-        <w:t xml:space="preserve">Positional orthostatic tachycardia syndrome (POTS), as expanded on the slide </w:t>
+        <w:t xml:space="preserve">Postural orthostatic tachycardia syndrome (POTS); the slide expands it as "positional", but the standard name is postural </w:t>
       </w:r>
       <w:r>
         <w:rPr>

--- a/Clinical Medicine and Surgery I Exam 4/cms-exam-4-clin-med-pro-guide.docx
+++ b/Clinical Medicine and Surgery I Exam 4/cms-exam-4-clin-med-pro-guide.docx
@@ -9594,7 +9594,7 @@
           <w:b w:val="0"/>
           <w:i w:val="0"/>
         </w:rPr>
-        <w:t xml:space="preserve"> Corrections from the lecture (25 September): Dr. Carter struck two slide errors in class. Slide 28: the aortic regurgitation murmur is a high-pitched blowing DIASTOLIC murmur, not holosystolic. Slide 29: echocardiography determines the cause of AORTIC regurgitation (aortic root dilation, dissection), not mitral regurgitation. Not keyed: which leaflet flutters on echo (slide 29; he changed mitral to aortic, against standard teaching), valve type by age (slide 74), the mitral stenosis maneuvers (slide 38 Valsalva), the overlapping mild and moderate mitral stenosis bands (slide 40), and pulmonic regurgitation "almost always congenital" (slide 64; he gave iatrogenic as the most common cause). Deck errors he did not mention: slide 44 labels the mitral regurgitation definition "Mitral Stenosis"; slide 52 lists aortic balloon valvuloplasty for children under mitral regurgitation; slide 53 says "MS" on the mitral regurgitation referral slide; slide 65 gives tricuspid inflow "from the LA" (it is right atrium to right ventricle, slide 66); slide 31 lists dobutamine as a vasodilator (it is an inotrope). He also said a tricuspid question is as likely on the test as an aortic one, grading is tested only for aortic and mitral stenosis (plus severe regurgitation = regurgitant fraction 50% or more), and the suffusion sign is not tested.</w:t>
+        <w:t xml:space="preserve"> Corrections from the lecture (25 September): Dr. Carter struck two slide errors in class. Slide 28: the aortic regurgitation murmur is a high-pitched blowing DIASTOLIC murmur, not holosystolic. Slide 29: echocardiography determines the cause of AORTIC regurgitation (aortic root dilation, dissection), not mitral regurgitation. Where the slide or the lecture is not accurate, learn the true version: the anterior MITRAL leaflet flutters on echo in aortic regurgitation (slide 29 is right; his change to "aortic leaflet" is not); slide 74's valve-by-age cut-offs are reversed (mechanical for a younger patient, bioprosthetic or transcatheter for an older one); Valsalva softens the mitral stenosis murmur (slide 38's "increased" is wrong); significant pulmonic regurgitation is most often iatrogenic, while mild regurgitation from pulmonary hypertension is commoner overall (slide 64's "almost always congenital" is wrong). Not keyed: the overlapping mild and moderate mitral stenosis bands (slide 40). Deck errors he did not mention: slide 44 labels the mitral regurgitation definition "Mitral Stenosis"; slide 52 lists aortic balloon valvuloplasty for children under mitral regurgitation; slide 53 says "MS" on the mitral regurgitation referral slide; slide 65 gives tricuspid inflow "from the LA" (it is right atrium to right ventricle, slide 66); slide 31 lists dobutamine as a vasodilator (it is an inotrope). He also said a tricuspid question is as likely on the test as an aortic one, grading is tested only for aortic and mitral stenosis (plus severe regurgitation = regurgitant fraction 50% or more), and the suffusion sign is not tested.</w:t>
       </w:r>
     </w:p>
     <w:p>
@@ -10030,7 +10030,7 @@
           <w:b w:val="0"/>
           <w:i w:val="0"/>
         </w:rPr>
-        <w:t xml:space="preserve">ECG (electrocardiogram): LVH (left ventricular hypertrophy) in chronic AR, non-specific; echo: determines the cause of AR (aortic root dilation, aortic dissection; slide 29's "MR" corrected to AR in class); which leaflet flutters on echo is unsettled and not keyed; catheterization definitive but not necessary. Severity: severe = regurgitant fraction 50% or more (moderate 30–49%, mild &lt;30%) </w:t>
+        <w:t xml:space="preserve">ECG (electrocardiogram): LVH (left ventricular hypertrophy) in chronic AR, non-specific; echo: determines the cause of AR (aortic root dilation, aortic dissection; slide 29's "MR" corrected to AR in class); diastolic fluttering of the anterior mitral leaflet where the jet strikes it (slide 29; his in-class change to "aortic leaflet" is not accurate); catheterization definitive but not necessary. Severity: severe = regurgitant fraction 50% or more (moderate 30–49%, mild &lt;30%) </w:t>
       </w:r>
       <w:r>
         <w:rPr>
@@ -10262,7 +10262,7 @@
           <w:b w:val="0"/>
           <w:i w:val="0"/>
         </w:rPr>
-        <w:t xml:space="preserve">Symptoms rare until orifice ~1/3 normal; left-sided HF symptoms (dyspnea on exertion, cough, orthopnea, paroxysmal nocturnal dyspnea, fatigue); hemoptysis (high LA pressure ruptures bronchial vein anastomoses); hoarseness, Ortner syndrome (enlarged LA compressing the left recurrent laryngeal nerve); dysphagia (LA on esophagus). Low-pitched decrescendo-crescendo rumbling diastolic murmur at apex, starting with an opening snap (sound after S2 as the stiff valve opens); bell, left lateral decubitus; maneuver effects not keyed (slide 38's Valsalva line is contested and was not addressed in the lecture) </w:t>
+        <w:t xml:space="preserve">Symptoms rare until orifice ~1/3 normal; left-sided HF symptoms (dyspnea on exertion, cough, orthopnea, paroxysmal nocturnal dyspnea, fatigue); hemoptysis (high LA pressure ruptures bronchial vein anastomoses); hoarseness, Ortner syndrome (enlarged LA compressing the left recurrent laryngeal nerve); dysphagia (LA on esophagus). Low-pitched decrescendo-crescendo rumbling diastolic murmur at apex, starting with an opening snap (sound after S2 as the stiff valve opens); bell, left lateral decubitus; softer with Valsalva, like most murmurs (slide 38's "increased with Valsalva" is not accurate) </w:t>
       </w:r>
       <w:r>
         <w:rPr>
@@ -11010,7 +11010,7 @@
           <w:b w:val="0"/>
           <w:i w:val="0"/>
         </w:rPr>
-        <w:t>★ Iatrogenic is the most common cause overall (said three times)</w:t>
+        <w:t>★ Iatrogenic is the most common cause (said three times); true for significant regurgitation</w:t>
       </w:r>
     </w:p>
     <w:p>
@@ -11071,7 +11071,7 @@
           <w:b w:val="0"/>
           <w:i w:val="0"/>
         </w:rPr>
-        <w:t xml:space="preserve">High-pressure cause: pulmonary hypertension. Low-pressure causes: congenital (bicuspid); carcinoid disease; iatrogenic (after surgical valvotomy/valvectomy/valvuloplasty for RV (right ventricular) outflow obstruction) = MOST COMMON cause (slide 61, confirmed in the lecture) </w:t>
+        <w:t xml:space="preserve">High-pressure cause: pulmonary hypertension. Low-pressure causes: congenital (bicuspid); carcinoid disease; iatrogenic (after surgical valvotomy/valvectomy/valvuloplasty for RV (right ventricular) outflow obstruction) = MOST COMMON cause of significant regurgitation (slide 61, confirmed in the lecture); overall, mild regurgitation from pulmonary hypertension is commoner </w:t>
       </w:r>
       <w:r>
         <w:rPr>
@@ -11774,7 +11774,7 @@
           <w:b w:val="0"/>
           <w:i w:val="0"/>
         </w:rPr>
-        <w:t xml:space="preserve">Valve type by age (slide 74: TAVR/TMVR "&lt;55", mechanical "&lt;70") conflicts with the lecture's spoken teaching and is not keyed; bioprosthetic preferred if life expectancy is shorter than the valve's expected longevity or anticoagulation is contraindicated </w:t>
+        <w:t xml:space="preserve">Valve type by age: mechanical for a younger patient, bioprosthetic or transcatheter for an older one (slide 74's TAVR/TMVR "&lt;55" and mechanical "&lt;70" are reversed; not keyed); bioprosthetic preferred if life expectancy is shorter than the valve's expected longevity or anticoagulation is contraindicated </w:t>
       </w:r>
       <w:r>
         <w:rPr>

--- a/Clinical Medicine and Surgery I Exam 4/cms-exam-4-clin-med-pro-guide.docx
+++ b/Clinical Medicine and Surgery I Exam 4/cms-exam-4-clin-med-pro-guide.docx
@@ -12099,7 +12099,7 @@
           <w:b w:val="0"/>
           <w:i w:val="0"/>
         </w:rPr>
-        <w:t xml:space="preserve"> Rulings from the lecture (25 September): Dr. Carter struck no slide this time (his one "that's wrong" withdrew his own remark that V4 is a lateral lead, so slide 61 stands). The troponin numbers come from a slide he showed in class that is not in the posted deck (photographed, cited as SUPPLEMENT slide 72a): standard troponin I is abnormal above 0.04 ng/mL, high-sensitivity troponin I at 12 ng/L in women and 20 ng/L in men; troponin rules out and is repeated. Only one risk-score cut-off is tested: TIMI 3 or higher justifies an early invasive approach (HEART bands and percentages and the TIMI percentage table are not). Slide 47's non-ST-elevation wording (ST depression and/or T-wave inversion) is used, never slide 86's "ST inversion". Vasospastic angina follows slide 90 (transient ST elevation); slide 91's "T-wave inversion; maybe ST depression" is not keyed. Right ventricular infarct: do not give nitroglycerin (slide 63, said three times); slide 73's "caution" is not keyed, and the rule is for right ventricular involvement, not every inferior infarct. Not keyed: slide 65's "elevated cardiac markers must be present" for STEMI (he said troponin is not required), the dual antiplatelet durations (slides 52 and 83 disagree), coronary dominance percentages, and whether MINOCA and microvascular angina differ (the deck equates them; standard usage does not). Deck typos corrected: fosinopril ("Forsinopril"), anistreplase ("Antistreplase"), drug-eluting ("Eluding"), supplied ("suppled"), PTCA ("PCTA"). Spoken slips where the slide wins: smoking risk in women under 45, vasospastic angina under 50, the 99th percentile, nitroglycerin is not a phosphodiesterase inhibitor, bypass uses an artery first.</w:t>
+        <w:t xml:space="preserve"> Rulings from the lecture (25 September): Dr. Carter struck no slide this time (his one "that's wrong" withdrew his own remark that V4 is a lateral lead, so slide 61 stands). The troponin numbers come from a slide he showed in class that is not in the posted deck (photographed, cited as SUPPLEMENT slide 72a): standard troponin I is abnormal above 0.04 ng/mL, high-sensitivity troponin I at 12 ng/L in women and 20 ng/L in men; troponin rules out and is repeated. Only one risk-score cut-off is tested: TIMI 3 or higher justifies an early invasive approach (HEART bands and percentages and the TIMI percentage table are not). Slide 47's non-ST-elevation wording (ST depression and/or T-wave inversion) is used, never slide 86's "ST inversion". Vasospastic angina follows slide 90 (transient ST elevation); slide 91's "T-wave inversion; maybe ST depression" is not keyed. Right ventricular infarct: do not give nitroglycerin (slide 63, said three times); slide 73's "caution" is not keyed, and the rule is for right ventricular involvement, not every inferior infarct. Where the slides are not accurate, learn the true version: STEMI is recognized from symptoms and the ECG and reperfusion never waits for troponin (slide 65 says markers "must be present"; he said they are not required); after a stent, stopping DAPT early risks sudden stent THROMBOSIS (slide 52 calls it a "50% risk of sudden in-stent restenosis"; the event is thrombosis and the 50% has no source); after an acute coronary syndrome the P2Y12 antagonist runs about 12 months and aspirin continues indefinitely (slide 52's aspirin "minimum of 6 months" is not accurate); MINOCA is an infarction while microvascular angina is not (the deck equates them, and slide 94's "possibly elevated biomarkers" belongs to MINOCA). Not keyed: DAPT durations, coronary dominance percentages, and telling MINOCA from microvascular angina. Deck typos corrected: fosinopril ("Forsinopril"), anistreplase ("Antistreplase"), drug-eluting ("Eluding"), supplied ("suppled"), PTCA ("PCTA"). Spoken slips where the slide is right: smoking risk in women under 45, vasospastic angina under 50, the 99th percentile, nitroglycerin is not a phosphodiesterase inhibitor, bypass uses an artery first.</w:t>
       </w:r>
     </w:p>
     <w:p>
@@ -13438,14 +13438,14 @@
           <w:i w:val="0"/>
           <w:highlight w:val="yellow"/>
         </w:rPr>
-        <w:t>★ missing DAPT in the first 6 weeks → 50% risk of sudden in-stent restenosis</w:t>
-      </w:r>
-      <w:r>
-        <w:rPr>
-          <w:b w:val="0"/>
-          <w:i w:val="0"/>
-        </w:rPr>
-        <w:t xml:space="preserve"> (the DAPT durations on slides 52 and 83 disagree and are not tested); exercise as tolerated, low-salt/low-fat diet, follow-up </w:t>
+        <w:t>★ stopping DAPT in the first 6 weeks → sudden stent thrombosis</w:t>
+      </w:r>
+      <w:r>
+        <w:rPr>
+          <w:b w:val="0"/>
+          <w:i w:val="0"/>
+        </w:rPr>
+        <w:t xml:space="preserve"> (slide 52 calls it a "50% risk of sudden in-stent restenosis"; the event is thrombosis and the figure has no source; the DAPT durations on slides 52 and 83 disagree and are not tested); exercise as tolerated, low-salt/low-fat diet, follow-up </w:t>
       </w:r>
       <w:r>
         <w:rPr>
@@ -14879,7 +14879,7 @@
           <w:b w:val="0"/>
           <w:i w:val="0"/>
         </w:rPr>
-        <w:t xml:space="preserve">Angina with ST changes, possibly elevated biomarkers, but normal coronary arteries on angiogram </w:t>
+        <w:t xml:space="preserve">Angina with ST changes but normal coronary arteries on angiogram, and no infarction (slide 94's "possibly elevated biomarkers" belongs to MINOCA) </w:t>
       </w:r>
       <w:r>
         <w:rPr>

--- a/Clinical Medicine and Surgery I Exam 4/cms-exam-4-clin-med-pro-guide.docx
+++ b/Clinical Medicine and Surgery I Exam 4/cms-exam-4-clin-med-pro-guide.docx
@@ -7412,7 +7412,7 @@
           <w:b w:val="0"/>
           <w:i w:val="0"/>
         </w:rPr>
-        <w:t xml:space="preserve">Lower LDL-C first; if TG stays &gt;200, add TG lowering. TG 200–499: intensify LDL-lowering drugs and/or add a fibrate or niacin. TG &gt;500: very low-fat diet (&lt;15% of calories), weight management, activity, fibrate and/or niacin. Fibrates lower TG most. </w:t>
+        <w:t xml:space="preserve">Lower LDL-C first. 2018 guideline: TG 175–499 → lifestyle, secondary causes, statin intensity; TG ≥500 → very low-fat diet (&lt;15% of calories), weight management, activity and a fibrate to prevent pancreatitis. (Carter taught the older ATP III rule: TG &gt;200 after the LDL goal → fibrate or niacin.) Fibrates lower TG most. </w:t>
       </w:r>
       <w:r>
         <w:rPr>
@@ -7623,7 +7623,7 @@
           <w:b w:val="0"/>
           <w:i w:val="0"/>
         </w:rPr>
-        <w:t xml:space="preserve">No FCS-specific treatment; general TG &gt;500 management: very low-fat diet (&lt;15% of calories), weight management, activity, fibrate and/or niacin. </w:t>
+        <w:t xml:space="preserve">No FCS-specific treatment; general TG ≥500 management: very low-fat diet (&lt;15% of calories), weight management, activity and a fibrate. </w:t>
       </w:r>
       <w:r>
         <w:rPr>
@@ -11282,7 +11282,7 @@
           <w:b w:val="0"/>
           <w:i w:val="0"/>
         </w:rPr>
-        <w:t xml:space="preserve">Most commonly rheumatic fever worldwide; in the US almost always congenital; carcinoid disease </w:t>
+        <w:t xml:space="preserve">Most commonly rheumatic fever (usually with rheumatic mitral disease); carcinoid disease. Slide 65's "in the US almost always congenital" is not accurate </w:t>
       </w:r>
       <w:r>
         <w:rPr>
@@ -13758,7 +13758,7 @@
           <w:b w:val="0"/>
           <w:i w:val="0"/>
         </w:rPr>
-        <w:t>★ Lead groups name the artery (II, III, aVF = RCA); ST depression V1–V3 = posterior, get V7–V9; new LBBB = STEMI equivalent; ECG within 10 min, door-to-balloon &lt;90 min</w:t>
+        <w:t>★ Lead groups name the artery (II, III, aVF = RCA); ST depression V1–V3 = posterior, get V7–V9; new LBBB managed as STEMI only with ongoing ischemia or instability; ECG within 10 min, door-to-balloon &lt;90 min</w:t>
       </w:r>
     </w:p>
     <w:p>
@@ -13806,14 +13806,14 @@
           <w:i w:val="0"/>
           <w:highlight w:val="yellow"/>
         </w:rPr>
-        <w:t>★ new LBBB (left bundle branch block) = STEMI equivalent</w:t>
-      </w:r>
-      <w:r>
-        <w:rPr>
-          <w:b w:val="0"/>
-          <w:i w:val="0"/>
-        </w:rPr>
-        <w:t xml:space="preserve">, Q waves. Slide 65 adds "elevated cardiac markers must be present"; in class he said troponin is not required (it may not have risen yet), so this is not keyed </w:t>
+        <w:t>★ new LBBB (left bundle branch block) managed as STEMI only with ongoing ischemia, hypotension or heart failure</w:t>
+      </w:r>
+      <w:r>
+        <w:rPr>
+          <w:b w:val="0"/>
+          <w:i w:val="0"/>
+        </w:rPr>
+        <w:t xml:space="preserve"> (slide and lecture: an equivalent on its own), Q waves. Slide 65 adds "elevated cardiac markers must be present"; in class he said troponin is not required (it may not have risen yet), so this is not keyed </w:t>
       </w:r>
       <w:r>
         <w:rPr>
@@ -14036,7 +14036,7 @@
           <w:b w:val="0"/>
           <w:i w:val="0"/>
         </w:rPr>
-        <w:t xml:space="preserve"> (diltiazem/verapamil only with preserved LV function); high-intensity statin for all ACS before discharge; ACE (angiotensin-converting enzyme) inhibitor with reduced LV function; aspirin; clopidogrel after stent; warfarin for large anterior MI. Oxygen only if SpO2 &lt;91%; </w:t>
+        <w:t xml:space="preserve"> (diltiazem/verapamil give no mortality benefit; they relieve angina or control rate when a beta-blocker cannot be used and are avoided with reduced EF; the deck's preserved-function mortality claim is not accurate); high-intensity statin for all ACS before discharge; ACE (angiotensin-converting enzyme) inhibitor with reduced LV function; aspirin; clopidogrel after stent; warfarin only for an akinetic apex or LV thrombus after an anterior MI (slide 83: all large anterior MIs). Oxygen only if SpO2 &lt;91%; </w:t>
       </w:r>
       <w:r>
         <w:rPr>

--- a/Clinical Medicine and Surgery I Exam 4/cms-exam-4-clin-med-pro-guide.docx
+++ b/Clinical Medicine and Surgery I Exam 4/cms-exam-4-clin-med-pro-guide.docx
@@ -14029,14 +14029,14 @@
           <w:i w:val="0"/>
           <w:highlight w:val="yellow"/>
         </w:rPr>
-        <w:t>★ beta-blocker improves survival; calcium channel blockers do not</w:t>
-      </w:r>
-      <w:r>
-        <w:rPr>
-          <w:b w:val="0"/>
-          <w:i w:val="0"/>
-        </w:rPr>
-        <w:t xml:space="preserve"> (diltiazem/verapamil give no mortality benefit; they relieve angina or control rate when a beta-blocker cannot be used and are avoided with reduced EF; the deck's preserved-function mortality claim is not accurate); high-intensity statin for all ACS before discharge; ACE (angiotensin-converting enzyme) inhibitor with reduced LV function; aspirin; clopidogrel after stent; warfarin only for an akinetic apex or LV thrombus after an anterior MI (slide 83: all large anterior MIs). Oxygen only if SpO2 &lt;91%; </w:t>
+        <w:t>★ beta-blocker improves survival when EF is reduced; calcium channel blockers do not</w:t>
+      </w:r>
+      <w:r>
+        <w:rPr>
+          <w:b w:val="0"/>
+          <w:i w:val="0"/>
+        </w:rPr>
+        <w:t xml:space="preserve"> (the deck says "across the board"; with preserved EF the benefit is not established: REDUCE-AMI, 2025 ACC/AHA ACS guideline) (diltiazem/verapamil give no mortality benefit; they relieve angina or control rate when a beta-blocker cannot be used and are avoided with reduced EF; the deck's preserved-function mortality claim is not accurate); high-intensity statin for all ACS before discharge; ACE (angiotensin-converting enzyme) inhibitor with reduced LV function; aspirin; clopidogrel after stent; warfarin only for an akinetic apex or LV thrombus after an anterior MI (slide 83: all large anterior MIs). Oxygen only if SpO2 &lt;91%; </w:t>
       </w:r>
       <w:r>
         <w:rPr>

--- a/Clinical Medicine and Surgery I Exam 4/cms-exam-4-clin-med-pro-guide.docx
+++ b/Clinical Medicine and Surgery I Exam 4/cms-exam-4-clin-med-pro-guide.docx
@@ -6941,7 +6941,7 @@
           <w:b w:val="0"/>
           <w:i w:val="0"/>
         </w:rPr>
-        <w:t xml:space="preserve">Lipid panel: TC &lt;200 desirable, &gt;240 high; LDL-C &lt;100 optimal, &gt;190 very high; HDL-C &lt;40 low, &gt;60 high; TG &lt;150 normal, &gt;500 very high. Screen by overall cardiovascular risk: TC + HDL-C need no fast (TC:HDL ratio best CHD (coronary heart disease) predictor); TG and calculated LDL-C need a 9–12 hour fast. First step: find which lipoproteins are up or down; rule out secondary, then primary causes before a statin. </w:t>
+        <w:t xml:space="preserve">Lipid panel: TC &lt;200 desirable, &gt;240 high; LDL-C &lt;100 optimal, &gt;190 very high; HDL-C &lt;40 low, &gt;60 high; TG &lt;150 normal, &gt;500 very high. Screen by overall cardiovascular risk: TC + HDL-C need no fast (TC:HDL ratio best CHD (coronary heart disease) predictor); slide 66: TG and calculated LDL-C need a 9–12 hour fast; 2018 guideline: a non-fasting full panel is acceptable for screening, fasting if TG ≥400. First step: find which lipoproteins are up or down; rule out secondary, then primary causes before a statin. </w:t>
       </w:r>
       <w:r>
         <w:rPr>

--- a/Clinical Medicine and Surgery I Exam 4/cms-exam-4-clin-med-pro-guide.docx
+++ b/Clinical Medicine and Surgery I Exam 4/cms-exam-4-clin-med-pro-guide.docx
@@ -5589,7 +5589,7 @@
           <w:b w:val="0"/>
           <w:i w:val="0"/>
         </w:rPr>
-        <w:t xml:space="preserve">History is the most important part. Orthostatic vitals: systolic BP (SBP) fall &gt;20 mmHg or diastolic BP fall &gt;10 mmHg within 3 minutes of standing, or SBP fall &gt;30 mmHg with elevated baseline BP/supine hypertension. Case 2: 142/82 HR 72 → 108/66 HR 76 (BP drop without compensatory HR rise). </w:t>
+        <w:t xml:space="preserve">History is the most important part. Orthostatic vitals: systolic BP (SBP) fall &gt;20 mmHg or diastolic BP fall &gt;10 mmHg within 3 minutes of standing, or, with elevated baseline BP/supine hypertension, many use an SBP fall of 30 mmHg or more instead of 20 (the slide says &gt;30). Case 2: 142/82 HR 72 → 108/66 HR 76 (BP drop without compensatory HR rise). </w:t>
       </w:r>
       <w:r>
         <w:rPr>
@@ -5610,7 +5610,7 @@
           <w:b w:val="0"/>
           <w:i w:val="0"/>
         </w:rPr>
-        <w:t xml:space="preserve">Slow positional changes; treat the underlying cause; midodrine (alpha-1 agonist) best for neurogenic syncope, avoid with supine hypertension, severe heart disease, chronic kidney disease; droxidopa: mild efficacy, better with supine hypertension, usually an adjunct to midodrine or fludrocortisone. </w:t>
+        <w:t xml:space="preserve">Slow positional changes; treat the underlying cause; midodrine (alpha-1 agonist) best for neurogenic syncope, avoid with supine hypertension, severe heart disease, chronic kidney disease; droxidopa: mild efficacy, usually an adjunct to midodrine or fludrocortisone; like midodrine, it can cause or worsen supine hypertension, so it needs the same caution (the slide says it is better with supine hypertension). </w:t>
       </w:r>
       <w:r>
         <w:rPr>
@@ -5814,7 +5814,7 @@
           <w:b w:val="0"/>
           <w:i w:val="0"/>
         </w:rPr>
-        <w:t xml:space="preserve">Orthostatic vitals: systolic BP (SBP) fall &gt;20 mmHg or diastolic BP fall &gt;10 mmHg within 3 minutes of standing, or SBP fall &gt;30 mmHg with elevated baseline BP/supine hypertension. Case 3: 138/78 HR 68 → 108/64 HR 92 (intact baroreceptor-mediated sympathetic response); electrocardiogram (ECG) normal sinus rhythm. </w:t>
+        <w:t xml:space="preserve">Orthostatic vitals: systolic BP (SBP) fall &gt;20 mmHg or diastolic BP fall &gt;10 mmHg within 3 minutes of standing, or, with elevated baseline BP/supine hypertension, many use an SBP fall of 30 mmHg or more instead of 20 (the slide says &gt;30). Case 3: 138/78 HR 68 → 108/64 HR 92 (intact baroreceptor-mediated sympathetic response); electrocardiogram (ECG) normal sinus rhythm. </w:t>
       </w:r>
       <w:r>
         <w:rPr>
@@ -6475,7 +6475,7 @@
           <w:b w:val="0"/>
           <w:i w:val="0"/>
         </w:rPr>
-        <w:t xml:space="preserve">Arrhythmia: electrocardiogram (ECG), monitor, stress test, cardiology consult. Structural: echocardiogram, stress echo, cardiology consult. Vascular: emergent testing in the emergency department, cardiology consult. Case 4: ECG = nonsustained ventricular tachycardia; complete blood count and comprehensive metabolic panel to reduce suspicion of a metabolic/infectious process. </w:t>
+        <w:t xml:space="preserve">Arrhythmia: electrocardiogram (ECG), monitor, stress test, cardiology consult. Structural: echocardiogram, stress echo, cardiology consult. Vascular: emergent testing in the emergency department, cardiology consult. Case 4: ECG = ventricular tachycardia, sustained and unstable (the slide says nonsustained, but the patient is still in a rapid regular rhythm at 148 with blood pressure 88/54 when examined, so the arrhythmia is ongoing); complete blood count and comprehensive metabolic panel to reduce suspicion of a metabolic/infectious process. </w:t>
       </w:r>
       <w:r>
         <w:rPr>
@@ -6567,7 +6567,7 @@
           <w:b w:val="0"/>
           <w:i w:val="0"/>
         </w:rPr>
-        <w:t xml:space="preserve">Heart rate increase of &gt;30 beats per minute, or exceeding 120 beats per minute, within 10 minutes of standing; usually improves lying down; in adolescents the threshold is an increase of 40 beats per minute. </w:t>
+        <w:t xml:space="preserve">Sustained heart rate increase of 30 or more beats per minute within 10 minutes of standing, without orthostatic hypotension (the slide also counts a rate exceeding 120, an older definition); symptoms usually improve lying down; in adolescents the threshold is an increase of 40 beats per minute or more. </w:t>
       </w:r>
       <w:r>
         <w:rPr>
@@ -6700,7 +6700,7 @@
           <w:b w:val="0"/>
           <w:i w:val="0"/>
         </w:rPr>
-        <w:t xml:space="preserve">Increase water and salt intake; fludrocortisone (mineralocorticoid; best with POTS; causes salt and water retention, avoid in congestive heart failure). </w:t>
+        <w:t xml:space="preserve">Increase water and salt intake and use other nondrug measures first; fludrocortisone (mineralocorticoid; expands blood volume) is one drug option (the slide calls it best for POTS); it causes salt and water retention, so avoid it in congestive heart failure. </w:t>
       </w:r>
       <w:r>
         <w:rPr>
@@ -6962,7 +6962,7 @@
           <w:b w:val="0"/>
           <w:i w:val="0"/>
         </w:rPr>
-        <w:t xml:space="preserve">Lifestyle changes, drug therapy and a clinician–patient risk discussion; LDL-C is the primary target. Lifestyle: saturated fat &lt;7% of calories, soluble fiber, plant stanols/sterols, 5–10% weight loss, 30 min/day activity, stop smoking. Statins first (high intensity ≥50%, moderate 30–&lt;50%, low &lt;30% LDL-C reduction); add-ons: ezetimibe, bile acid sequestrants, niacin, fibrates, fish oil, PCSK9 (proprotein convertase subtilisin/kexin type 9) inhibitors, bempedoic acid, inclisiran, evinacumab. Monitor lipids, liver function, CK (creatine kinase); recheck lipids 4–12 weeks after starting or adjusting and judge response by percentage LDL-C reduction. </w:t>
+        <w:t xml:space="preserve">Lifestyle changes, drug therapy and a clinician–patient risk discussion; LDL-C is the primary target. Lifestyle: saturated fat &lt;7% of calories, soluble fiber, plant stanols/sterols, 5–10% weight loss, 30 min/day activity, stop smoking. Statins first (high intensity ≥50%, moderate 30–&lt;50%, low &lt;30% LDL-C reduction); add-ons: ezetimibe, bile acid sequestrants, niacin, fibrates, fish oil, PCSK9 (proprotein convertase subtilisin/kexin type 9) inhibitors, bempedoic acid, inclisiran, evinacumab. Check a baseline liver enzyme, then recheck lipids 4–12 weeks after starting or adjusting and judge response by percentage LDL-C reduction; check CK (creatine kinase) or liver tests only if symptoms (muscle pain or weakness, signs of liver problems) appear (the slide says to monitor lipids, liver function and CK). </w:t>
       </w:r>
       <w:r>
         <w:rPr>
@@ -7103,7 +7103,7 @@
           <w:b w:val="0"/>
           <w:i w:val="0"/>
         </w:rPr>
-        <w:t xml:space="preserve">Smoking; HTN (hypertension; ≥140/90 or on medication); low HDL &lt;40 (≥60 removes one risk factor); family history of premature CHD (male first-degree relative &lt;55, female &lt;65); age (men ≥45, women ≥55); obesity, diabetes, inactivity. CHD risk equivalents: MI (myocardial infarction), angina, PAD (peripheral artery disease), AAA (abdominal aortic aneurysm), symptomatic carotid disease, diabetes. 2018 risk enhancers: premature ASCVD in family, LDL-C (LDL cholesterol) ≥160, CKD (chronic kidney disease), metabolic syndrome, preeclampsia or early menopause, inflammatory disease, South Asian ancestry, TG (triglycerides) ≥175. </w:t>
+        <w:t xml:space="preserve">Smoking; HTN (hypertension; ≥140/90 or on medication); low HDL &lt;40 (≥60 removes one risk factor); family history of premature CHD (male first-degree relative &lt;55, female &lt;65); age (men ≥45, women ≥55); obesity, diabetes, inactivity. CHD risk equivalents are conditions treated as carrying the same risk as established coronary disease. The slide list begins with that established disease itself (MI (myocardial infarction), angina) and then gives the equivalents: PAD (peripheral artery disease), AAA (abdominal aortic aneurysm), symptomatic carotid disease, diabetes. 2018 risk enhancers: premature ASCVD in family, LDL-C (LDL cholesterol) ≥160, CKD (chronic kidney disease), metabolic syndrome, preeclampsia or early menopause, inflammatory disease, South Asian ancestry, TG (triglycerides) ≥175. </w:t>
       </w:r>
       <w:r>
         <w:rPr>
@@ -7602,7 +7602,7 @@
           <w:b w:val="0"/>
           <w:i w:val="0"/>
         </w:rPr>
-        <w:t xml:space="preserve">Fasting TG &gt;500, usually &gt;1000 mg/dL; fundoscopic exam. </w:t>
+        <w:t xml:space="preserve">A fasting TG &gt;500, usually &gt;1000 mg/dL, with eruptive xanthomas, lipemia retinalis (fundoscopic exam) or pancreatitis raises the suspicion; because most severe hypertriglyceridemia has other causes, genetic testing confirms the diagnosis (the slide gives only the TG level and the fundoscopic exam). </w:t>
       </w:r>
       <w:r>
         <w:rPr>
@@ -7623,7 +7623,7 @@
           <w:b w:val="0"/>
           <w:i w:val="0"/>
         </w:rPr>
-        <w:t xml:space="preserve">No FCS-specific treatment; general TG ≥500 management: very low-fat diet (&lt;15% of calories), weight management, activity and a fibrate. </w:t>
+        <w:t xml:space="preserve">No FCS-specific treatment on the slides; general TG ≥500 management starts with a very low-fat diet (&lt;15% of calories), weight management and activity. A fibrate is the usual add-on for severe hypertriglyceridemia, but it works poorly in this genetic syndrome, where strict fat restriction is the mainstay. </w:t>
       </w:r>
       <w:r>
         <w:rPr>
@@ -7954,7 +7954,7 @@
           <w:b w:val="0"/>
           <w:i w:val="0"/>
         </w:rPr>
-        <w:t xml:space="preserve">1 in 1 million people worldwide. </w:t>
+        <w:t xml:space="preserve">Classically quoted as 1 in 1 million people worldwide (newer estimates are closer to 1 in 300,000). </w:t>
       </w:r>
       <w:r>
         <w:rPr>
@@ -8038,7 +8038,7 @@
           <w:b w:val="0"/>
           <w:i w:val="0"/>
         </w:rPr>
-        <w:t xml:space="preserve">Confirmed by skin biopsy with measurement of LDL-receptor activity. </w:t>
+        <w:t xml:space="preserve">Clinical picture, confirmed by genetic testing for LDL-receptor gene mutations; the classic confirmation, a skin biopsy with measurement of LDL-receptor activity (the slide gives this), is rarely used now. </w:t>
       </w:r>
       <w:r>
         <w:rPr>
@@ -8059,7 +8059,7 @@
           <w:b w:val="0"/>
           <w:i w:val="0"/>
         </w:rPr>
-        <w:t xml:space="preserve">LDL apheresis is the treatment of choice (dialysis-like removal of LDL particles). Most need several drugs: high-intensity statin, plus ezetimibe and niacin; refractory → PCSK9 (proprotein convertase subtilisin/kexin type 9) inhibitors; evinacumab (deck: "Envinacumab") as IV (intravenous) adjunct from age 12; liver transplant supplies LDL receptors. Familial hypercholesterolemia diagnosed at age 0–19 → statin. </w:t>
+        <w:t xml:space="preserve">LDL apheresis is the treatment of choice (dialysis-like removal of LDL particles). Most need several drugs: high-intensity statin, plus ezetimibe (the slide also adds niacin (nicotinic acid), which was once added but is no longer recommended); refractory → PCSK9 (proprotein convertase subtilisin/kexin type 9) inhibitors; evinacumab (deck: "Envinacumab") as IV (intravenous) adjunct (first approved from age 12, and in the United States now from age 5); liver transplant supplies LDL receptors. Familial hypercholesterolemia diagnosed at age 0–19 → statin. </w:t>
       </w:r>
       <w:r>
         <w:rPr>
@@ -8284,7 +8284,7 @@
           <w:b w:val="0"/>
           <w:i w:val="0"/>
         </w:rPr>
-        <w:t xml:space="preserve">Aggressively reduce vascular risk factors (smoking, hypertension, diabetes); diet low in saturated fat and cholesterol; high-intensity statin, plus ezetimibe and niacin; refractory → PCSK9 (proprotein convertase subtilisin/kexin type 9) inhibitors; inclisiran if more LDL-C lowering is needed. Familial hypercholesterolemia diagnosed at age 0–19 → statin. </w:t>
+        <w:t xml:space="preserve">Aggressively reduce vascular risk factors (smoking, hypertension, diabetes); diet low in saturated fat and cholesterol; high-intensity statin, plus ezetimibe (the slide also adds niacin (nicotinic acid), which was once added but is no longer recommended); refractory → PCSK9 (proprotein convertase subtilisin/kexin type 9) inhibitors; inclisiran if more LDL-C lowering is needed. Familial hypercholesterolemia diagnosed at age 0–19 → statin. </w:t>
       </w:r>
       <w:r>
         <w:rPr>
@@ -9410,7 +9410,7 @@
           <w:b w:val="0"/>
           <w:i w:val="0"/>
         </w:rPr>
-        <w:t xml:space="preserve">Any 3 of: waist &gt;40 in (men) or &gt;35 in (women); TG (triglycerides) &gt;150 mg/dL; HDL (high-density lipoprotein) &lt;40 men, &lt;50 women; BP (blood pressure) &gt;130/&gt;85; fasting glucose &gt;110 mg/dL. </w:t>
+        <w:t xml:space="preserve">Any 3 of: waist &gt;40 in (men) or &gt;35 in (women); TG (triglycerides) &gt;150 mg/dL; HDL (high-density lipoprotein) &lt;40 men, &lt;50 women; BP (blood pressure) &gt;130/&gt;85; fasting glucose &gt;110 mg/dL (the original criteria the slide gives; current harmonized criteria use 100 or higher). </w:t>
       </w:r>
       <w:r>
         <w:rPr>
@@ -9770,7 +9770,7 @@
           <w:b w:val="0"/>
           <w:i w:val="0"/>
         </w:rPr>
-        <w:t xml:space="preserve">Symptoms rare until orifice ~1 cm (normal 3–4 cm), age 60–80; insidious. Cardinal symptoms with survival: angina 5 y, syncope 3 y (both usually exertional), CHF (congestive heart failure)/exertional dyspnea 2 y (most common, worst prognosis). Harsh systolic ejection crescendo-decrescendo murmur at 2nd right ICS (intercostal space)/RUSB (right upper sternal border), radiates to carotids; decreased by Valsalva, standing, handgrip; increased by squatting, sitting forward. Forceful LV apex beat with delayed/weak carotid pulse suggests severe AS </w:t>
+        <w:t xml:space="preserve">Symptoms rare until orifice ~1 cm² (normal 3–4 cm²), age 60–80; insidious. Cardinal symptoms with survival: angina 5 y, syncope 3 y (both usually exertional), CHF (congestive heart failure)/exertional dyspnea 2 y (most common, worst prognosis). Harsh systolic ejection crescendo-decrescendo murmur at 2nd right ICS (intercostal space)/RUSB (right upper sternal border), radiates to carotids; decreased by Valsalva, standing, handgrip; increased by squatting, sitting forward. Forceful LV apex beat with delayed/weak carotid pulse suggests severe AS </w:t>
       </w:r>
       <w:r>
         <w:rPr>
@@ -9791,7 +9791,7 @@
           <w:b w:val="0"/>
           <w:i w:val="0"/>
         </w:rPr>
-        <w:t xml:space="preserve">ECG (electrocardiogram): LVH in severe AS (low sensitivity); TTE (transthoracic echocardiogram): thickened, calcified leaflets, reduced systolic opening, LVH; TEE (transesophageal echocardiogram) useful for congenital; left heart catheterization definitive. Severe: area &lt;1.0 cm², mean gradient &gt;40 mmHg, jet velocity &gt;4.0 m/s; moderate area 1.0–1.5, gradient 25–40 mmHg, jet 3.0–4.0; mild area &gt;1.5, gradient &lt;25 mmHg, jet &lt;3.0. Exertional chest pressure, shortness of breath or syncope → echo </w:t>
+        <w:t xml:space="preserve">ECG (electrocardiogram): LVH in severe AS (low sensitivity); TTE (transthoracic echocardiogram): thickened, calcified leaflets, reduced systolic opening, LVH; TEE (transesophageal echocardiogram) useful for congenital; echocardiography confirms and grades the stenosis; left heart catheterization (the slide calls it definitive) is the invasive test, used when the echocardiogram is unclear or to image the coronary arteries before valve surgery. Severe: area &lt;1.0 cm², mean gradient &gt;40 mmHg, jet velocity &gt;4.0 m/s; moderate area 1.0–1.5, gradient 25–40 mmHg, jet 3.0–4.0; mild area &gt;1.5, gradient &lt;25 mmHg, jet &lt;3.0. Exertional chest pressure, shortness of breath or syncope → echo </w:t>
       </w:r>
       <w:r>
         <w:rPr>
@@ -9812,7 +9812,7 @@
           <w:b w:val="0"/>
           <w:i w:val="0"/>
         </w:rPr>
-        <w:t xml:space="preserve">Medical therapy not effective (mild/moderate only); preload dependent: avoid strenuous activity/competitive sports, dehydration, hypovolemia; if hypertension avoid beta blockers and calcium channel blockers; if angina avoid nitrates. Surgery if severe AS AND symptomatic LV systolic dysfunction, or bicuspid valve: TAVR (transcatheter aortic valve replacement); mechanical valve (lifelong anticoagulation) vs biological (none); children/young adults: PABV (percutaneous aortic balloon valvuloplasty). Refer all AS on echo to cardiology </w:t>
+        <w:t xml:space="preserve">Medical therapy not effective (mild/moderate only); preload dependent: avoid strenuous activity/competitive sports, dehydration, hypovolemia; if hypertension avoid beta blockers and calcium channel blockers; if angina avoid nitrates. Valve replacement is for severe AS (area &lt;1.0 cm², mean gradient &gt;40 mmHg, jet velocity &gt;4.0 m/s) with symptoms, and also without symptoms if the ejection fraction falls below 50% (the slide says severe AS AND symptomatic LV systolic dysfunction, or bicuspid valve; a bicuspid valve is a cause, not an indication): TAVR (transcatheter aortic valve replacement); mechanical valve (lifelong anticoagulation) vs biological (none); children/young adults: PABV (percutaneous aortic balloon valvuloplasty). Refer all AS on echo to cardiology </w:t>
       </w:r>
       <w:r>
         <w:rPr>
@@ -10009,7 +10009,7 @@
           <w:b w:val="0"/>
           <w:i w:val="0"/>
         </w:rPr>
-        <w:t xml:space="preserve">Acute: cardiogenic shock, pulmonary edema. Chronic: asymptomatic 10–15 years until decompensation; CHF (congestive heart failure) symptoms (exertional sinus tachycardia, exertional dyspnea, orthopnea, PND (paroxysmal nocturnal dyspnea), diaphoresis, anginal pain). High-pitched blowing DIASTOLIC murmur (slide 28's "Holosystolic" struck in class) at 3rd ICS (intercostal space)/LUSB (left upper sternal border), radiates to apex, severity proportional to duration, displaced PMI (point of maximal impulse); decreased by Valsalva, standing; increased by squatting, sitting forward, handgrip. de Musset sign (head bobbing); Corrigan pulse (water hammer or collapsing pulse: very rapid upstroke then rapid collapse); bounding pulses, wide pulse pressure, thrills </w:t>
+        <w:t xml:space="preserve">Acute: cardiogenic shock, pulmonary edema. Chronic: asymptomatic 10–15 years until decompensation; CHF (congestive heart failure) symptoms (exertional sinus tachycardia, exertional dyspnea, orthopnea, PND (paroxysmal nocturnal dyspnea), diaphoresis, anginal pain). High-pitched blowing DIASTOLIC murmur (slide 28's "Holosystolic" struck in class) at 3rd ICS (intercostal space)/LUSB (left upper sternal border), radiates to apex, in chronic AR a longer murmur generally means a worse leak, but in acute severe AR the murmur can be short and quiet even though the leak is severe (the slide gives severity proportional to duration), displaced PMI (point of maximal impulse); decreased by Valsalva, standing; increased by squatting, sitting forward, handgrip. de Musset sign (head bobbing); Corrigan pulse (water hammer or collapsing pulse: very rapid upstroke then rapid collapse); bounding pulses, wide pulse pressure, thrills </w:t>
       </w:r>
       <w:r>
         <w:rPr>
@@ -10030,7 +10030,7 @@
           <w:b w:val="0"/>
           <w:i w:val="0"/>
         </w:rPr>
-        <w:t xml:space="preserve">ECG (electrocardiogram): LVH (left ventricular hypertrophy) in chronic AR, non-specific; echo: determines the cause of AR (aortic root dilation, aortic dissection; slide 29's "MR" corrected to AR in class); diastolic fluttering of the anterior mitral leaflet where the jet strikes it (slide 29; his in-class change to "aortic leaflet" is not accurate); catheterization definitive but not necessary. Severity: severe = regurgitant fraction 50% or more (moderate 30–49%, mild &lt;30%) </w:t>
+        <w:t xml:space="preserve">ECG (electrocardiogram): LVH (left ventricular hypertrophy) in chronic AR, non-specific; echo: determines the cause of AR (aortic root dilation, aortic dissection; slide 29's "MR" corrected to AR in class); diastolic fluttering of the anterior mitral leaflet where the jet strikes it (slide 29; his in-class change to "aortic leaflet" is not accurate); left heart catheterization is the invasive test for an unclear echocardiogram, not necessary. Severity: severe = regurgitant fraction 50% or more (moderate 30–49%, mild &lt;30%) </w:t>
       </w:r>
       <w:r>
         <w:rPr>
@@ -10283,7 +10283,7 @@
           <w:b w:val="0"/>
           <w:i w:val="0"/>
         </w:rPr>
-        <w:t xml:space="preserve">ECG (electrocardiogram): LA abnormality, AF common in severe MS, RVH (right ventricular hypertrophy) with pulmonary hypertension; TTE (transthoracic echocardiogram): large LA, stenotic mitral valve; catheterization not necessary. Severe: area &lt;1.0 cm², mean gradient &gt;10 mmHg, peak velocity &gt;3.0 m/s, proximal flow always present (the slide's mild and moderate bands overlap at 1.5 and are not keyed). Dyspnea on exertion or orthopnea → echo </w:t>
+        <w:t xml:space="preserve">ECG (electrocardiogram): LA abnormality, AF common in severe MS, RVH (right ventricular hypertrophy) with pulmonary hypertension; TTE (transthoracic echocardiogram): large LA, stenotic mitral valve; catheterization not necessary. Severe (classic teaching, as the slide gives): area &lt;1.0 cm², mean gradient &gt;10 mmHg, peak velocity &gt;3.0 m/s; current guidelines call an area of 1.5 cm² or less severe and 1.0 or less very severe; proximal flow always present (the slide's mild and moderate bands overlap at 1.5 and are not keyed). Dyspnea on exertion or orthopnea → echo </w:t>
       </w:r>
       <w:r>
         <w:rPr>
@@ -10515,7 +10515,7 @@
           <w:b w:val="0"/>
           <w:i w:val="0"/>
         </w:rPr>
-        <w:t xml:space="preserve">Medical: increase forward cardiac output while reducing regurgitant volume; treat comorbid AF (atrial fibrillation) and pulmonary hypertension. Surgery for severe MR, symptomatic LV systolic dysfunction, ejection fraction &lt;60%, LV end-systolic dimension &gt;40 mm: mitral valve clip, TMVR (transcatheter mitral valve replacement), mechanical valve (lifelong anticoagulation) vs biological (none) </w:t>
+        <w:t xml:space="preserve">Medical: increase forward cardiac output while reducing regurgitant volume; treat comorbid AF (atrial fibrillation) and pulmonary hypertension. Surgery is for severe MR that causes symptoms, and also without symptoms once the left ventricle shows strain: ejection fraction of 60% or less, or LV end-systolic dimension of 40 mm or more (the slide lists symptomatic LV systolic dysfunction, ejection fraction &lt;60%, end-systolic dimension &gt;40 mm): mitral valve clip, TMVR (transcatheter mitral valve replacement), mechanical valve (lifelong anticoagulation) vs biological (none) </w:t>
       </w:r>
       <w:r>
         <w:rPr>
@@ -11141,7 +11141,7 @@
           <w:b w:val="0"/>
           <w:i w:val="0"/>
         </w:rPr>
-        <w:t xml:space="preserve">Right-sided HF (heart failure): fatigue, peripheral edema, JVD (jugular venous distension), ascites. Brief high-pitched decrescendo early diastolic murmur at 2nd left ICS (intercostal space), radiating to mid right sternal border with full inspiration (Graham Steell murmur); louder with more venous return (inspiration, squatting, supine), softer with less (expiration, standing) </w:t>
+        <w:t xml:space="preserve">Right-sided HF (heart failure): fatigue, peripheral edema, JVD (jugular venous distension), ascites. Brief decrescendo early diastolic murmur at 2nd left ICS (intercostal space), radiating to mid right sternal border with full inspiration; when the regurgitation comes from pulmonary hypertension it is high-pitched and called the Graham Steell murmur (the slide gives high-pitched and Graham Steell for the murmur in general); louder with more venous return (inspiration, squatting, supine), softer with less (expiration, standing) </w:t>
       </w:r>
       <w:r>
         <w:rPr>
@@ -11699,7 +11699,7 @@
           <w:b w:val="0"/>
           <w:i w:val="0"/>
         </w:rPr>
-        <w:t>★ Mechanical valve: vitamin K antagonist (warfarin) only; stick with the higher target when both valves are mechanical; bridge with heparin</w:t>
+        <w:t>★ Mechanical valve: vitamin K antagonist (warfarin) only; stick with the higher target when both valves are mechanical; bridge with heparin when clot risk is higher (any mitral valve, an older-generation valve, or an aortic valve with atrial fibrillation, prior clot or a low ejection fraction)</w:t>
       </w:r>
     </w:p>
     <w:p>
@@ -11851,7 +11851,7 @@
           <w:b w:val="0"/>
           <w:i w:val="0"/>
         </w:rPr>
-        <w:t xml:space="preserve">Mechanical: lifelong anticoagulation; VKA (vitamin K antagonist) recommended over no VKA and over antiplatelet agents; target INR (international normalized ratio) 2.5 (2.0–3.0) mechanical aortic, 3.0 (2.5–3.5) mechanical mitral, 3.0 (2.5–3.5) both positions; warfarin is the most common VKA; if surgery requires switching to heparin, bridge until INR is therapeutic. Bioprosthetic: no anticoagulation beyond the immediate postoperative period </w:t>
+        <w:t xml:space="preserve">Mechanical: lifelong anticoagulation; VKA (vitamin K antagonist) recommended over no VKA and over antiplatelet agents; target INR (international normalized ratio) 2.5 (2.0–3.0) mechanical aortic, 3.0 (2.5–3.5) mechanical mitral, 3.0 (2.5–3.5) both positions; warfarin is the most common VKA; if surgery requires stopping warfarin, bridging with heparin until INR is therapeutic is for a mechanical valve at higher clot risk (any mitral valve, an older-generation valve, or an aortic valve with atrial fibrillation, prior clot or a low ejection fraction); a bileaflet mechanical aortic valve with none of those risks usually does not need a bridge (the slide bridges for any mechanical valve). Bioprosthetic: no anticoagulation beyond the immediate postoperative period </w:t>
       </w:r>
       <w:r>
         <w:rPr>
@@ -12284,7 +12284,7 @@
           <w:b w:val="0"/>
           <w:i w:val="0"/>
         </w:rPr>
-        <w:t xml:space="preserve">Heart is 0.3% of body weight but uses 7% of oxygen; irreversible injury in 40–60 min; anaerobic shift ↑ lactic acid; injury from free radicals, lactic acid, ↑ extracellular calcium; wall hypokinesia/akinesia/dyskinesia. Atherosclerosis (fat, smooth muscle, fibroblasts, matrix): thick-cap atheroma vs thin-cap fibroatheroma; plaque rupture → platelet activation + tissue factor → clotting cascade → fibrin </w:t>
+        <w:t xml:space="preserve">Heart is 0.3% of body weight but uses 7% of oxygen; irreversible injury in 40–60 min; anaerobic shift ↑ lactic acid; injury from free radicals, lactic acid, calcium building up inside the cells (the slide says ↑ extracellular calcium); wall hypokinesia/akinesia/dyskinesia. Atherosclerosis (fat, smooth muscle, fibroblasts, matrix): thick-cap atheroma vs thin-cap fibroatheroma; plaque rupture → platelet activation + tissue factor → clotting cascade → fibrin </w:t>
       </w:r>
       <w:r>
         <w:rPr>
@@ -12682,7 +12682,7 @@
           <w:b w:val="0"/>
           <w:i w:val="0"/>
         </w:rPr>
-        <w:t>★ Call EMS if pain is unimproved 5 minutes after one nitroglycerin dose or after 3 doses; coronary angiography is the gold standard</w:t>
+        <w:t>★ Call EMS if pain is not better 5 minutes after the first nitroglycerin dose (further doses every 5 minutes, up to three, while waiting for help); coronary angiography is the gold standard</w:t>
       </w:r>
     </w:p>
     <w:p>
@@ -12841,7 +12841,7 @@
           <w:b w:val="0"/>
           <w:i w:val="0"/>
         </w:rPr>
-        <w:t xml:space="preserve">Stress-test ECG (electrocardiogram) changes, usually T-wave inversion: exercise treadmill, nuclear stress, cardiac CT (computed tomography); </w:t>
+        <w:t xml:space="preserve">Stress test (exercise treadmill or nuclear stress) shows ischemia: ST depression on the ECG (electrocardiogram), or a reversible defect on the nuclear images (the slide says ECG changes, usually T-wave inversion, and lists cardiac CT (computed tomography) as a stress test); </w:t>
       </w:r>
       <w:r>
         <w:rPr>
@@ -12877,7 +12877,7 @@
           <w:b w:val="0"/>
           <w:i w:val="0"/>
         </w:rPr>
-        <w:t xml:space="preserve">Sublingual nitroglycerin (venodilator: ↓ preload → ↓ wall stress → ↓ oxygen demand; also dilates arteries); call EMS (emergency medical services) if no relief 5 min after a dose or after 3 doses; lifestyle modification; beta-blocker (calcium channel blocker if contraindicated); statin; aspirin; prevention: aspirin + clopidogrel, more effective together </w:t>
+        <w:t xml:space="preserve">Sublingual nitroglycerin (venodilator: ↓ preload → ↓ wall stress → ↓ oxygen demand; also dilates arteries); call EMS (emergency medical services) if the pain is not better 5 min after the first dose; further doses can be taken every 5 min, up to three, while waiting for help (the slide says call if no relief after a dose or after 3 doses); lifestyle modification; beta-blocker (calcium channel blocker if contraindicated); statin; aspirin; prevention: aspirin alone is standard, and clopidogrel is the alternative if aspirin cannot be taken; aspirin plus clopidogrel together is used after an acute coronary syndrome or a stent, not routinely for chronic stable angina (the slide says they are more effective together) </w:t>
       </w:r>
       <w:r>
         <w:rPr>
@@ -14021,7 +14021,7 @@
           <w:b w:val="0"/>
           <w:i w:val="0"/>
         </w:rPr>
-        <w:t xml:space="preserve">; GP (glycoprotein) IIb/IIIa inhibitors have fallen out of favor. PCI (angioplasty, atherectomy, stent) or CABG (coronary artery bypass graft: mammary or radial ARTERY first, great saphenous vein only if an artery cannot be used). Post-MI: </w:t>
+        <w:t xml:space="preserve">; GP (glycoprotein) IIb/IIIa inhibitors have fallen out of favor. PCI (angioplasty, atherectomy, stent) or CABG (coronary artery bypass graft: mammary or radial ARTERY first, the great saphenous vein is also commonly used, especially for additional vessels or when an artery cannot be used; the slide says vein only if an artery cannot be used). Post-MI: </w:t>
       </w:r>
       <w:r>
         <w:rPr>
@@ -14801,7 +14801,7 @@
           <w:b w:val="0"/>
           <w:i w:val="0"/>
         </w:rPr>
-        <w:t xml:space="preserve"> (diltiazem, amlodipine); AVOID nonselective beta-blockers, aspirin, triptans </w:t>
+        <w:t xml:space="preserve"> (diltiazem, amlodipine); AVOID nonselective beta-blockers and triptans; high-dose aspirin may worsen spasm, but low-dose aspirin is usually continued if there is also atherosclerotic coronary disease (the slide says avoid aspirin) </w:t>
       </w:r>
       <w:r>
         <w:rPr>
@@ -15183,7 +15183,7 @@
           <w:b w:val="0"/>
           <w:i w:val="0"/>
         </w:rPr>
-        <w:t xml:space="preserve">All HF has a cardiomyopathy etiology: ischemic cardiomyopathy (myocardial infarction, chronic ischemia, hypoperfusion/shock) vs non-ischemic (hypertension, valvular disease, most often aortic stenosis; dilated, hypertrophic, restrictive, peripartum, septic, arrhythmogenic, Takotsubo cardiomyopathy; congenital heart disease; toxins such as alcohol and chemotherapy; diabetes, thyroid disease, rheumatoid arthritis, lupus) </w:t>
+        <w:t xml:space="preserve">Most HF comes from a problem of the heart muscle or the load on it, sorted into two groups (the slide says all HF has a cardiomyopathy etiology): ischemic cardiomyopathy (myocardial infarction, chronic ischemia, hypoperfusion/shock) vs non-ischemic (hypertension, valvular disease, most often aortic stenosis; dilated, hypertrophic, restrictive, peripartum, septic, arrhythmogenic, Takotsubo cardiomyopathy; congenital heart disease; toxins such as alcohol and chemotherapy; diabetes, thyroid disease, rheumatoid arthritis, lupus) </w:t>
       </w:r>
       <w:r>
         <w:rPr>
@@ -15288,7 +15288,7 @@
           <w:b w:val="0"/>
           <w:i w:val="0"/>
         </w:rPr>
-        <w:t xml:space="preserve">Clinical diagnosis: HF signs/symptoms + elevated BNP (B-type natriuretic peptide) or cardiogenic congestion; chest X-ray (pleural effusion, cephalization, Kerley B lines (short horizontal lines at the lung edges), ↑cardiothoracic ratio); echo (most accurate structures); MUGA (multigated acquisition scan; most accurate EF (ejection fraction)); CBC (complete blood count), CMP (comprehensive metabolic panel: potassium, renal function), troponin; ECG (electrocardiogram): ischemia, LVH (left ventricular hypertrophy), right heart strain; BNP &lt;100 rules out acute HF, &gt;400 likely HF; NT-proBNP (N-terminal pro-BNP) &gt;125 under 75 y, &gt;450 over 75 y likely HF </w:t>
+        <w:t xml:space="preserve">Clinical diagnosis: HF signs/symptoms + elevated BNP (B-type natriuretic peptide) or cardiogenic congestion; chest X-ray (pleural effusion, cephalization, Kerley B lines (short horizontal lines at the lung edges), ↑cardiothoracic ratio); echo (most accurate structures); MUGA (multigated acquisition scan; a very accurate and reproducible measure of EF (ejection fraction); if it disagrees with the echo on EF, trust the MUGA; the slide calls it the most accurate); CBC (complete blood count), CMP (comprehensive metabolic panel: potassium, renal function), troponin; ECG (electrocardiogram): ischemia, LVH (left ventricular hypertrophy), right heart strain; BNP &lt;100 rules out acute HF, &gt;400 likely HF; NT-proBNP (N-terminal pro-BNP): likely acute HF above 450 if younger than 50, above 900 if 50 to 75, above 1800 if older than 75; in a stable outpatient, under 125 makes HF unlikely (the slide gives &gt;125 under 75 y and &gt;450 over 75 y as "likely HF"; 125 is a rule-out value, not a rule-in value) </w:t>
       </w:r>
       <w:r>
         <w:rPr>
@@ -15309,7 +15309,7 @@
           <w:b w:val="0"/>
           <w:i w:val="0"/>
         </w:rPr>
-        <w:t xml:space="preserve">Goals: fewer symptoms, longer survival, slower progression; GDMT (guideline-directed medical therapy): diuretics (hydrochlorothiazide, metolazone, furosemide, bumetanide), ACEi (angiotensin-converting enzyme inhibitor: lisinopril, enalapril), ARB (angiotensin receptor blocker: losartan, valsartan, irbesartan), ARNI (angiotensin receptor-neprilysin inhibitor: valsartan/sacubitril), beta blocker (metoprolol, atenolol, propranolol), SGLT2i (sodium-glucose cotransporter 2 inhibitor: dapagliflozin, empagliflozin), MRA (mineralocorticoid receptor antagonist: spironolactone, eplerenone), nitrates; avoid calcium channel blockers (deck: dihydropyridines contraindicated, non-dihydropyridines avoid); inotropes in the intensive care unit only; 2022 stages: A SGLT2i in diabetes; B SGLT2i in diabetes, ACEi (ARB if intolerant), beta blocker; ICD (implantable cardioverter-defibrillator) if LVEF (left ventricular ejection fraction) ≤35%, NYHA (New York Heart Association) II–III on optimal GDMT, life expectancy ≥1 y </w:t>
+        <w:t xml:space="preserve">Goals: fewer symptoms, longer survival, slower progression; GDMT (guideline-directed medical therapy): diuretics (hydrochlorothiazide, metolazone, furosemide, bumetanide), ACEi (angiotensin-converting enzyme inhibitor: lisinopril, enalapril), ARB (angiotensin receptor blocker: losartan, valsartan, irbesartan), ARNI (angiotensin receptor-neprilysin inhibitor: valsartan/sacubitril), beta blocker (metoprolol, atenolol, propranolol), SGLT2i (sodium-glucose cotransporter 2 inhibitor: dapagliflozin, empagliflozin), MRA (mineralocorticoid receptor antagonist: spironolactone, eplerenone), nitrates; avoid the non-dihydropyridine calcium channel blockers (verapamil, diltiazem) in HFrEF; amlodipine is neutral (the deck says to avoid calcium channel blockers: dihydropyridines contraindicated, non-dihydropyridines avoid); inotropes in the intensive care unit only; 2022 stages: A SGLT2i in diabetes; B SGLT2i in diabetes, ACEi (ARB if intolerant), beta blocker; ICD (implantable cardioverter-defibrillator) if LVEF (left ventricular ejection fraction) ≤35%, NYHA (New York Heart Association) II–III on optimal GDMT, life expectancy ≥1 y </w:t>
       </w:r>
       <w:r>
         <w:rPr>
@@ -15436,7 +15436,7 @@
           <w:b w:val="0"/>
           <w:i w:val="0"/>
         </w:rPr>
-        <w:t xml:space="preserve">As for all HF (heart failure): a cardiomyopathy etiology, ischemic or non-ischemic </w:t>
+        <w:t xml:space="preserve">As for all HF (heart failure): a problem of the heart muscle or the load on it, ischemic or non-ischemic </w:t>
       </w:r>
       <w:r>
         <w:rPr>
@@ -15492,7 +15492,7 @@
           <w:b w:val="0"/>
           <w:i w:val="0"/>
         </w:rPr>
-        <w:t xml:space="preserve">Systolic dysfunction from ischemic/dilated cardiomyopathy, or diastolic dysfunction from hypertrophic cardiomyopathy (see HFrEF and HFpEF cards) </w:t>
+        <w:t xml:space="preserve">Systolic dysfunction from ischemic/dilated cardiomyopathy, or diastolic dysfunction from a thickened ventricle (hypertensive heart disease or hypertrophic cardiomyopathy) (see HFrEF and HFpEF cards) </w:t>
       </w:r>
       <w:r>
         <w:rPr>
@@ -15513,7 +15513,7 @@
           <w:b w:val="0"/>
           <w:i w:val="0"/>
         </w:rPr>
-        <w:t xml:space="preserve">S3 (rapid ventricular filling sound) and S4 (atrial contraction sound); systolic: normal/low blood pressure, S3, pulmonary edema; diastolic: hypertension, S4, peripheral then pulmonary edema </w:t>
+        <w:t xml:space="preserve">S3 (rapid ventricular filling sound) and S4 (atrial contraction sound); systolic: normal/low blood pressure, S3, pulmonary edema; diastolic: hypertension, S4, pulmonary congestion as in systolic failure, and leg swelling can also occur (the slide says peripheral then pulmonary edema) </w:t>
       </w:r>
       <w:r>
         <w:rPr>
@@ -15593,7 +15593,7 @@
           <w:b w:val="0"/>
           <w:i w:val="0"/>
         </w:rPr>
-        <w:t>★ Slide 9 lists the etiologies and worse prognosis under 'Important to know'</w:t>
+        <w:t>★ Slide 9 lists the etiologies and a prognosis statement (much worse than left-sided; not established) under 'Important to know'</w:t>
       </w:r>
     </w:p>
     <w:p>
@@ -15801,7 +15801,7 @@
           <w:b w:val="0"/>
           <w:i w:val="0"/>
         </w:rPr>
-        <w:t xml:space="preserve">Prognosis much worse than left-sided HF </w:t>
+        <w:t xml:space="preserve">Right-sided HF generally carries a poor prognosis, and the outlook depends on the cause (the slide says much worse than left-sided HF) </w:t>
       </w:r>
       <w:r>
         <w:rPr>
@@ -16174,7 +16174,7 @@
           <w:b w:val="0"/>
           <w:i w:val="0"/>
         </w:rPr>
-        <w:t xml:space="preserve">Reduced EF (ejection fraction, ≤40%) on echo (MUGA (multigated acquisition scan) most accurate EF); add an elevated BNP (B-type natriuretic peptide) = "slam dunk" </w:t>
+        <w:t xml:space="preserve">Reduced EF (ejection fraction, ≤40%) on echo (MUGA (multigated acquisition scan) is a very accurate, reproducible EF measure; the slide calls it the most accurate); add an elevated BNP (B-type natriuretic peptide) = "slam dunk" </w:t>
       </w:r>
       <w:r>
         <w:rPr>
@@ -16322,7 +16322,7 @@
           <w:b w:val="0"/>
           <w:i w:val="0"/>
         </w:rPr>
-        <w:t xml:space="preserve">Hypertrophic cardiomyopathy (hypertension → hypertrophy) </w:t>
+        <w:t xml:space="preserve">A heart thickened by long-standing hypertension (hypertensive heart disease) or hypertrophic cardiomyopathy (the slide attributes hypertrophic cardiomyopathy to hypertension) </w:t>
       </w:r>
       <w:r>
         <w:rPr>
@@ -16371,7 +16371,7 @@
           <w:b w:val="0"/>
           <w:i w:val="0"/>
         </w:rPr>
-        <w:t xml:space="preserve">Hypertrophic cardiomyopathy: enlarged, thickened muscle; more muscle = strong contraction but poor relaxation; decreased filling; echo LVH (left ventricular hypertrophy) = wall &gt;10 mm </w:t>
+        <w:t xml:space="preserve">Thickened heart (hypertensive heart disease or hypertrophic cardiomyopathy): enlarged, thickened muscle; more muscle = strong contraction but poor relaxation; decreased filling; echo LVH (left ventricular hypertrophy) = wall &gt;10 mm </w:t>
       </w:r>
       <w:r>
         <w:rPr>
@@ -16392,7 +16392,7 @@
           <w:b w:val="0"/>
           <w:i w:val="0"/>
         </w:rPr>
-        <w:t xml:space="preserve">Hypertension; S4 (strong left atrial contraction against a stiff hypertrophic left ventricle); peripheral edema → pulmonary edema </w:t>
+        <w:t xml:space="preserve">Hypertension; S4 (strong left atrial contraction against a stiff hypertrophic left ventricle); exertional breathlessness with lung congestion, as in systolic failure, often with leg swelling too (the slide says peripheral edema, then pulmonary edema) </w:t>
       </w:r>
       <w:r>
         <w:rPr>
